--- a/ar/catalogue.docx
+++ b/ar/catalogue.docx
@@ -6,7 +6,7 @@
       <w:pPr>
         <w:pStyle w:val="note"/>
         <w:bidi/>
-        <w:divId w:val="2117140853"/>
+        <w:divId w:val="733744263"/>
         <w:rPr>
           <w:rFonts w:ascii="Segoe UI" w:hAnsi="Segoe UI" w:cs="Segoe UI"/>
           <w:lang/>
@@ -545,7 +545,7 @@
       <w:pPr>
         <w:pStyle w:val="note"/>
         <w:bidi/>
-        <w:divId w:val="2117140853"/>
+        <w:divId w:val="733744263"/>
         <w:rPr>
           <w:rFonts w:ascii="Segoe UI" w:hAnsi="Segoe UI" w:cs="Segoe UI"/>
           <w:rtl/>
@@ -832,7 +832,7 @@
       <w:pPr>
         <w:pStyle w:val="1"/>
         <w:bidi/>
-        <w:divId w:val="2117140853"/>
+        <w:divId w:val="733744263"/>
         <w:rPr>
           <w:rFonts w:ascii="Segoe UI" w:eastAsia="Times New Roman" w:hAnsi="Segoe UI" w:cs="Segoe UI"/>
           <w:rtl/>
@@ -1004,7 +1004,7 @@
       <w:pPr>
         <w:pStyle w:val="2"/>
         <w:bidi/>
-        <w:divId w:val="2117140853"/>
+        <w:divId w:val="733744263"/>
         <w:rPr>
           <w:rFonts w:ascii="Segoe UI" w:eastAsia="Times New Roman" w:hAnsi="Segoe UI" w:cs="Segoe UI"/>
           <w:rtl/>
@@ -1088,7 +1088,7 @@
       <w:pPr>
         <w:pStyle w:val="note"/>
         <w:bidi/>
-        <w:divId w:val="2117140853"/>
+        <w:divId w:val="733744263"/>
         <w:rPr>
           <w:rFonts w:ascii="Segoe UI" w:hAnsi="Segoe UI" w:cs="Segoe UI"/>
           <w:rtl/>
@@ -1155,7 +1155,7 @@
       <w:pPr>
         <w:pStyle w:val="a7"/>
         <w:bidi/>
-        <w:divId w:val="2117140853"/>
+        <w:divId w:val="733744263"/>
         <w:rPr>
           <w:rFonts w:ascii="Segoe UI" w:hAnsi="Segoe UI" w:cs="Segoe UI"/>
           <w:color w:val="1C1C1C"/>
@@ -1321,7 +1321,7 @@
       <w:pPr>
         <w:pStyle w:val="a7"/>
         <w:bidi/>
-        <w:divId w:val="2117140853"/>
+        <w:divId w:val="733744263"/>
         <w:rPr>
           <w:rFonts w:ascii="Segoe UI" w:hAnsi="Segoe UI" w:cs="Segoe UI"/>
           <w:color w:val="1C1C1C"/>
@@ -1481,6 +1481,42 @@
           <w:lang/>
         </w:rPr>
         <w:t>سنوات</w:t>
+      </w:r>
+      <w:r>
+        <w:rPr>
+          <w:rFonts w:ascii="Segoe UI" w:hAnsi="Segoe UI" w:cs="Segoe UI" w:hint="cs"/>
+          <w:color w:val="1C1C1C"/>
+          <w:rtl/>
+          <w:lang/>
+        </w:rPr>
+        <w:t xml:space="preserve"> </w:t>
+      </w:r>
+      <w:r>
+        <w:rPr>
+          <w:rFonts w:ascii="Tahoma" w:hAnsi="Tahoma" w:cs="Tahoma" w:hint="cs"/>
+          <w:color w:val="1C1C1C"/>
+          <w:rtl/>
+          <w:lang/>
+        </w:rPr>
+        <w:t>وما</w:t>
+      </w:r>
+      <w:r>
+        <w:rPr>
+          <w:rFonts w:ascii="Segoe UI" w:hAnsi="Segoe UI" w:cs="Segoe UI" w:hint="cs"/>
+          <w:color w:val="1C1C1C"/>
+          <w:rtl/>
+          <w:lang/>
+        </w:rPr>
+        <w:t xml:space="preserve"> </w:t>
+      </w:r>
+      <w:r>
+        <w:rPr>
+          <w:rFonts w:ascii="Tahoma" w:hAnsi="Tahoma" w:cs="Tahoma" w:hint="cs"/>
+          <w:color w:val="1C1C1C"/>
+          <w:rtl/>
+          <w:lang/>
+        </w:rPr>
+        <w:t>بعدها</w:t>
       </w:r>
       <w:r>
         <w:rPr>
@@ -1712,7 +1748,7 @@
       <w:pPr>
         <w:pStyle w:val="3"/>
         <w:bidi/>
-        <w:divId w:val="2117140853"/>
+        <w:divId w:val="733744263"/>
         <w:rPr>
           <w:rFonts w:ascii="Segoe UI" w:eastAsia="Times New Roman" w:hAnsi="Segoe UI" w:cs="Segoe UI"/>
           <w:rtl/>
@@ -1796,7 +1832,7 @@
       <w:pPr>
         <w:pStyle w:val="a7"/>
         <w:bidi/>
-        <w:divId w:val="2117140853"/>
+        <w:divId w:val="733744263"/>
         <w:rPr>
           <w:rFonts w:ascii="Segoe UI" w:hAnsi="Segoe UI" w:cs="Segoe UI"/>
           <w:color w:val="1C1C1C"/>
@@ -1901,7 +1937,16 @@
           <w:rtl/>
           <w:lang/>
         </w:rPr>
-        <w:t>على</w:t>
+        <w:t>ع</w:t>
+      </w:r>
+      <w:r>
+        <w:rPr>
+          <w:rFonts w:ascii="Tahoma" w:hAnsi="Tahoma" w:cs="Tahoma" w:hint="cs"/>
+          <w:color w:val="1C1C1C"/>
+          <w:rtl/>
+          <w:lang/>
+        </w:rPr>
+        <w:t>لى</w:t>
       </w:r>
       <w:r>
         <w:rPr>
@@ -1937,16 +1982,7 @@
           <w:rtl/>
           <w:lang/>
         </w:rPr>
-        <w:t>ح</w:t>
-      </w:r>
-      <w:r>
-        <w:rPr>
-          <w:rFonts w:ascii="Tahoma" w:hAnsi="Tahoma" w:cs="Tahoma" w:hint="cs"/>
-          <w:color w:val="1C1C1C"/>
-          <w:rtl/>
-          <w:lang/>
-        </w:rPr>
-        <w:t>لزوناً</w:t>
+        <w:t>حلزوناً</w:t>
       </w:r>
       <w:r>
         <w:rPr>
@@ -2430,7 +2466,7 @@
       <w:pPr>
         <w:pStyle w:val="3"/>
         <w:bidi/>
-        <w:divId w:val="2117140853"/>
+        <w:divId w:val="733744263"/>
         <w:rPr>
           <w:rFonts w:ascii="Segoe UI" w:eastAsia="Times New Roman" w:hAnsi="Segoe UI" w:cs="Segoe UI"/>
           <w:rtl/>
@@ -2530,7 +2566,7 @@
       <w:pPr>
         <w:pStyle w:val="a7"/>
         <w:bidi/>
-        <w:divId w:val="2117140853"/>
+        <w:divId w:val="733744263"/>
         <w:rPr>
           <w:rFonts w:ascii="Segoe UI" w:hAnsi="Segoe UI" w:cs="Segoe UI"/>
           <w:color w:val="1C1C1C"/>
@@ -2545,7 +2581,25 @@
           <w:rtl/>
           <w:lang/>
         </w:rPr>
-        <w:t>الرسم</w:t>
+        <w:t>البرمجة</w:t>
+      </w:r>
+      <w:r>
+        <w:rPr>
+          <w:rFonts w:ascii="Segoe UI" w:hAnsi="Segoe UI" w:cs="Segoe UI" w:hint="cs"/>
+          <w:color w:val="1C1C1C"/>
+          <w:rtl/>
+          <w:lang/>
+        </w:rPr>
+        <w:t xml:space="preserve"> </w:t>
+      </w:r>
+      <w:r>
+        <w:rPr>
+          <w:rFonts w:ascii="Tahoma" w:hAnsi="Tahoma" w:cs="Tahoma" w:hint="cs"/>
+          <w:color w:val="1C1C1C"/>
+          <w:rtl/>
+          <w:lang/>
+        </w:rPr>
+        <w:t>والرسم</w:t>
       </w:r>
       <w:r>
         <w:rPr>
@@ -2653,7 +2707,16 @@
           <w:rtl/>
           <w:lang/>
         </w:rPr>
-        <w:t>ضمن</w:t>
+        <w:t>ض</w:t>
+      </w:r>
+      <w:r>
+        <w:rPr>
+          <w:rFonts w:ascii="Tahoma" w:hAnsi="Tahoma" w:cs="Tahoma" w:hint="cs"/>
+          <w:color w:val="1C1C1C"/>
+          <w:rtl/>
+          <w:lang/>
+        </w:rPr>
+        <w:t>من</w:t>
       </w:r>
       <w:r>
         <w:rPr>
@@ -2689,16 +2752,7 @@
           <w:rtl/>
           <w:lang/>
         </w:rPr>
-        <w:t>الأساسي</w:t>
-      </w:r>
-      <w:r>
-        <w:rPr>
-          <w:rFonts w:ascii="Tahoma" w:hAnsi="Tahoma" w:cs="Tahoma" w:hint="cs"/>
-          <w:color w:val="1C1C1C"/>
-          <w:rtl/>
-          <w:lang/>
-        </w:rPr>
-        <w:t>ة</w:t>
+        <w:t>الأساسية</w:t>
       </w:r>
       <w:r>
         <w:rPr>
@@ -3094,97 +3148,61 @@
           <w:rtl/>
           <w:lang/>
         </w:rPr>
-        <w:t>حاجة</w:t>
-      </w:r>
-      <w:r>
-        <w:rPr>
-          <w:rFonts w:ascii="Segoe UI" w:hAnsi="Segoe UI" w:cs="Segoe UI" w:hint="cs"/>
-          <w:color w:val="1C1C1C"/>
-          <w:rtl/>
-          <w:lang/>
-        </w:rPr>
-        <w:t xml:space="preserve"> </w:t>
-      </w:r>
-      <w:r>
-        <w:rPr>
-          <w:rFonts w:ascii="Tahoma" w:hAnsi="Tahoma" w:cs="Tahoma" w:hint="cs"/>
-          <w:color w:val="1C1C1C"/>
-          <w:rtl/>
-          <w:lang/>
-        </w:rPr>
-        <w:t>إلى</w:t>
-      </w:r>
-      <w:r>
-        <w:rPr>
-          <w:rFonts w:ascii="Segoe UI" w:hAnsi="Segoe UI" w:cs="Segoe UI" w:hint="cs"/>
-          <w:color w:val="1C1C1C"/>
-          <w:rtl/>
-          <w:lang/>
-        </w:rPr>
-        <w:t xml:space="preserve"> </w:t>
-      </w:r>
-      <w:r>
-        <w:rPr>
-          <w:rFonts w:ascii="Tahoma" w:hAnsi="Tahoma" w:cs="Tahoma" w:hint="cs"/>
-          <w:color w:val="1C1C1C"/>
-          <w:rtl/>
-          <w:lang/>
-        </w:rPr>
-        <w:t>ميزانية</w:t>
-      </w:r>
-      <w:r>
-        <w:rPr>
-          <w:rFonts w:ascii="Segoe UI" w:hAnsi="Segoe UI" w:cs="Segoe UI" w:hint="cs"/>
-          <w:color w:val="1C1C1C"/>
-          <w:rtl/>
-          <w:lang/>
-        </w:rPr>
-        <w:t xml:space="preserve"> </w:t>
-      </w:r>
-      <w:r>
-        <w:rPr>
-          <w:rFonts w:ascii="Tahoma" w:hAnsi="Tahoma" w:cs="Tahoma" w:hint="cs"/>
-          <w:color w:val="1C1C1C"/>
-          <w:rtl/>
-          <w:lang/>
-        </w:rPr>
-        <w:t>ثانية</w:t>
-      </w:r>
-      <w:r>
-        <w:rPr>
-          <w:rFonts w:ascii="Segoe UI" w:hAnsi="Segoe UI" w:cs="Segoe UI" w:hint="cs"/>
-          <w:color w:val="1C1C1C"/>
-          <w:rtl/>
-          <w:lang/>
-        </w:rPr>
-        <w:t xml:space="preserve"> </w:t>
-      </w:r>
-      <w:r>
-        <w:rPr>
-          <w:rFonts w:ascii="Tahoma" w:hAnsi="Tahoma" w:cs="Tahoma" w:hint="cs"/>
-          <w:color w:val="1C1C1C"/>
-          <w:rtl/>
-          <w:lang/>
-        </w:rPr>
-        <w:t>للمشتريات</w:t>
-      </w:r>
-      <w:r>
-        <w:rPr>
-          <w:rFonts w:ascii="Segoe UI" w:hAnsi="Segoe UI" w:cs="Segoe UI" w:hint="cs"/>
-          <w:color w:val="1C1C1C"/>
-          <w:rtl/>
-          <w:lang/>
-        </w:rPr>
-        <w:t xml:space="preserve"> </w:t>
-      </w:r>
-      <w:r>
-        <w:rPr>
-          <w:rFonts w:ascii="Tahoma" w:hAnsi="Tahoma" w:cs="Tahoma" w:hint="cs"/>
-          <w:color w:val="1C1C1C"/>
-          <w:rtl/>
-          <w:lang/>
-        </w:rPr>
-        <w:t>الإضافية</w:t>
+        <w:t>شيء</w:t>
+      </w:r>
+      <w:r>
+        <w:rPr>
+          <w:rFonts w:ascii="Segoe UI" w:hAnsi="Segoe UI" w:cs="Segoe UI" w:hint="cs"/>
+          <w:color w:val="1C1C1C"/>
+          <w:rtl/>
+          <w:lang/>
+        </w:rPr>
+        <w:t xml:space="preserve"> </w:t>
+      </w:r>
+      <w:r>
+        <w:rPr>
+          <w:rFonts w:ascii="Tahoma" w:hAnsi="Tahoma" w:cs="Tahoma" w:hint="cs"/>
+          <w:color w:val="1C1C1C"/>
+          <w:rtl/>
+          <w:lang/>
+        </w:rPr>
+        <w:t>يستدعي</w:t>
+      </w:r>
+      <w:r>
+        <w:rPr>
+          <w:rFonts w:ascii="Segoe UI" w:hAnsi="Segoe UI" w:cs="Segoe UI" w:hint="cs"/>
+          <w:color w:val="1C1C1C"/>
+          <w:rtl/>
+          <w:lang/>
+        </w:rPr>
+        <w:t xml:space="preserve"> </w:t>
+      </w:r>
+      <w:r>
+        <w:rPr>
+          <w:rFonts w:ascii="Tahoma" w:hAnsi="Tahoma" w:cs="Tahoma" w:hint="cs"/>
+          <w:color w:val="1C1C1C"/>
+          <w:rtl/>
+          <w:lang/>
+        </w:rPr>
+        <w:t>دفعاً</w:t>
+      </w:r>
+      <w:r>
+        <w:rPr>
+          <w:rFonts w:ascii="Segoe UI" w:hAnsi="Segoe UI" w:cs="Segoe UI" w:hint="cs"/>
+          <w:color w:val="1C1C1C"/>
+          <w:rtl/>
+          <w:lang/>
+        </w:rPr>
+        <w:t xml:space="preserve"> </w:t>
+      </w:r>
+      <w:r>
+        <w:rPr>
+          <w:rFonts w:ascii="Tahoma" w:hAnsi="Tahoma" w:cs="Tahoma" w:hint="cs"/>
+          <w:color w:val="1C1C1C"/>
+          <w:rtl/>
+          <w:lang/>
+        </w:rPr>
+        <w:t>إضافياً</w:t>
       </w:r>
       <w:r>
         <w:rPr>
@@ -3200,7 +3218,7 @@
       <w:pPr>
         <w:pStyle w:val="3"/>
         <w:bidi/>
-        <w:divId w:val="2117140853"/>
+        <w:divId w:val="733744263"/>
         <w:rPr>
           <w:rFonts w:ascii="Segoe UI" w:eastAsia="Times New Roman" w:hAnsi="Segoe UI" w:cs="Segoe UI"/>
           <w:rtl/>
@@ -3268,7 +3286,7 @@
       <w:pPr>
         <w:pStyle w:val="a7"/>
         <w:bidi/>
-        <w:divId w:val="2117140853"/>
+        <w:divId w:val="733744263"/>
         <w:rPr>
           <w:rFonts w:ascii="Segoe UI" w:hAnsi="Segoe UI" w:cs="Segoe UI"/>
           <w:color w:val="1C1C1C"/>
@@ -3485,30 +3503,21 @@
       </w:r>
       <w:r>
         <w:rPr>
-          <w:rFonts w:ascii="Segoe UI" w:hAnsi="Segoe UI" w:cs="Segoe UI" w:hint="cs"/>
-          <w:color w:val="1C1C1C"/>
-          <w:rtl/>
-          <w:lang/>
-        </w:rPr>
-        <w:t xml:space="preserve"> </w:t>
-      </w:r>
-      <w:r>
-        <w:rPr>
-          <w:rFonts w:ascii="Tahoma" w:hAnsi="Tahoma" w:cs="Tahoma" w:hint="cs"/>
-          <w:color w:val="1C1C1C"/>
-          <w:rtl/>
-          <w:lang/>
-        </w:rPr>
-        <w:t>أ</w:t>
-      </w:r>
-      <w:r>
-        <w:rPr>
-          <w:rFonts w:ascii="Tahoma" w:hAnsi="Tahoma" w:cs="Tahoma" w:hint="cs"/>
-          <w:color w:val="1C1C1C"/>
-          <w:rtl/>
-          <w:lang/>
-        </w:rPr>
-        <w:t>و</w:t>
+          <w:rFonts w:ascii="Segoe UI" w:hAnsi="Segoe UI" w:cs="Segoe UI"/>
+          <w:color w:val="1C1C1C"/>
+          <w:rtl/>
+          <w:lang/>
+        </w:rPr>
+        <w:t xml:space="preserve"> </w:t>
+      </w:r>
+      <w:r>
+        <w:rPr>
+          <w:rFonts w:ascii="Tahoma" w:hAnsi="Tahoma" w:cs="Tahoma" w:hint="cs"/>
+          <w:color w:val="1C1C1C"/>
+          <w:rtl/>
+          <w:lang/>
+        </w:rPr>
+        <w:t>أو</w:t>
       </w:r>
       <w:r>
         <w:rPr>
@@ -3866,7 +3875,7 @@
       <w:pPr>
         <w:pStyle w:val="note"/>
         <w:bidi/>
-        <w:divId w:val="2117140853"/>
+        <w:divId w:val="733744263"/>
         <w:rPr>
           <w:rFonts w:ascii="Segoe UI" w:hAnsi="Segoe UI" w:cs="Segoe UI"/>
           <w:rtl/>
@@ -3999,7 +4008,7 @@
       <w:pPr>
         <w:pStyle w:val="3"/>
         <w:bidi/>
-        <w:divId w:val="2117140853"/>
+        <w:divId w:val="733744263"/>
         <w:rPr>
           <w:rFonts w:ascii="Segoe UI" w:eastAsia="Times New Roman" w:hAnsi="Segoe UI" w:cs="Segoe UI"/>
           <w:rtl/>
@@ -4083,7 +4092,7 @@
       <w:pPr>
         <w:pStyle w:val="a7"/>
         <w:bidi/>
-        <w:divId w:val="2117140853"/>
+        <w:divId w:val="733744263"/>
         <w:rPr>
           <w:rFonts w:ascii="Segoe UI" w:hAnsi="Segoe UI" w:cs="Segoe UI"/>
           <w:color w:val="1C1C1C"/>
@@ -4170,16 +4179,16 @@
           <w:rtl/>
           <w:lang/>
         </w:rPr>
-        <w:t>البرن</w:t>
-      </w:r>
-      <w:r>
-        <w:rPr>
-          <w:rFonts w:ascii="Tahoma" w:hAnsi="Tahoma" w:cs="Tahoma" w:hint="cs"/>
-          <w:color w:val="1C1C1C"/>
-          <w:rtl/>
-          <w:lang/>
-        </w:rPr>
-        <w:t>امج</w:t>
+        <w:t>الب</w:t>
+      </w:r>
+      <w:r>
+        <w:rPr>
+          <w:rFonts w:ascii="Tahoma" w:hAnsi="Tahoma" w:cs="Tahoma" w:hint="cs"/>
+          <w:color w:val="1C1C1C"/>
+          <w:rtl/>
+          <w:lang/>
+        </w:rPr>
+        <w:t>رنامج</w:t>
       </w:r>
       <w:r>
         <w:rPr>
@@ -4899,11 +4908,20 @@
           <w:rtl/>
           <w:lang/>
         </w:rPr>
-        <w:t>يجمّع</w:t>
-      </w:r>
-      <w:r>
-        <w:rPr>
-          <w:rFonts w:ascii="Segoe UI" w:hAnsi="Segoe UI" w:cs="Segoe UI"/>
+        <w:t>يجم</w:t>
+      </w:r>
+      <w:r>
+        <w:rPr>
+          <w:rFonts w:ascii="Tahoma" w:hAnsi="Tahoma" w:cs="Tahoma" w:hint="cs"/>
+          <w:color w:val="1C1C1C"/>
+          <w:rtl/>
+          <w:lang/>
+        </w:rPr>
+        <w:t>ّع</w:t>
+      </w:r>
+      <w:r>
+        <w:rPr>
+          <w:rFonts w:ascii="Segoe UI" w:hAnsi="Segoe UI" w:cs="Segoe UI" w:hint="cs"/>
           <w:color w:val="1C1C1C"/>
           <w:rtl/>
           <w:lang/>
@@ -5041,7 +5059,7 @@
       <w:pPr>
         <w:pStyle w:val="3"/>
         <w:bidi/>
-        <w:divId w:val="2117140853"/>
+        <w:divId w:val="733744263"/>
         <w:rPr>
           <w:rFonts w:ascii="Segoe UI" w:eastAsia="Times New Roman" w:hAnsi="Segoe UI" w:cs="Segoe UI"/>
           <w:rtl/>
@@ -5109,7 +5127,7 @@
       <w:pPr>
         <w:pStyle w:val="a7"/>
         <w:bidi/>
-        <w:divId w:val="2117140853"/>
+        <w:divId w:val="733744263"/>
         <w:rPr>
           <w:rFonts w:ascii="Segoe UI" w:hAnsi="Segoe UI" w:cs="Segoe UI"/>
           <w:color w:val="1C1C1C"/>
@@ -5668,30 +5686,21 @@
       </w:r>
       <w:r>
         <w:rPr>
-          <w:rFonts w:ascii="Segoe UI" w:hAnsi="Segoe UI" w:cs="Segoe UI" w:hint="cs"/>
-          <w:color w:val="1C1C1C"/>
-          <w:rtl/>
-          <w:lang/>
-        </w:rPr>
-        <w:t xml:space="preserve"> </w:t>
-      </w:r>
-      <w:r>
-        <w:rPr>
-          <w:rFonts w:ascii="Tahoma" w:hAnsi="Tahoma" w:cs="Tahoma" w:hint="cs"/>
-          <w:color w:val="1C1C1C"/>
-          <w:rtl/>
-          <w:lang/>
-        </w:rPr>
-        <w:t>ا</w:t>
-      </w:r>
-      <w:r>
-        <w:rPr>
-          <w:rFonts w:ascii="Tahoma" w:hAnsi="Tahoma" w:cs="Tahoma" w:hint="cs"/>
-          <w:color w:val="1C1C1C"/>
-          <w:rtl/>
-          <w:lang/>
-        </w:rPr>
-        <w:t>لقلم</w:t>
+          <w:rFonts w:ascii="Segoe UI" w:hAnsi="Segoe UI" w:cs="Segoe UI"/>
+          <w:color w:val="1C1C1C"/>
+          <w:rtl/>
+          <w:lang/>
+        </w:rPr>
+        <w:t xml:space="preserve"> </w:t>
+      </w:r>
+      <w:r>
+        <w:rPr>
+          <w:rFonts w:ascii="Tahoma" w:hAnsi="Tahoma" w:cs="Tahoma" w:hint="cs"/>
+          <w:color w:val="1C1C1C"/>
+          <w:rtl/>
+          <w:lang/>
+        </w:rPr>
+        <w:t>القلم</w:t>
       </w:r>
       <w:r>
         <w:rPr>
@@ -5869,7 +5878,7 @@
       <w:pPr>
         <w:pStyle w:val="3"/>
         <w:bidi/>
-        <w:divId w:val="2117140853"/>
+        <w:divId w:val="733744263"/>
         <w:rPr>
           <w:rFonts w:ascii="Segoe UI" w:eastAsia="Times New Roman" w:hAnsi="Segoe UI" w:cs="Segoe UI"/>
           <w:rtl/>
@@ -5921,7 +5930,7 @@
       <w:pPr>
         <w:pStyle w:val="a7"/>
         <w:bidi/>
-        <w:divId w:val="2117140853"/>
+        <w:divId w:val="733744263"/>
         <w:rPr>
           <w:rFonts w:ascii="Segoe UI" w:hAnsi="Segoe UI" w:cs="Segoe UI"/>
           <w:color w:val="1C1C1C"/>
@@ -6440,7 +6449,16 @@
           <w:rtl/>
           <w:lang/>
         </w:rPr>
-        <w:t>يسمّي</w:t>
+        <w:t>يسمّ</w:t>
+      </w:r>
+      <w:r>
+        <w:rPr>
+          <w:rFonts w:ascii="Tahoma" w:hAnsi="Tahoma" w:cs="Tahoma" w:hint="cs"/>
+          <w:color w:val="1C1C1C"/>
+          <w:rtl/>
+          <w:lang/>
+        </w:rPr>
+        <w:t>ي</w:t>
       </w:r>
       <w:r>
         <w:rPr>
@@ -6834,7 +6852,7 @@
       <w:pPr>
         <w:pStyle w:val="3"/>
         <w:bidi/>
-        <w:divId w:val="2117140853"/>
+        <w:divId w:val="733744263"/>
         <w:rPr>
           <w:rFonts w:ascii="Segoe UI" w:eastAsia="Times New Roman" w:hAnsi="Segoe UI" w:cs="Segoe UI"/>
           <w:rtl/>
@@ -6879,7 +6897,39 @@
           <w:rtl/>
           <w:lang/>
         </w:rPr>
-        <w:t>سنوات،</w:t>
+        <w:t>سنوات</w:t>
+      </w:r>
+      <w:r>
+        <w:rPr>
+          <w:rFonts w:ascii="Segoe UI" w:eastAsia="Times New Roman" w:hAnsi="Segoe UI" w:cs="Segoe UI" w:hint="cs"/>
+          <w:rtl/>
+          <w:lang/>
+        </w:rPr>
+        <w:t xml:space="preserve"> </w:t>
+      </w:r>
+      <w:r>
+        <w:rPr>
+          <w:rFonts w:ascii="Tahoma" w:eastAsia="Times New Roman" w:hAnsi="Tahoma" w:cs="Tahoma" w:hint="cs"/>
+          <w:rtl/>
+          <w:lang/>
+        </w:rPr>
+        <w:t>فما</w:t>
+      </w:r>
+      <w:r>
+        <w:rPr>
+          <w:rFonts w:ascii="Segoe UI" w:eastAsia="Times New Roman" w:hAnsi="Segoe UI" w:cs="Segoe UI" w:hint="cs"/>
+          <w:rtl/>
+          <w:lang/>
+        </w:rPr>
+        <w:t xml:space="preserve"> </w:t>
+      </w:r>
+      <w:r>
+        <w:rPr>
+          <w:rFonts w:ascii="Tahoma" w:eastAsia="Times New Roman" w:hAnsi="Tahoma" w:cs="Tahoma" w:hint="cs"/>
+          <w:rtl/>
+          <w:lang/>
+        </w:rPr>
+        <w:t>فوق،</w:t>
       </w:r>
       <w:r>
         <w:rPr>
@@ -6918,7 +6968,7 @@
       <w:pPr>
         <w:pStyle w:val="a7"/>
         <w:bidi/>
-        <w:divId w:val="2117140853"/>
+        <w:divId w:val="733744263"/>
         <w:rPr>
           <w:rFonts w:ascii="Segoe UI" w:hAnsi="Segoe UI" w:cs="Segoe UI"/>
           <w:color w:val="1C1C1C"/>
@@ -7068,34 +7118,34 @@
           <w:rtl/>
           <w:lang/>
         </w:rPr>
-        <w:t>المتاهات،</w:t>
-      </w:r>
-      <w:r>
-        <w:rPr>
-          <w:rFonts w:ascii="Segoe UI" w:hAnsi="Segoe UI" w:cs="Segoe UI" w:hint="cs"/>
-          <w:color w:val="1C1C1C"/>
-          <w:rtl/>
-          <w:lang/>
-        </w:rPr>
-        <w:t xml:space="preserve"> </w:t>
-      </w:r>
-      <w:r>
-        <w:rPr>
-          <w:rFonts w:ascii="Tahoma" w:hAnsi="Tahoma" w:cs="Tahoma" w:hint="cs"/>
-          <w:color w:val="1C1C1C"/>
-          <w:rtl/>
-          <w:lang/>
-        </w:rPr>
-        <w:t>التسل</w:t>
-      </w:r>
-      <w:r>
-        <w:rPr>
-          <w:rFonts w:ascii="Tahoma" w:hAnsi="Tahoma" w:cs="Tahoma" w:hint="cs"/>
-          <w:color w:val="1C1C1C"/>
-          <w:rtl/>
-          <w:lang/>
-        </w:rPr>
-        <w:t>سلات،</w:t>
+        <w:t>المتا</w:t>
+      </w:r>
+      <w:r>
+        <w:rPr>
+          <w:rFonts w:ascii="Tahoma" w:hAnsi="Tahoma" w:cs="Tahoma" w:hint="cs"/>
+          <w:color w:val="1C1C1C"/>
+          <w:rtl/>
+          <w:lang/>
+        </w:rPr>
+        <w:t>هات،</w:t>
+      </w:r>
+      <w:r>
+        <w:rPr>
+          <w:rFonts w:ascii="Segoe UI" w:hAnsi="Segoe UI" w:cs="Segoe UI" w:hint="cs"/>
+          <w:color w:val="1C1C1C"/>
+          <w:rtl/>
+          <w:lang/>
+        </w:rPr>
+        <w:t xml:space="preserve"> </w:t>
+      </w:r>
+      <w:r>
+        <w:rPr>
+          <w:rFonts w:ascii="Tahoma" w:hAnsi="Tahoma" w:cs="Tahoma" w:hint="cs"/>
+          <w:color w:val="1C1C1C"/>
+          <w:rtl/>
+          <w:lang/>
+        </w:rPr>
+        <w:t>التسلسلات،</w:t>
       </w:r>
       <w:r>
         <w:rPr>
@@ -7129,7 +7179,7 @@
       <w:pPr>
         <w:pStyle w:val="a7"/>
         <w:bidi/>
-        <w:divId w:val="2117140853"/>
+        <w:divId w:val="733744263"/>
         <w:rPr>
           <w:rFonts w:ascii="Segoe UI" w:hAnsi="Segoe UI" w:cs="Segoe UI"/>
           <w:color w:val="1C1C1C"/>
@@ -7397,13 +7447,152 @@
           <w:lang/>
         </w:rPr>
         <w:t>.</w:t>
+      </w:r>
+    </w:p>
+    <w:p>
+      <w:pPr>
+        <w:pStyle w:val="a7"/>
+        <w:bidi/>
+        <w:divId w:val="733744263"/>
+        <w:rPr>
+          <w:rFonts w:ascii="Segoe UI" w:hAnsi="Segoe UI" w:cs="Segoe UI"/>
+          <w:color w:val="1C1C1C"/>
+          <w:rtl/>
+          <w:lang/>
+        </w:rPr>
+      </w:pPr>
+      <w:r>
+        <w:rPr>
+          <w:rFonts w:ascii="Tahoma" w:hAnsi="Tahoma" w:cs="Tahoma" w:hint="cs"/>
+          <w:color w:val="1C1C1C"/>
+          <w:rtl/>
+          <w:lang/>
+        </w:rPr>
+        <w:t>من</w:t>
+      </w:r>
+      <w:r>
+        <w:rPr>
+          <w:rFonts w:ascii="Segoe UI" w:hAnsi="Segoe UI" w:cs="Segoe UI" w:hint="cs"/>
+          <w:color w:val="1C1C1C"/>
+          <w:rtl/>
+          <w:lang/>
+        </w:rPr>
+        <w:t xml:space="preserve"> 10 </w:t>
+      </w:r>
+      <w:r>
+        <w:rPr>
+          <w:rFonts w:ascii="Tahoma" w:hAnsi="Tahoma" w:cs="Tahoma" w:hint="cs"/>
+          <w:color w:val="1C1C1C"/>
+          <w:rtl/>
+          <w:lang/>
+        </w:rPr>
+        <w:t>فما</w:t>
+      </w:r>
+      <w:r>
+        <w:rPr>
+          <w:rFonts w:ascii="Segoe UI" w:hAnsi="Segoe UI" w:cs="Segoe UI" w:hint="cs"/>
+          <w:color w:val="1C1C1C"/>
+          <w:rtl/>
+          <w:lang/>
+        </w:rPr>
+        <w:t xml:space="preserve"> </w:t>
+      </w:r>
+      <w:r>
+        <w:rPr>
+          <w:rFonts w:ascii="Tahoma" w:hAnsi="Tahoma" w:cs="Tahoma" w:hint="cs"/>
+          <w:color w:val="1C1C1C"/>
+          <w:rtl/>
+          <w:lang/>
+        </w:rPr>
+        <w:t>فوق</w:t>
+      </w:r>
+      <w:r>
+        <w:rPr>
+          <w:rFonts w:ascii="Segoe UI" w:hAnsi="Segoe UI" w:cs="Segoe UI" w:hint="cs"/>
+          <w:color w:val="1C1C1C"/>
+          <w:rtl/>
+          <w:lang/>
+        </w:rPr>
+        <w:t xml:space="preserve">: </w:t>
+      </w:r>
+      <w:r>
+        <w:rPr>
+          <w:rFonts w:ascii="Tahoma" w:hAnsi="Tahoma" w:cs="Tahoma" w:hint="cs"/>
+          <w:color w:val="1C1C1C"/>
+          <w:rtl/>
+          <w:lang/>
+        </w:rPr>
+        <w:t>يُبرمج</w:t>
+      </w:r>
+      <w:r>
+        <w:rPr>
+          <w:rFonts w:ascii="Segoe UI" w:hAnsi="Segoe UI" w:cs="Segoe UI" w:hint="cs"/>
+          <w:color w:val="1C1C1C"/>
+          <w:rtl/>
+          <w:lang/>
+        </w:rPr>
+        <w:t xml:space="preserve"> </w:t>
+      </w:r>
+      <w:r>
+        <w:rPr>
+          <w:rFonts w:ascii="Tahoma" w:hAnsi="Tahoma" w:cs="Tahoma" w:hint="cs"/>
+          <w:color w:val="1C1C1C"/>
+          <w:rtl/>
+          <w:lang/>
+        </w:rPr>
+        <w:t>الروبوت</w:t>
+      </w:r>
+      <w:r>
+        <w:rPr>
+          <w:rFonts w:ascii="Segoe UI" w:hAnsi="Segoe UI" w:cs="Segoe UI" w:hint="cs"/>
+          <w:color w:val="1C1C1C"/>
+          <w:rtl/>
+          <w:lang/>
+        </w:rPr>
+        <w:t xml:space="preserve"> </w:t>
+      </w:r>
+      <w:r>
+        <w:rPr>
+          <w:rFonts w:ascii="Tahoma" w:hAnsi="Tahoma" w:cs="Tahoma" w:hint="cs"/>
+          <w:color w:val="1C1C1C"/>
+          <w:rtl/>
+          <w:lang/>
+        </w:rPr>
+        <w:t>نفسه</w:t>
+      </w:r>
+      <w:r>
+        <w:rPr>
+          <w:rFonts w:ascii="Segoe UI" w:hAnsi="Segoe UI" w:cs="Segoe UI" w:hint="cs"/>
+          <w:color w:val="1C1C1C"/>
+          <w:rtl/>
+          <w:lang/>
+        </w:rPr>
+        <w:t xml:space="preserve"> </w:t>
+      </w:r>
+      <w:r>
+        <w:rPr>
+          <w:rFonts w:ascii="Tahoma" w:hAnsi="Tahoma" w:cs="Tahoma" w:hint="cs"/>
+          <w:color w:val="1C1C1C"/>
+          <w:rtl/>
+          <w:lang/>
+        </w:rPr>
+        <w:t>من</w:t>
+      </w:r>
+      <w:r>
+        <w:rPr>
+          <w:rFonts w:ascii="Segoe UI" w:hAnsi="Segoe UI" w:cs="Segoe UI" w:hint="cs"/>
+          <w:color w:val="1C1C1C"/>
+          <w:rtl/>
+          <w:lang/>
+        </w:rPr>
+        <w:t xml:space="preserve"> Scratch.</w:t>
       </w:r>
     </w:p>
     <w:p>
       <w:pPr>
         <w:pStyle w:val="3"/>
         <w:bidi/>
-        <w:divId w:val="2117140853"/>
+        <w:divId w:val="733744263"/>
         <w:rPr>
           <w:rFonts w:ascii="Segoe UI" w:eastAsia="Times New Roman" w:hAnsi="Segoe UI" w:cs="Segoe UI"/>
           <w:rtl/>
@@ -7439,7 +7628,7 @@
       <w:pPr>
         <w:pStyle w:val="a7"/>
         <w:bidi/>
-        <w:divId w:val="2117140853"/>
+        <w:divId w:val="733744263"/>
         <w:rPr>
           <w:rFonts w:ascii="Segoe UI" w:hAnsi="Segoe UI" w:cs="Segoe UI"/>
           <w:color w:val="1C1C1C"/>
@@ -7679,16 +7868,7 @@
           <w:rtl/>
           <w:lang/>
         </w:rPr>
-        <w:t>Université</w:t>
-      </w:r>
-      <w:r>
-        <w:rPr>
-          <w:rFonts w:ascii="Segoe UI" w:hAnsi="Segoe UI" w:cs="Segoe UI"/>
-          <w:color w:val="1C1C1C"/>
-          <w:rtl/>
-          <w:lang/>
-        </w:rPr>
-        <w:t xml:space="preserve"> Côte d'Azur)</w:t>
+        <w:t>Université Côte d'Azur)</w:t>
       </w:r>
       <w:r>
         <w:rPr>
@@ -7785,7 +7965,7 @@
       <w:pPr>
         <w:pStyle w:val="a7"/>
         <w:bidi/>
-        <w:divId w:val="2117140853"/>
+        <w:divId w:val="733744263"/>
         <w:rPr>
           <w:rFonts w:ascii="Segoe UI" w:hAnsi="Segoe UI" w:cs="Segoe UI"/>
           <w:color w:val="1C1C1C"/>
@@ -7954,13 +8134,91 @@
           <w:lang/>
         </w:rPr>
         <w:t>UKCA.</w:t>
+      </w:r>
+    </w:p>
+    <w:p>
+      <w:pPr>
+        <w:pStyle w:val="note"/>
+        <w:bidi/>
+        <w:divId w:val="733744263"/>
+        <w:rPr>
+          <w:rFonts w:ascii="Segoe UI" w:hAnsi="Segoe UI" w:cs="Segoe UI"/>
+          <w:rtl/>
+          <w:lang/>
+        </w:rPr>
+      </w:pPr>
+      <w:r>
+        <w:rPr>
+          <w:rStyle w:val="a5"/>
+          <w:rFonts w:ascii="Tahoma" w:hAnsi="Tahoma" w:cs="Tahoma" w:hint="cs"/>
+          <w:i/>
+          <w:iCs/>
+          <w:rtl/>
+          <w:lang/>
+        </w:rPr>
+        <w:t>السعر</w:t>
+      </w:r>
+      <w:r>
+        <w:rPr>
+          <w:rStyle w:val="a5"/>
+          <w:rFonts w:ascii="Segoe UI" w:hAnsi="Segoe UI" w:cs="Segoe UI" w:hint="cs"/>
+          <w:i/>
+          <w:iCs/>
+          <w:rtl/>
+          <w:lang/>
+        </w:rPr>
+        <w:t xml:space="preserve"> </w:t>
+      </w:r>
+      <w:r>
+        <w:rPr>
+          <w:rStyle w:val="a5"/>
+          <w:rFonts w:ascii="Tahoma" w:hAnsi="Tahoma" w:cs="Tahoma" w:hint="cs"/>
+          <w:i/>
+          <w:iCs/>
+          <w:rtl/>
+          <w:lang/>
+        </w:rPr>
+        <w:t>يحدده</w:t>
+      </w:r>
+      <w:r>
+        <w:rPr>
+          <w:rStyle w:val="a5"/>
+          <w:rFonts w:ascii="Segoe UI" w:hAnsi="Segoe UI" w:cs="Segoe UI" w:hint="cs"/>
+          <w:i/>
+          <w:iCs/>
+          <w:rtl/>
+          <w:lang/>
+        </w:rPr>
+        <w:t xml:space="preserve"> </w:t>
+      </w:r>
+      <w:r>
+        <w:rPr>
+          <w:rStyle w:val="a5"/>
+          <w:rFonts w:ascii="Tahoma" w:hAnsi="Tahoma" w:cs="Tahoma" w:hint="cs"/>
+          <w:i/>
+          <w:iCs/>
+          <w:rtl/>
+          <w:lang/>
+        </w:rPr>
+        <w:t>الموزّع</w:t>
+      </w:r>
+      <w:r>
+        <w:rPr>
+          <w:rStyle w:val="a5"/>
+          <w:rFonts w:ascii="Segoe UI" w:hAnsi="Segoe UI" w:cs="Segoe UI" w:hint="cs"/>
+          <w:i/>
+          <w:iCs/>
+          <w:rtl/>
+          <w:lang/>
+        </w:rPr>
+        <w:t>.</w:t>
       </w:r>
     </w:p>
     <w:p>
       <w:pPr>
         <w:pStyle w:val="a7"/>
         <w:bidi/>
-        <w:divId w:val="2117140853"/>
+        <w:divId w:val="733744263"/>
         <w:rPr>
           <w:rFonts w:ascii="Segoe UI" w:hAnsi="Segoe UI" w:cs="Segoe UI"/>
           <w:color w:val="1C1C1C"/>
@@ -7975,295 +8233,61 @@
           <w:rtl/>
           <w:lang/>
         </w:rPr>
-        <w:t>السعر</w:t>
-      </w:r>
-      <w:r>
-        <w:rPr>
-          <w:rFonts w:ascii="Segoe UI" w:hAnsi="Segoe UI" w:cs="Segoe UI" w:hint="cs"/>
-          <w:color w:val="1C1C1C"/>
-          <w:rtl/>
-          <w:lang/>
-        </w:rPr>
-        <w:t xml:space="preserve"> </w:t>
-      </w:r>
-      <w:r>
-        <w:rPr>
-          <w:rFonts w:ascii="Tahoma" w:hAnsi="Tahoma" w:cs="Tahoma" w:hint="cs"/>
-          <w:color w:val="1C1C1C"/>
-          <w:rtl/>
-          <w:lang/>
-        </w:rPr>
-        <w:t>الموصى</w:t>
-      </w:r>
-      <w:r>
-        <w:rPr>
-          <w:rFonts w:ascii="Segoe UI" w:hAnsi="Segoe UI" w:cs="Segoe UI" w:hint="cs"/>
-          <w:color w:val="1C1C1C"/>
-          <w:rtl/>
-          <w:lang/>
-        </w:rPr>
-        <w:t xml:space="preserve"> </w:t>
-      </w:r>
-      <w:r>
-        <w:rPr>
-          <w:rFonts w:ascii="Tahoma" w:hAnsi="Tahoma" w:cs="Tahoma" w:hint="cs"/>
-          <w:color w:val="1C1C1C"/>
-          <w:rtl/>
-          <w:lang/>
-        </w:rPr>
-        <w:t>به</w:t>
-      </w:r>
-      <w:r>
-        <w:rPr>
-          <w:rFonts w:ascii="Segoe UI" w:hAnsi="Segoe UI" w:cs="Segoe UI" w:hint="cs"/>
-          <w:color w:val="1C1C1C"/>
-          <w:rtl/>
-          <w:lang/>
-        </w:rPr>
-        <w:t xml:space="preserve"> </w:t>
-      </w:r>
-      <w:r>
-        <w:rPr>
-          <w:rFonts w:ascii="Tahoma" w:hAnsi="Tahoma" w:cs="Tahoma" w:hint="cs"/>
-          <w:color w:val="1C1C1C"/>
-          <w:rtl/>
-          <w:lang/>
-        </w:rPr>
-        <w:t>لفرنسا</w:t>
-      </w:r>
-      <w:r>
-        <w:rPr>
-          <w:rFonts w:ascii="Segoe UI" w:hAnsi="Segoe UI" w:cs="Segoe UI" w:hint="cs"/>
-          <w:color w:val="1C1C1C"/>
-          <w:rtl/>
-          <w:lang/>
-        </w:rPr>
-        <w:t xml:space="preserve">: 297 € HT. </w:t>
-      </w:r>
-      <w:r>
-        <w:rPr>
-          <w:rFonts w:ascii="Tahoma" w:hAnsi="Tahoma" w:cs="Tahoma" w:hint="cs"/>
-          <w:color w:val="1C1C1C"/>
-          <w:rtl/>
-          <w:lang/>
-        </w:rPr>
-        <w:t>ويشمل</w:t>
-      </w:r>
-      <w:r>
-        <w:rPr>
-          <w:rFonts w:ascii="Segoe UI" w:hAnsi="Segoe UI" w:cs="Segoe UI" w:hint="cs"/>
-          <w:color w:val="1C1C1C"/>
-          <w:rtl/>
-          <w:lang/>
-        </w:rPr>
-        <w:t xml:space="preserve"> </w:t>
-      </w:r>
-      <w:r>
-        <w:rPr>
-          <w:rFonts w:ascii="Tahoma" w:hAnsi="Tahoma" w:cs="Tahoma" w:hint="cs"/>
-          <w:color w:val="1C1C1C"/>
-          <w:rtl/>
-          <w:lang/>
-        </w:rPr>
-        <w:t>هذا</w:t>
-      </w:r>
-      <w:r>
-        <w:rPr>
-          <w:rFonts w:ascii="Segoe UI" w:hAnsi="Segoe UI" w:cs="Segoe UI" w:hint="cs"/>
-          <w:color w:val="1C1C1C"/>
-          <w:rtl/>
-          <w:lang/>
-        </w:rPr>
-        <w:t xml:space="preserve"> </w:t>
-      </w:r>
-      <w:r>
-        <w:rPr>
-          <w:rFonts w:ascii="Tahoma" w:hAnsi="Tahoma" w:cs="Tahoma" w:hint="cs"/>
-          <w:color w:val="1C1C1C"/>
-          <w:rtl/>
-          <w:lang/>
-        </w:rPr>
-        <w:t>السعر</w:t>
-      </w:r>
-      <w:r>
-        <w:rPr>
-          <w:rFonts w:ascii="Segoe UI" w:hAnsi="Segoe UI" w:cs="Segoe UI" w:hint="cs"/>
-          <w:color w:val="1C1C1C"/>
-          <w:rtl/>
-          <w:lang/>
-        </w:rPr>
-        <w:t xml:space="preserve"> </w:t>
-      </w:r>
-      <w:r>
-        <w:rPr>
-          <w:rFonts w:ascii="Tahoma" w:hAnsi="Tahoma" w:cs="Tahoma" w:hint="cs"/>
-          <w:color w:val="1C1C1C"/>
-          <w:rtl/>
-          <w:lang/>
-        </w:rPr>
-        <w:t>أصلاً</w:t>
-      </w:r>
-      <w:r>
-        <w:rPr>
-          <w:rFonts w:ascii="Segoe UI" w:hAnsi="Segoe UI" w:cs="Segoe UI" w:hint="cs"/>
-          <w:color w:val="1C1C1C"/>
-          <w:rtl/>
-          <w:lang/>
-        </w:rPr>
-        <w:t xml:space="preserve"> </w:t>
-      </w:r>
-      <w:r>
-        <w:rPr>
-          <w:rFonts w:ascii="Tahoma" w:hAnsi="Tahoma" w:cs="Tahoma" w:hint="cs"/>
-          <w:color w:val="1C1C1C"/>
-          <w:rtl/>
-          <w:lang/>
-        </w:rPr>
-        <w:t>الرياضيات</w:t>
-      </w:r>
-      <w:r>
-        <w:rPr>
-          <w:rFonts w:ascii="Segoe UI" w:hAnsi="Segoe UI" w:cs="Segoe UI" w:hint="cs"/>
-          <w:color w:val="1C1C1C"/>
-          <w:rtl/>
-          <w:lang/>
-        </w:rPr>
-        <w:t xml:space="preserve"> </w:t>
-      </w:r>
-      <w:r>
-        <w:rPr>
-          <w:rFonts w:ascii="Tahoma" w:hAnsi="Tahoma" w:cs="Tahoma" w:hint="cs"/>
-          <w:color w:val="1C1C1C"/>
-          <w:rtl/>
-          <w:lang/>
-        </w:rPr>
-        <w:t>والهندسة</w:t>
-      </w:r>
-      <w:r>
-        <w:rPr>
-          <w:rFonts w:ascii="Segoe UI" w:hAnsi="Segoe UI" w:cs="Segoe UI" w:hint="cs"/>
-          <w:color w:val="1C1C1C"/>
-          <w:rtl/>
-          <w:lang/>
-        </w:rPr>
-        <w:t xml:space="preserve"> </w:t>
-      </w:r>
-      <w:r>
-        <w:rPr>
-          <w:rFonts w:ascii="Tahoma" w:hAnsi="Tahoma" w:cs="Tahoma" w:hint="cs"/>
-          <w:color w:val="1C1C1C"/>
-          <w:rtl/>
-          <w:lang/>
-        </w:rPr>
-        <w:t>والرسم</w:t>
-      </w:r>
-      <w:r>
-        <w:rPr>
-          <w:rFonts w:ascii="Segoe UI" w:hAnsi="Segoe UI" w:cs="Segoe UI" w:hint="cs"/>
-          <w:color w:val="1C1C1C"/>
-          <w:rtl/>
-          <w:lang/>
-        </w:rPr>
-        <w:t xml:space="preserve"> </w:t>
-      </w:r>
-      <w:r>
-        <w:rPr>
-          <w:rFonts w:ascii="Tahoma" w:hAnsi="Tahoma" w:cs="Tahoma" w:hint="cs"/>
-          <w:color w:val="1C1C1C"/>
-          <w:rtl/>
-          <w:lang/>
-        </w:rPr>
-        <w:t>والصوت</w:t>
-      </w:r>
-      <w:r>
-        <w:rPr>
-          <w:rFonts w:ascii="Segoe UI" w:hAnsi="Segoe UI" w:cs="Segoe UI" w:hint="cs"/>
-          <w:color w:val="1C1C1C"/>
-          <w:rtl/>
-          <w:lang/>
-        </w:rPr>
-        <w:t xml:space="preserve"> </w:t>
-      </w:r>
-      <w:r>
-        <w:rPr>
-          <w:rFonts w:ascii="Tahoma" w:hAnsi="Tahoma" w:cs="Tahoma" w:hint="cs"/>
-          <w:color w:val="1C1C1C"/>
-          <w:rtl/>
-          <w:lang/>
-        </w:rPr>
-        <w:t>والمنهجية،</w:t>
-      </w:r>
-      <w:r>
-        <w:rPr>
-          <w:rFonts w:ascii="Segoe UI" w:hAnsi="Segoe UI" w:cs="Segoe UI" w:hint="cs"/>
-          <w:color w:val="1C1C1C"/>
-          <w:rtl/>
-          <w:lang/>
-        </w:rPr>
-        <w:t xml:space="preserve"> </w:t>
-      </w:r>
-      <w:r>
-        <w:rPr>
-          <w:rFonts w:ascii="Tahoma" w:hAnsi="Tahoma" w:cs="Tahoma" w:hint="cs"/>
-          <w:color w:val="1C1C1C"/>
-          <w:rtl/>
-          <w:lang/>
-        </w:rPr>
-        <w:t>دون</w:t>
-      </w:r>
-      <w:r>
-        <w:rPr>
-          <w:rFonts w:ascii="Segoe UI" w:hAnsi="Segoe UI" w:cs="Segoe UI" w:hint="cs"/>
-          <w:color w:val="1C1C1C"/>
-          <w:rtl/>
-          <w:lang/>
-        </w:rPr>
-        <w:t xml:space="preserve"> </w:t>
-      </w:r>
-      <w:r>
-        <w:rPr>
-          <w:rFonts w:ascii="Tahoma" w:hAnsi="Tahoma" w:cs="Tahoma" w:hint="cs"/>
-          <w:color w:val="1C1C1C"/>
-          <w:rtl/>
-          <w:lang/>
-        </w:rPr>
-        <w:t>أي</w:t>
-      </w:r>
-      <w:r>
-        <w:rPr>
-          <w:rFonts w:ascii="Segoe UI" w:hAnsi="Segoe UI" w:cs="Segoe UI" w:hint="cs"/>
-          <w:color w:val="1C1C1C"/>
-          <w:rtl/>
-          <w:lang/>
-        </w:rPr>
-        <w:t xml:space="preserve"> </w:t>
-      </w:r>
-      <w:r>
-        <w:rPr>
-          <w:rFonts w:ascii="Tahoma" w:hAnsi="Tahoma" w:cs="Tahoma" w:hint="cs"/>
-          <w:color w:val="1C1C1C"/>
-          <w:rtl/>
-          <w:lang/>
-        </w:rPr>
-        <w:t>رسوم</w:t>
-      </w:r>
-      <w:r>
-        <w:rPr>
-          <w:rFonts w:ascii="Segoe UI" w:hAnsi="Segoe UI" w:cs="Segoe UI" w:hint="cs"/>
-          <w:color w:val="1C1C1C"/>
-          <w:rtl/>
-          <w:lang/>
-        </w:rPr>
-        <w:t xml:space="preserve"> </w:t>
-      </w:r>
-      <w:r>
-        <w:rPr>
-          <w:rFonts w:ascii="Tahoma" w:hAnsi="Tahoma" w:cs="Tahoma" w:hint="cs"/>
-          <w:color w:val="1C1C1C"/>
-          <w:rtl/>
-          <w:lang/>
-        </w:rPr>
-        <w:t>إضافية</w:t>
+        <w:t>جرّب</w:t>
+      </w:r>
+      <w:r>
+        <w:rPr>
+          <w:rFonts w:ascii="Segoe UI" w:hAnsi="Segoe UI" w:cs="Segoe UI" w:hint="cs"/>
+          <w:color w:val="1C1C1C"/>
+          <w:rtl/>
+          <w:lang/>
+        </w:rPr>
+        <w:t xml:space="preserve"> </w:t>
+      </w:r>
+      <w:r>
+        <w:rPr>
+          <w:rFonts w:ascii="Tahoma" w:hAnsi="Tahoma" w:cs="Tahoma" w:hint="cs"/>
+          <w:color w:val="1C1C1C"/>
+          <w:rtl/>
+          <w:lang/>
+        </w:rPr>
+        <w:t>الروبوت</w:t>
+      </w:r>
+      <w:r>
+        <w:rPr>
+          <w:rFonts w:ascii="Segoe UI" w:hAnsi="Segoe UI" w:cs="Segoe UI" w:hint="cs"/>
+          <w:color w:val="1C1C1C"/>
+          <w:rtl/>
+          <w:lang/>
+        </w:rPr>
+        <w:t xml:space="preserve"> </w:t>
+      </w:r>
+      <w:r>
+        <w:rPr>
+          <w:rFonts w:ascii="Tahoma" w:hAnsi="Tahoma" w:cs="Tahoma" w:hint="cs"/>
+          <w:color w:val="1C1C1C"/>
+          <w:rtl/>
+          <w:lang/>
+        </w:rPr>
+        <w:t>قبل</w:t>
+      </w:r>
+      <w:r>
+        <w:rPr>
+          <w:rFonts w:ascii="Segoe UI" w:hAnsi="Segoe UI" w:cs="Segoe UI" w:hint="cs"/>
+          <w:color w:val="1C1C1C"/>
+          <w:rtl/>
+          <w:lang/>
+        </w:rPr>
+        <w:t xml:space="preserve"> </w:t>
+      </w:r>
+      <w:r>
+        <w:rPr>
+          <w:rFonts w:ascii="Tahoma" w:hAnsi="Tahoma" w:cs="Tahoma" w:hint="cs"/>
+          <w:color w:val="1C1C1C"/>
+          <w:rtl/>
+          <w:lang/>
+        </w:rPr>
+        <w:t>الشراء</w:t>
       </w:r>
       <w:r>
         <w:rPr>
@@ -8281,149 +8305,243 @@
           <w:rtl/>
           <w:lang/>
         </w:rPr>
-        <w:t>عملية</w:t>
-      </w:r>
-      <w:r>
-        <w:rPr>
-          <w:rFonts w:ascii="Segoe UI" w:hAnsi="Segoe UI" w:cs="Segoe UI" w:hint="cs"/>
-          <w:color w:val="1C1C1C"/>
-          <w:rtl/>
-          <w:lang/>
-        </w:rPr>
-        <w:t xml:space="preserve"> </w:t>
-      </w:r>
-      <w:r>
-        <w:rPr>
-          <w:rFonts w:ascii="Tahoma" w:hAnsi="Tahoma" w:cs="Tahoma" w:hint="cs"/>
-          <w:color w:val="1C1C1C"/>
-          <w:rtl/>
-          <w:lang/>
-        </w:rPr>
-        <w:t>شراء</w:t>
-      </w:r>
-      <w:r>
-        <w:rPr>
-          <w:rFonts w:ascii="Segoe UI" w:hAnsi="Segoe UI" w:cs="Segoe UI" w:hint="cs"/>
-          <w:color w:val="1C1C1C"/>
-          <w:rtl/>
-          <w:lang/>
-        </w:rPr>
-        <w:t xml:space="preserve"> </w:t>
-      </w:r>
-      <w:r>
-        <w:rPr>
-          <w:rFonts w:ascii="Tahoma" w:hAnsi="Tahoma" w:cs="Tahoma" w:hint="cs"/>
-          <w:color w:val="1C1C1C"/>
-          <w:rtl/>
-          <w:lang/>
-        </w:rPr>
-        <w:t>واحدة</w:t>
-      </w:r>
-      <w:r>
-        <w:rPr>
-          <w:rFonts w:ascii="Segoe UI" w:hAnsi="Segoe UI" w:cs="Segoe UI" w:hint="cs"/>
-          <w:color w:val="1C1C1C"/>
-          <w:rtl/>
-          <w:lang/>
-        </w:rPr>
-        <w:t xml:space="preserve"> </w:t>
-      </w:r>
-      <w:r>
-        <w:rPr>
-          <w:rFonts w:ascii="Tahoma" w:hAnsi="Tahoma" w:cs="Tahoma" w:hint="cs"/>
-          <w:color w:val="1C1C1C"/>
-          <w:rtl/>
-          <w:lang/>
-        </w:rPr>
-        <w:t>تكفي</w:t>
-      </w:r>
-      <w:r>
-        <w:rPr>
-          <w:rFonts w:ascii="Segoe UI" w:hAnsi="Segoe UI" w:cs="Segoe UI" w:hint="cs"/>
-          <w:color w:val="1C1C1C"/>
-          <w:rtl/>
-          <w:lang/>
-        </w:rPr>
-        <w:t xml:space="preserve"> </w:t>
-      </w:r>
-      <w:r>
-        <w:rPr>
-          <w:rFonts w:ascii="Tahoma" w:hAnsi="Tahoma" w:cs="Tahoma" w:hint="cs"/>
-          <w:color w:val="1C1C1C"/>
-          <w:rtl/>
-          <w:lang/>
-        </w:rPr>
-        <w:t>لكل</w:t>
-      </w:r>
-      <w:r>
-        <w:rPr>
-          <w:rFonts w:ascii="Segoe UI" w:hAnsi="Segoe UI" w:cs="Segoe UI" w:hint="cs"/>
-          <w:color w:val="1C1C1C"/>
-          <w:rtl/>
-          <w:lang/>
-        </w:rPr>
-        <w:t xml:space="preserve"> </w:t>
-      </w:r>
-      <w:r>
-        <w:rPr>
-          <w:rFonts w:ascii="Tahoma" w:hAnsi="Tahoma" w:cs="Tahoma" w:hint="cs"/>
-          <w:color w:val="1C1C1C"/>
-          <w:rtl/>
-          <w:lang/>
-        </w:rPr>
-        <w:t>السنوات</w:t>
-      </w:r>
-      <w:r>
-        <w:rPr>
-          <w:rFonts w:ascii="Segoe UI" w:hAnsi="Segoe UI" w:cs="Segoe UI" w:hint="cs"/>
-          <w:color w:val="1C1C1C"/>
-          <w:rtl/>
-          <w:lang/>
-        </w:rPr>
-        <w:t xml:space="preserve"> </w:t>
-      </w:r>
-      <w:r>
-        <w:rPr>
-          <w:rFonts w:ascii="Tahoma" w:hAnsi="Tahoma" w:cs="Tahoma" w:hint="cs"/>
-          <w:color w:val="1C1C1C"/>
-          <w:rtl/>
-          <w:lang/>
-        </w:rPr>
-        <w:t>من</w:t>
-      </w:r>
-      <w:r>
-        <w:rPr>
-          <w:rFonts w:ascii="Segoe UI" w:hAnsi="Segoe UI" w:cs="Segoe UI" w:hint="cs"/>
-          <w:color w:val="1C1C1C"/>
-          <w:rtl/>
-          <w:lang/>
-        </w:rPr>
-        <w:t xml:space="preserve"> 4 </w:t>
-      </w:r>
-      <w:r>
-        <w:rPr>
-          <w:rFonts w:ascii="Tahoma" w:hAnsi="Tahoma" w:cs="Tahoma" w:hint="cs"/>
-          <w:color w:val="1C1C1C"/>
-          <w:rtl/>
-          <w:lang/>
-        </w:rPr>
-        <w:t>إلى</w:t>
-      </w:r>
-      <w:r>
-        <w:rPr>
-          <w:rFonts w:ascii="Segoe UI" w:hAnsi="Segoe UI" w:cs="Segoe UI" w:hint="cs"/>
-          <w:color w:val="1C1C1C"/>
-          <w:rtl/>
-          <w:lang/>
-        </w:rPr>
-        <w:t xml:space="preserve"> 10.</w:t>
+        <w:t>فهو</w:t>
+      </w:r>
+      <w:r>
+        <w:rPr>
+          <w:rFonts w:ascii="Segoe UI" w:hAnsi="Segoe UI" w:cs="Segoe UI" w:hint="cs"/>
+          <w:color w:val="1C1C1C"/>
+          <w:rtl/>
+          <w:lang/>
+        </w:rPr>
+        <w:t xml:space="preserve"> </w:t>
+      </w:r>
+      <w:r>
+        <w:rPr>
+          <w:rFonts w:ascii="Tahoma" w:hAnsi="Tahoma" w:cs="Tahoma" w:hint="cs"/>
+          <w:color w:val="1C1C1C"/>
+          <w:rtl/>
+          <w:lang/>
+        </w:rPr>
+        <w:t>يعمل</w:t>
+      </w:r>
+      <w:r>
+        <w:rPr>
+          <w:rFonts w:ascii="Segoe UI" w:hAnsi="Segoe UI" w:cs="Segoe UI" w:hint="cs"/>
+          <w:color w:val="1C1C1C"/>
+          <w:rtl/>
+          <w:lang/>
+        </w:rPr>
+        <w:t xml:space="preserve"> </w:t>
+      </w:r>
+      <w:r>
+        <w:rPr>
+          <w:rFonts w:ascii="Tahoma" w:hAnsi="Tahoma" w:cs="Tahoma" w:hint="cs"/>
+          <w:color w:val="1C1C1C"/>
+          <w:rtl/>
+          <w:lang/>
+        </w:rPr>
+        <w:t>مباشرة</w:t>
+      </w:r>
+      <w:r>
+        <w:rPr>
+          <w:rFonts w:ascii="Segoe UI" w:hAnsi="Segoe UI" w:cs="Segoe UI" w:hint="cs"/>
+          <w:color w:val="1C1C1C"/>
+          <w:rtl/>
+          <w:lang/>
+        </w:rPr>
+        <w:t xml:space="preserve"> </w:t>
+      </w:r>
+      <w:r>
+        <w:rPr>
+          <w:rFonts w:ascii="Tahoma" w:hAnsi="Tahoma" w:cs="Tahoma" w:hint="cs"/>
+          <w:color w:val="1C1C1C"/>
+          <w:rtl/>
+          <w:lang/>
+        </w:rPr>
+        <w:t>في</w:t>
+      </w:r>
+      <w:r>
+        <w:rPr>
+          <w:rFonts w:ascii="Segoe UI" w:hAnsi="Segoe UI" w:cs="Segoe UI" w:hint="cs"/>
+          <w:color w:val="1C1C1C"/>
+          <w:rtl/>
+          <w:lang/>
+        </w:rPr>
+        <w:t xml:space="preserve"> </w:t>
+      </w:r>
+      <w:r>
+        <w:rPr>
+          <w:rFonts w:ascii="Tahoma" w:hAnsi="Tahoma" w:cs="Tahoma" w:hint="cs"/>
+          <w:color w:val="1C1C1C"/>
+          <w:rtl/>
+          <w:lang/>
+        </w:rPr>
+        <w:t>المتصفح</w:t>
+      </w:r>
+      <w:r>
+        <w:rPr>
+          <w:rFonts w:ascii="Segoe UI" w:hAnsi="Segoe UI" w:cs="Segoe UI" w:hint="cs"/>
+          <w:color w:val="1C1C1C"/>
+          <w:rtl/>
+          <w:lang/>
+        </w:rPr>
+        <w:t xml:space="preserve">. </w:t>
+      </w:r>
+      <w:r>
+        <w:rPr>
+          <w:rFonts w:ascii="Tahoma" w:hAnsi="Tahoma" w:cs="Tahoma" w:hint="cs"/>
+          <w:color w:val="1C1C1C"/>
+          <w:rtl/>
+          <w:lang/>
+        </w:rPr>
+        <w:t>افتح</w:t>
+      </w:r>
+      <w:r>
+        <w:rPr>
+          <w:rFonts w:ascii="Segoe UI" w:hAnsi="Segoe UI" w:cs="Segoe UI" w:hint="cs"/>
+          <w:color w:val="1C1C1C"/>
+          <w:rtl/>
+          <w:lang/>
+        </w:rPr>
+        <w:t xml:space="preserve"> </w:t>
+      </w:r>
+      <w:r>
+        <w:rPr>
+          <w:rFonts w:ascii="Tahoma" w:hAnsi="Tahoma" w:cs="Tahoma" w:hint="cs"/>
+          <w:color w:val="1C1C1C"/>
+          <w:rtl/>
+          <w:lang/>
+        </w:rPr>
+        <w:t>الرابط</w:t>
+      </w:r>
+      <w:r>
+        <w:rPr>
+          <w:rFonts w:ascii="Segoe UI" w:hAnsi="Segoe UI" w:cs="Segoe UI" w:hint="cs"/>
+          <w:color w:val="1C1C1C"/>
+          <w:rtl/>
+          <w:lang/>
+        </w:rPr>
+        <w:t xml:space="preserve"> </w:t>
+      </w:r>
+      <w:r>
+        <w:rPr>
+          <w:rFonts w:ascii="Tahoma" w:hAnsi="Tahoma" w:cs="Tahoma" w:hint="cs"/>
+          <w:color w:val="1C1C1C"/>
+          <w:rtl/>
+          <w:lang/>
+        </w:rPr>
+        <w:t>أو</w:t>
+      </w:r>
+      <w:r>
+        <w:rPr>
+          <w:rFonts w:ascii="Segoe UI" w:hAnsi="Segoe UI" w:cs="Segoe UI" w:hint="cs"/>
+          <w:color w:val="1C1C1C"/>
+          <w:rtl/>
+          <w:lang/>
+        </w:rPr>
+        <w:t xml:space="preserve"> </w:t>
+      </w:r>
+      <w:r>
+        <w:rPr>
+          <w:rFonts w:ascii="Tahoma" w:hAnsi="Tahoma" w:cs="Tahoma" w:hint="cs"/>
+          <w:color w:val="1C1C1C"/>
+          <w:rtl/>
+          <w:lang/>
+        </w:rPr>
+        <w:t>وجّه</w:t>
+      </w:r>
+      <w:r>
+        <w:rPr>
+          <w:rFonts w:ascii="Segoe UI" w:hAnsi="Segoe UI" w:cs="Segoe UI" w:hint="cs"/>
+          <w:color w:val="1C1C1C"/>
+          <w:rtl/>
+          <w:lang/>
+        </w:rPr>
+        <w:t xml:space="preserve"> </w:t>
+      </w:r>
+      <w:r>
+        <w:rPr>
+          <w:rFonts w:ascii="Tahoma" w:hAnsi="Tahoma" w:cs="Tahoma" w:hint="cs"/>
+          <w:color w:val="1C1C1C"/>
+          <w:rtl/>
+          <w:lang/>
+        </w:rPr>
+        <w:t>الكاميرا</w:t>
+      </w:r>
+      <w:r>
+        <w:rPr>
+          <w:rFonts w:ascii="Segoe UI" w:hAnsi="Segoe UI" w:cs="Segoe UI" w:hint="cs"/>
+          <w:color w:val="1C1C1C"/>
+          <w:rtl/>
+          <w:lang/>
+        </w:rPr>
+        <w:t xml:space="preserve"> </w:t>
+      </w:r>
+      <w:r>
+        <w:rPr>
+          <w:rFonts w:ascii="Tahoma" w:hAnsi="Tahoma" w:cs="Tahoma" w:hint="cs"/>
+          <w:color w:val="1C1C1C"/>
+          <w:rtl/>
+          <w:lang/>
+        </w:rPr>
+        <w:t>نحو</w:t>
+      </w:r>
+      <w:r>
+        <w:rPr>
+          <w:rFonts w:ascii="Segoe UI" w:hAnsi="Segoe UI" w:cs="Segoe UI" w:hint="cs"/>
+          <w:color w:val="1C1C1C"/>
+          <w:rtl/>
+          <w:lang/>
+        </w:rPr>
+        <w:t xml:space="preserve"> </w:t>
+      </w:r>
+      <w:r>
+        <w:rPr>
+          <w:rFonts w:ascii="Tahoma" w:hAnsi="Tahoma" w:cs="Tahoma" w:hint="cs"/>
+          <w:color w:val="1C1C1C"/>
+          <w:rtl/>
+          <w:lang/>
+        </w:rPr>
+        <w:t>رمز</w:t>
+      </w:r>
+      <w:r>
+        <w:rPr>
+          <w:rFonts w:ascii="Segoe UI" w:hAnsi="Segoe UI" w:cs="Segoe UI" w:hint="cs"/>
+          <w:color w:val="1C1C1C"/>
+          <w:rtl/>
+          <w:lang/>
+        </w:rPr>
+        <w:t xml:space="preserve"> QR:</w:t>
+      </w:r>
+    </w:p>
+    <w:p>
+      <w:pPr>
+        <w:pStyle w:val="a7"/>
+        <w:bidi/>
+        <w:divId w:val="733744263"/>
+        <w:rPr>
+          <w:rFonts w:ascii="Segoe UI" w:hAnsi="Segoe UI" w:cs="Segoe UI"/>
+          <w:color w:val="1C1C1C"/>
+          <w:rtl/>
+          <w:lang/>
+        </w:rPr>
+      </w:pPr>
+      <w:r>
+        <w:rPr>
+          <w:rStyle w:val="a6"/>
+          <w:rFonts w:ascii="Segoe UI" w:hAnsi="Segoe UI" w:cs="Segoe UI"/>
+          <w:rtl/>
+          <w:lang/>
+        </w:rPr>
+        <w:t>simulator.primastem.com</w:t>
       </w:r>
     </w:p>
     <w:p>
       <w:pPr>
         <w:pStyle w:val="note"/>
         <w:bidi/>
-        <w:divId w:val="2117140853"/>
+        <w:divId w:val="733744263"/>
         <w:rPr>
           <w:rFonts w:ascii="Segoe UI" w:hAnsi="Segoe UI" w:cs="Segoe UI"/>
           <w:rtl/>
@@ -8433,97 +8551,120 @@
       <w:r>
         <w:rPr>
           <w:rStyle w:val="a5"/>
-          <w:rFonts w:ascii="Tahoma" w:hAnsi="Tahoma" w:cs="Tahoma" w:hint="cs"/>
-          <w:i/>
-          <w:iCs/>
-          <w:rtl/>
-          <w:lang/>
-        </w:rPr>
-        <w:t>السعر</w:t>
-      </w:r>
-      <w:r>
-        <w:rPr>
-          <w:rStyle w:val="a5"/>
-          <w:rFonts w:ascii="Segoe UI" w:hAnsi="Segoe UI" w:cs="Segoe UI" w:hint="cs"/>
-          <w:i/>
-          <w:iCs/>
-          <w:rtl/>
-          <w:lang/>
-        </w:rPr>
-        <w:t xml:space="preserve"> </w:t>
-      </w:r>
-      <w:r>
-        <w:rPr>
-          <w:rStyle w:val="a5"/>
-          <w:rFonts w:ascii="Tahoma" w:hAnsi="Tahoma" w:cs="Tahoma" w:hint="cs"/>
-          <w:i/>
-          <w:iCs/>
-          <w:rtl/>
-          <w:lang/>
-        </w:rPr>
-        <w:t>النهائي</w:t>
-      </w:r>
-      <w:r>
-        <w:rPr>
-          <w:rStyle w:val="a5"/>
-          <w:rFonts w:ascii="Segoe UI" w:hAnsi="Segoe UI" w:cs="Segoe UI" w:hint="cs"/>
-          <w:i/>
-          <w:iCs/>
-          <w:rtl/>
-          <w:lang/>
-        </w:rPr>
-        <w:t xml:space="preserve"> </w:t>
-      </w:r>
-      <w:r>
-        <w:rPr>
-          <w:rStyle w:val="a5"/>
-          <w:rFonts w:ascii="Tahoma" w:hAnsi="Tahoma" w:cs="Tahoma" w:hint="cs"/>
-          <w:i/>
-          <w:iCs/>
-          <w:rtl/>
-          <w:lang/>
-        </w:rPr>
-        <w:t>يحدده</w:t>
-      </w:r>
-      <w:r>
-        <w:rPr>
-          <w:rStyle w:val="a5"/>
-          <w:rFonts w:ascii="Segoe UI" w:hAnsi="Segoe UI" w:cs="Segoe UI" w:hint="cs"/>
-          <w:i/>
-          <w:iCs/>
-          <w:rtl/>
-          <w:lang/>
-        </w:rPr>
-        <w:t xml:space="preserve"> </w:t>
-      </w:r>
-      <w:r>
-        <w:rPr>
-          <w:rStyle w:val="a5"/>
-          <w:rFonts w:ascii="Tahoma" w:hAnsi="Tahoma" w:cs="Tahoma" w:hint="cs"/>
-          <w:i/>
-          <w:iCs/>
-          <w:rtl/>
-          <w:lang/>
-        </w:rPr>
-        <w:t>الموزّع</w:t>
-      </w:r>
-      <w:r>
-        <w:rPr>
-          <w:rStyle w:val="a5"/>
-          <w:rFonts w:ascii="Segoe UI" w:hAnsi="Segoe UI" w:cs="Segoe UI" w:hint="cs"/>
-          <w:i/>
-          <w:iCs/>
-          <w:rtl/>
-          <w:lang/>
-        </w:rPr>
-        <w:t>.</w:t>
+          <w:rFonts w:ascii="Segoe UI" w:hAnsi="Segoe UI" w:cs="Segoe UI"/>
+          <w:i/>
+          <w:iCs/>
+          <w:rtl/>
+          <w:lang/>
+        </w:rPr>
+        <w:t>[QR: assets/qr/simulateur-qr.svg]</w:t>
+      </w:r>
+    </w:p>
+    <w:p>
+      <w:pPr>
+        <w:pStyle w:val="note"/>
+        <w:bidi/>
+        <w:divId w:val="733744263"/>
+        <w:rPr>
+          <w:rFonts w:ascii="Segoe UI" w:hAnsi="Segoe UI" w:cs="Segoe UI"/>
+          <w:rtl/>
+          <w:lang/>
+        </w:rPr>
+      </w:pPr>
+      <w:r>
+        <w:rPr>
+          <w:rStyle w:val="a5"/>
+          <w:rFonts w:ascii="Tahoma" w:hAnsi="Tahoma" w:cs="Tahoma" w:hint="cs"/>
+          <w:i/>
+          <w:iCs/>
+          <w:rtl/>
+          <w:lang/>
+        </w:rPr>
+        <w:t>بخط</w:t>
+      </w:r>
+      <w:r>
+        <w:rPr>
+          <w:rStyle w:val="a5"/>
+          <w:rFonts w:ascii="Segoe UI" w:hAnsi="Segoe UI" w:cs="Segoe UI" w:hint="cs"/>
+          <w:i/>
+          <w:iCs/>
+          <w:rtl/>
+          <w:lang/>
+        </w:rPr>
+        <w:t xml:space="preserve"> </w:t>
+      </w:r>
+      <w:r>
+        <w:rPr>
+          <w:rStyle w:val="a5"/>
+          <w:rFonts w:ascii="Tahoma" w:hAnsi="Tahoma" w:cs="Tahoma" w:hint="cs"/>
+          <w:i/>
+          <w:iCs/>
+          <w:rtl/>
+          <w:lang/>
+        </w:rPr>
+        <w:t>صغير،</w:t>
+      </w:r>
+      <w:r>
+        <w:rPr>
+          <w:rStyle w:val="a5"/>
+          <w:rFonts w:ascii="Segoe UI" w:hAnsi="Segoe UI" w:cs="Segoe UI" w:hint="cs"/>
+          <w:i/>
+          <w:iCs/>
+          <w:rtl/>
+          <w:lang/>
+        </w:rPr>
+        <w:t xml:space="preserve"> </w:t>
+      </w:r>
+      <w:r>
+        <w:rPr>
+          <w:rStyle w:val="a5"/>
+          <w:rFonts w:ascii="Tahoma" w:hAnsi="Tahoma" w:cs="Tahoma" w:hint="cs"/>
+          <w:i/>
+          <w:iCs/>
+          <w:rtl/>
+          <w:lang/>
+        </w:rPr>
+        <w:t>في</w:t>
+      </w:r>
+      <w:r>
+        <w:rPr>
+          <w:rStyle w:val="a5"/>
+          <w:rFonts w:ascii="Segoe UI" w:hAnsi="Segoe UI" w:cs="Segoe UI" w:hint="cs"/>
+          <w:i/>
+          <w:iCs/>
+          <w:rtl/>
+          <w:lang/>
+        </w:rPr>
+        <w:t xml:space="preserve"> </w:t>
+      </w:r>
+      <w:r>
+        <w:rPr>
+          <w:rStyle w:val="a5"/>
+          <w:rFonts w:ascii="Tahoma" w:hAnsi="Tahoma" w:cs="Tahoma" w:hint="cs"/>
+          <w:i/>
+          <w:iCs/>
+          <w:rtl/>
+          <w:lang/>
+        </w:rPr>
+        <w:t>الأسفل</w:t>
+      </w:r>
+      <w:r>
+        <w:rPr>
+          <w:rStyle w:val="a5"/>
+          <w:rFonts w:ascii="Segoe UI" w:hAnsi="Segoe UI" w:cs="Segoe UI" w:hint="cs"/>
+          <w:i/>
+          <w:iCs/>
+          <w:rtl/>
+          <w:lang/>
+        </w:rPr>
+        <w:t>:</w:t>
       </w:r>
     </w:p>
     <w:p>
       <w:pPr>
         <w:pStyle w:val="a7"/>
         <w:bidi/>
-        <w:divId w:val="2117140853"/>
+        <w:divId w:val="733744263"/>
         <w:rPr>
           <w:rFonts w:ascii="Segoe UI" w:hAnsi="Segoe UI" w:cs="Segoe UI"/>
           <w:color w:val="1C1C1C"/>
@@ -8538,61 +8679,7 @@
           <w:rtl/>
           <w:lang/>
         </w:rPr>
-        <w:t>جرّب</w:t>
-      </w:r>
-      <w:r>
-        <w:rPr>
-          <w:rFonts w:ascii="Segoe UI" w:hAnsi="Segoe UI" w:cs="Segoe UI" w:hint="cs"/>
-          <w:color w:val="1C1C1C"/>
-          <w:rtl/>
-          <w:lang/>
-        </w:rPr>
-        <w:t xml:space="preserve"> </w:t>
-      </w:r>
-      <w:r>
-        <w:rPr>
-          <w:rFonts w:ascii="Tahoma" w:hAnsi="Tahoma" w:cs="Tahoma" w:hint="cs"/>
-          <w:color w:val="1C1C1C"/>
-          <w:rtl/>
-          <w:lang/>
-        </w:rPr>
-        <w:t>الروبوت</w:t>
-      </w:r>
-      <w:r>
-        <w:rPr>
-          <w:rFonts w:ascii="Segoe UI" w:hAnsi="Segoe UI" w:cs="Segoe UI" w:hint="cs"/>
-          <w:color w:val="1C1C1C"/>
-          <w:rtl/>
-          <w:lang/>
-        </w:rPr>
-        <w:t xml:space="preserve"> </w:t>
-      </w:r>
-      <w:r>
-        <w:rPr>
-          <w:rFonts w:ascii="Tahoma" w:hAnsi="Tahoma" w:cs="Tahoma" w:hint="cs"/>
-          <w:color w:val="1C1C1C"/>
-          <w:rtl/>
-          <w:lang/>
-        </w:rPr>
-        <w:t>قبل</w:t>
-      </w:r>
-      <w:r>
-        <w:rPr>
-          <w:rFonts w:ascii="Segoe UI" w:hAnsi="Segoe UI" w:cs="Segoe UI" w:hint="cs"/>
-          <w:color w:val="1C1C1C"/>
-          <w:rtl/>
-          <w:lang/>
-        </w:rPr>
-        <w:t xml:space="preserve"> </w:t>
-      </w:r>
-      <w:r>
-        <w:rPr>
-          <w:rFonts w:ascii="Tahoma" w:hAnsi="Tahoma" w:cs="Tahoma" w:hint="cs"/>
-          <w:color w:val="1C1C1C"/>
-          <w:rtl/>
-          <w:lang/>
-        </w:rPr>
-        <w:t>الشراء</w:t>
+        <w:t>المحتويات</w:t>
       </w:r>
       <w:r>
         <w:rPr>
@@ -8610,79 +8697,241 @@
           <w:rtl/>
           <w:lang/>
         </w:rPr>
-        <w:t>فهو</w:t>
-      </w:r>
-      <w:r>
-        <w:rPr>
-          <w:rFonts w:ascii="Segoe UI" w:hAnsi="Segoe UI" w:cs="Segoe UI" w:hint="cs"/>
-          <w:color w:val="1C1C1C"/>
-          <w:rtl/>
-          <w:lang/>
-        </w:rPr>
-        <w:t xml:space="preserve"> </w:t>
-      </w:r>
-      <w:r>
-        <w:rPr>
-          <w:rFonts w:ascii="Tahoma" w:hAnsi="Tahoma" w:cs="Tahoma" w:hint="cs"/>
-          <w:color w:val="1C1C1C"/>
-          <w:rtl/>
-          <w:lang/>
-        </w:rPr>
-        <w:t>يعمل</w:t>
-      </w:r>
-      <w:r>
-        <w:rPr>
-          <w:rFonts w:ascii="Segoe UI" w:hAnsi="Segoe UI" w:cs="Segoe UI" w:hint="cs"/>
-          <w:color w:val="1C1C1C"/>
-          <w:rtl/>
-          <w:lang/>
-        </w:rPr>
-        <w:t xml:space="preserve"> </w:t>
-      </w:r>
-      <w:r>
-        <w:rPr>
-          <w:rFonts w:ascii="Tahoma" w:hAnsi="Tahoma" w:cs="Tahoma" w:hint="cs"/>
-          <w:color w:val="1C1C1C"/>
-          <w:rtl/>
-          <w:lang/>
-        </w:rPr>
-        <w:t>مباشرة</w:t>
-      </w:r>
-      <w:r>
-        <w:rPr>
-          <w:rFonts w:ascii="Segoe UI" w:hAnsi="Segoe UI" w:cs="Segoe UI" w:hint="cs"/>
-          <w:color w:val="1C1C1C"/>
-          <w:rtl/>
-          <w:lang/>
-        </w:rPr>
-        <w:t xml:space="preserve"> </w:t>
-      </w:r>
-      <w:r>
-        <w:rPr>
-          <w:rFonts w:ascii="Tahoma" w:hAnsi="Tahoma" w:cs="Tahoma" w:hint="cs"/>
-          <w:color w:val="1C1C1C"/>
-          <w:rtl/>
-          <w:lang/>
-        </w:rPr>
-        <w:t>في</w:t>
-      </w:r>
-      <w:r>
-        <w:rPr>
-          <w:rFonts w:ascii="Segoe UI" w:hAnsi="Segoe UI" w:cs="Segoe UI" w:hint="cs"/>
-          <w:color w:val="1C1C1C"/>
-          <w:rtl/>
-          <w:lang/>
-        </w:rPr>
-        <w:t xml:space="preserve"> </w:t>
-      </w:r>
-      <w:r>
-        <w:rPr>
-          <w:rFonts w:ascii="Tahoma" w:hAnsi="Tahoma" w:cs="Tahoma" w:hint="cs"/>
-          <w:color w:val="1C1C1C"/>
-          <w:rtl/>
-          <w:lang/>
-        </w:rPr>
-        <w:t>المتصفح</w:t>
+        <w:t>لوحة</w:t>
+      </w:r>
+      <w:r>
+        <w:rPr>
+          <w:rFonts w:ascii="Segoe UI" w:hAnsi="Segoe UI" w:cs="Segoe UI" w:hint="cs"/>
+          <w:color w:val="1C1C1C"/>
+          <w:rtl/>
+          <w:lang/>
+        </w:rPr>
+        <w:t xml:space="preserve"> </w:t>
+      </w:r>
+      <w:r>
+        <w:rPr>
+          <w:rFonts w:ascii="Tahoma" w:hAnsi="Tahoma" w:cs="Tahoma" w:hint="cs"/>
+          <w:color w:val="1C1C1C"/>
+          <w:rtl/>
+          <w:lang/>
+        </w:rPr>
+        <w:t>تحكم</w:t>
+      </w:r>
+      <w:r>
+        <w:rPr>
+          <w:rFonts w:ascii="Segoe UI" w:hAnsi="Segoe UI" w:cs="Segoe UI" w:hint="cs"/>
+          <w:color w:val="1C1C1C"/>
+          <w:rtl/>
+          <w:lang/>
+        </w:rPr>
+        <w:t xml:space="preserve"> </w:t>
+      </w:r>
+      <w:r>
+        <w:rPr>
+          <w:rFonts w:ascii="Tahoma" w:hAnsi="Tahoma" w:cs="Tahoma" w:hint="cs"/>
+          <w:color w:val="1C1C1C"/>
+          <w:rtl/>
+          <w:lang/>
+        </w:rPr>
+        <w:t>وروبوت</w:t>
+      </w:r>
+      <w:r>
+        <w:rPr>
+          <w:rFonts w:ascii="Segoe UI" w:hAnsi="Segoe UI" w:cs="Segoe UI" w:hint="cs"/>
+          <w:color w:val="1C1C1C"/>
+          <w:rtl/>
+          <w:lang/>
+        </w:rPr>
+        <w:t xml:space="preserve"> </w:t>
+      </w:r>
+      <w:r>
+        <w:rPr>
+          <w:rFonts w:ascii="Tahoma" w:hAnsi="Tahoma" w:cs="Tahoma" w:hint="cs"/>
+          <w:color w:val="1C1C1C"/>
+          <w:rtl/>
+          <w:lang/>
+        </w:rPr>
+        <w:t>وطقم</w:t>
+      </w:r>
+      <w:r>
+        <w:rPr>
+          <w:rFonts w:ascii="Segoe UI" w:hAnsi="Segoe UI" w:cs="Segoe UI" w:hint="cs"/>
+          <w:color w:val="1C1C1C"/>
+          <w:rtl/>
+          <w:lang/>
+        </w:rPr>
+        <w:t xml:space="preserve"> </w:t>
+      </w:r>
+      <w:r>
+        <w:rPr>
+          <w:rFonts w:ascii="Tahoma" w:hAnsi="Tahoma" w:cs="Tahoma" w:hint="cs"/>
+          <w:color w:val="1C1C1C"/>
+          <w:rtl/>
+          <w:lang/>
+        </w:rPr>
+        <w:t>من</w:t>
+      </w:r>
+      <w:r>
+        <w:rPr>
+          <w:rFonts w:ascii="Segoe UI" w:hAnsi="Segoe UI" w:cs="Segoe UI" w:hint="cs"/>
+          <w:color w:val="1C1C1C"/>
+          <w:rtl/>
+          <w:lang/>
+        </w:rPr>
+        <w:t xml:space="preserve"> </w:t>
+      </w:r>
+      <w:r>
+        <w:rPr>
+          <w:rFonts w:ascii="Tahoma" w:hAnsi="Tahoma" w:cs="Tahoma" w:hint="cs"/>
+          <w:color w:val="1C1C1C"/>
+          <w:rtl/>
+          <w:lang/>
+        </w:rPr>
+        <w:t>بطاقات</w:t>
+      </w:r>
+      <w:r>
+        <w:rPr>
+          <w:rFonts w:ascii="Segoe UI" w:hAnsi="Segoe UI" w:cs="Segoe UI" w:hint="cs"/>
+          <w:color w:val="1C1C1C"/>
+          <w:rtl/>
+          <w:lang/>
+        </w:rPr>
+        <w:t xml:space="preserve"> </w:t>
+      </w:r>
+      <w:r>
+        <w:rPr>
+          <w:rFonts w:ascii="Tahoma" w:hAnsi="Tahoma" w:cs="Tahoma" w:hint="cs"/>
+          <w:color w:val="1C1C1C"/>
+          <w:rtl/>
+          <w:lang/>
+        </w:rPr>
+        <w:t>الأوامر</w:t>
+      </w:r>
+      <w:r>
+        <w:rPr>
+          <w:rFonts w:ascii="Segoe UI" w:hAnsi="Segoe UI" w:cs="Segoe UI" w:hint="cs"/>
+          <w:color w:val="1C1C1C"/>
+          <w:rtl/>
+          <w:lang/>
+        </w:rPr>
+        <w:t xml:space="preserve"> </w:t>
+      </w:r>
+      <w:r>
+        <w:rPr>
+          <w:rFonts w:ascii="Tahoma" w:hAnsi="Tahoma" w:cs="Tahoma" w:hint="cs"/>
+          <w:color w:val="1C1C1C"/>
+          <w:rtl/>
+          <w:lang/>
+        </w:rPr>
+        <w:t>الكرتونية</w:t>
+      </w:r>
+      <w:r>
+        <w:rPr>
+          <w:rFonts w:ascii="Segoe UI" w:hAnsi="Segoe UI" w:cs="Segoe UI" w:hint="cs"/>
+          <w:color w:val="1C1C1C"/>
+          <w:rtl/>
+          <w:lang/>
+        </w:rPr>
+        <w:t xml:space="preserve"> (NFC). </w:t>
+      </w:r>
+      <w:r>
+        <w:rPr>
+          <w:rFonts w:ascii="Tahoma" w:hAnsi="Tahoma" w:cs="Tahoma" w:hint="cs"/>
+          <w:color w:val="1C1C1C"/>
+          <w:rtl/>
+          <w:lang/>
+        </w:rPr>
+        <w:t>الطقم</w:t>
+      </w:r>
+      <w:r>
+        <w:rPr>
+          <w:rFonts w:ascii="Segoe UI" w:hAnsi="Segoe UI" w:cs="Segoe UI" w:hint="cs"/>
+          <w:color w:val="1C1C1C"/>
+          <w:rtl/>
+          <w:lang/>
+        </w:rPr>
+        <w:t xml:space="preserve"> </w:t>
+      </w:r>
+      <w:r>
+        <w:rPr>
+          <w:rFonts w:ascii="Tahoma" w:hAnsi="Tahoma" w:cs="Tahoma" w:hint="cs"/>
+          <w:color w:val="1C1C1C"/>
+          <w:rtl/>
+          <w:lang/>
+        </w:rPr>
+        <w:t>الواحد</w:t>
+      </w:r>
+      <w:r>
+        <w:rPr>
+          <w:rFonts w:ascii="Segoe UI" w:hAnsi="Segoe UI" w:cs="Segoe UI" w:hint="cs"/>
+          <w:color w:val="1C1C1C"/>
+          <w:rtl/>
+          <w:lang/>
+        </w:rPr>
+        <w:t xml:space="preserve"> </w:t>
+      </w:r>
+      <w:r>
+        <w:rPr>
+          <w:rFonts w:ascii="Tahoma" w:hAnsi="Tahoma" w:cs="Tahoma" w:hint="cs"/>
+          <w:color w:val="1C1C1C"/>
+          <w:rtl/>
+          <w:lang/>
+        </w:rPr>
+        <w:t>مخصص</w:t>
+      </w:r>
+      <w:r>
+        <w:rPr>
+          <w:rFonts w:ascii="Segoe UI" w:hAnsi="Segoe UI" w:cs="Segoe UI" w:hint="cs"/>
+          <w:color w:val="1C1C1C"/>
+          <w:rtl/>
+          <w:lang/>
+        </w:rPr>
+        <w:t xml:space="preserve"> </w:t>
+      </w:r>
+      <w:r>
+        <w:rPr>
+          <w:rFonts w:ascii="Tahoma" w:hAnsi="Tahoma" w:cs="Tahoma" w:hint="cs"/>
+          <w:color w:val="1C1C1C"/>
+          <w:rtl/>
+          <w:lang/>
+        </w:rPr>
+        <w:t>لمجموعة</w:t>
+      </w:r>
+      <w:r>
+        <w:rPr>
+          <w:rFonts w:ascii="Segoe UI" w:hAnsi="Segoe UI" w:cs="Segoe UI" w:hint="cs"/>
+          <w:color w:val="1C1C1C"/>
+          <w:rtl/>
+          <w:lang/>
+        </w:rPr>
+        <w:t xml:space="preserve"> </w:t>
+      </w:r>
+      <w:r>
+        <w:rPr>
+          <w:rFonts w:ascii="Tahoma" w:hAnsi="Tahoma" w:cs="Tahoma" w:hint="cs"/>
+          <w:color w:val="1C1C1C"/>
+          <w:rtl/>
+          <w:lang/>
+        </w:rPr>
+        <w:t>من</w:t>
+      </w:r>
+      <w:r>
+        <w:rPr>
+          <w:rFonts w:ascii="Segoe UI" w:hAnsi="Segoe UI" w:cs="Segoe UI" w:hint="cs"/>
+          <w:color w:val="1C1C1C"/>
+          <w:rtl/>
+          <w:lang/>
+        </w:rPr>
+        <w:t xml:space="preserve"> 2-4 </w:t>
+      </w:r>
+      <w:r>
+        <w:rPr>
+          <w:rFonts w:ascii="Tahoma" w:hAnsi="Tahoma" w:cs="Tahoma" w:hint="cs"/>
+          <w:color w:val="1C1C1C"/>
+          <w:rtl/>
+          <w:lang/>
+        </w:rPr>
+        <w:t>أطفال</w:t>
       </w:r>
       <w:r>
         <w:rPr>
@@ -8700,140 +8949,167 @@
           <w:rtl/>
           <w:lang/>
         </w:rPr>
-        <w:t>افتح</w:t>
-      </w:r>
-      <w:r>
-        <w:rPr>
-          <w:rFonts w:ascii="Segoe UI" w:hAnsi="Segoe UI" w:cs="Segoe UI" w:hint="cs"/>
-          <w:color w:val="1C1C1C"/>
-          <w:rtl/>
-          <w:lang/>
-        </w:rPr>
-        <w:t xml:space="preserve"> </w:t>
-      </w:r>
-      <w:r>
-        <w:rPr>
-          <w:rFonts w:ascii="Tahoma" w:hAnsi="Tahoma" w:cs="Tahoma" w:hint="cs"/>
-          <w:color w:val="1C1C1C"/>
-          <w:rtl/>
-          <w:lang/>
-        </w:rPr>
-        <w:t>ال</w:t>
-      </w:r>
-      <w:r>
-        <w:rPr>
-          <w:rFonts w:ascii="Tahoma" w:hAnsi="Tahoma" w:cs="Tahoma" w:hint="cs"/>
-          <w:color w:val="1C1C1C"/>
-          <w:rtl/>
-          <w:lang/>
-        </w:rPr>
-        <w:t>رابط</w:t>
-      </w:r>
-      <w:r>
-        <w:rPr>
-          <w:rFonts w:ascii="Segoe UI" w:hAnsi="Segoe UI" w:cs="Segoe UI" w:hint="cs"/>
-          <w:color w:val="1C1C1C"/>
-          <w:rtl/>
-          <w:lang/>
-        </w:rPr>
-        <w:t xml:space="preserve"> </w:t>
-      </w:r>
-      <w:r>
-        <w:rPr>
-          <w:rFonts w:ascii="Tahoma" w:hAnsi="Tahoma" w:cs="Tahoma" w:hint="cs"/>
-          <w:color w:val="1C1C1C"/>
-          <w:rtl/>
-          <w:lang/>
-        </w:rPr>
-        <w:t>أو</w:t>
-      </w:r>
-      <w:r>
-        <w:rPr>
-          <w:rFonts w:ascii="Segoe UI" w:hAnsi="Segoe UI" w:cs="Segoe UI" w:hint="cs"/>
-          <w:color w:val="1C1C1C"/>
-          <w:rtl/>
-          <w:lang/>
-        </w:rPr>
-        <w:t xml:space="preserve"> </w:t>
-      </w:r>
-      <w:r>
-        <w:rPr>
-          <w:rFonts w:ascii="Tahoma" w:hAnsi="Tahoma" w:cs="Tahoma" w:hint="cs"/>
-          <w:color w:val="1C1C1C"/>
-          <w:rtl/>
-          <w:lang/>
-        </w:rPr>
-        <w:t>وجّه</w:t>
-      </w:r>
-      <w:r>
-        <w:rPr>
-          <w:rFonts w:ascii="Segoe UI" w:hAnsi="Segoe UI" w:cs="Segoe UI" w:hint="cs"/>
-          <w:color w:val="1C1C1C"/>
-          <w:rtl/>
-          <w:lang/>
-        </w:rPr>
-        <w:t xml:space="preserve"> </w:t>
-      </w:r>
-      <w:r>
-        <w:rPr>
-          <w:rFonts w:ascii="Tahoma" w:hAnsi="Tahoma" w:cs="Tahoma" w:hint="cs"/>
-          <w:color w:val="1C1C1C"/>
-          <w:rtl/>
-          <w:lang/>
-        </w:rPr>
-        <w:t>الكاميرا</w:t>
-      </w:r>
-      <w:r>
-        <w:rPr>
-          <w:rFonts w:ascii="Segoe UI" w:hAnsi="Segoe UI" w:cs="Segoe UI" w:hint="cs"/>
-          <w:color w:val="1C1C1C"/>
-          <w:rtl/>
-          <w:lang/>
-        </w:rPr>
-        <w:t xml:space="preserve"> </w:t>
-      </w:r>
-      <w:r>
-        <w:rPr>
-          <w:rFonts w:ascii="Tahoma" w:hAnsi="Tahoma" w:cs="Tahoma" w:hint="cs"/>
-          <w:color w:val="1C1C1C"/>
-          <w:rtl/>
-          <w:lang/>
-        </w:rPr>
-        <w:t>نحو</w:t>
-      </w:r>
-      <w:r>
-        <w:rPr>
-          <w:rFonts w:ascii="Segoe UI" w:hAnsi="Segoe UI" w:cs="Segoe UI" w:hint="cs"/>
-          <w:color w:val="1C1C1C"/>
-          <w:rtl/>
-          <w:lang/>
-        </w:rPr>
-        <w:t xml:space="preserve"> </w:t>
-      </w:r>
-      <w:r>
-        <w:rPr>
-          <w:rFonts w:ascii="Tahoma" w:hAnsi="Tahoma" w:cs="Tahoma" w:hint="cs"/>
-          <w:color w:val="1C1C1C"/>
-          <w:rtl/>
-          <w:lang/>
-        </w:rPr>
-        <w:t>رمز</w:t>
-      </w:r>
-      <w:r>
-        <w:rPr>
-          <w:rFonts w:ascii="Segoe UI" w:hAnsi="Segoe UI" w:cs="Segoe UI" w:hint="cs"/>
-          <w:color w:val="1C1C1C"/>
-          <w:rtl/>
-          <w:lang/>
-        </w:rPr>
-        <w:t xml:space="preserve"> QR:</w:t>
+        <w:t>كابل</w:t>
+      </w:r>
+      <w:r>
+        <w:rPr>
+          <w:rFonts w:ascii="Segoe UI" w:hAnsi="Segoe UI" w:cs="Segoe UI"/>
+          <w:color w:val="1C1C1C"/>
+          <w:rtl/>
+          <w:lang/>
+        </w:rPr>
+        <w:t xml:space="preserve"> USB-C </w:t>
+      </w:r>
+      <w:r>
+        <w:rPr>
+          <w:rFonts w:ascii="Tahoma" w:hAnsi="Tahoma" w:cs="Tahoma" w:hint="cs"/>
+          <w:color w:val="1C1C1C"/>
+          <w:rtl/>
+          <w:lang/>
+        </w:rPr>
+        <w:t>والشاحن</w:t>
+      </w:r>
+      <w:r>
+        <w:rPr>
+          <w:rFonts w:ascii="Segoe UI" w:hAnsi="Segoe UI" w:cs="Segoe UI" w:hint="cs"/>
+          <w:color w:val="1C1C1C"/>
+          <w:rtl/>
+          <w:lang/>
+        </w:rPr>
+        <w:t xml:space="preserve"> </w:t>
+      </w:r>
+      <w:r>
+        <w:rPr>
+          <w:rFonts w:ascii="Tahoma" w:hAnsi="Tahoma" w:cs="Tahoma" w:hint="cs"/>
+          <w:color w:val="1C1C1C"/>
+          <w:rtl/>
+          <w:lang/>
+        </w:rPr>
+        <w:t>غير</w:t>
+      </w:r>
+      <w:r>
+        <w:rPr>
+          <w:rFonts w:ascii="Segoe UI" w:hAnsi="Segoe UI" w:cs="Segoe UI" w:hint="cs"/>
+          <w:color w:val="1C1C1C"/>
+          <w:rtl/>
+          <w:lang/>
+        </w:rPr>
+        <w:t xml:space="preserve"> </w:t>
+      </w:r>
+      <w:r>
+        <w:rPr>
+          <w:rFonts w:ascii="Tahoma" w:hAnsi="Tahoma" w:cs="Tahoma" w:hint="cs"/>
+          <w:color w:val="1C1C1C"/>
+          <w:rtl/>
+          <w:lang/>
+        </w:rPr>
+        <w:t>مشمولَين،</w:t>
+      </w:r>
+      <w:r>
+        <w:rPr>
+          <w:rFonts w:ascii="Segoe UI" w:hAnsi="Segoe UI" w:cs="Segoe UI" w:hint="cs"/>
+          <w:color w:val="1C1C1C"/>
+          <w:rtl/>
+          <w:lang/>
+        </w:rPr>
+        <w:t xml:space="preserve"> </w:t>
+      </w:r>
+      <w:r>
+        <w:rPr>
+          <w:rFonts w:ascii="Tahoma" w:hAnsi="Tahoma" w:cs="Tahoma" w:hint="cs"/>
+          <w:color w:val="1C1C1C"/>
+          <w:rtl/>
+          <w:lang/>
+        </w:rPr>
+        <w:t>وأي</w:t>
+      </w:r>
+      <w:r>
+        <w:rPr>
+          <w:rFonts w:ascii="Segoe UI" w:hAnsi="Segoe UI" w:cs="Segoe UI" w:hint="cs"/>
+          <w:color w:val="1C1C1C"/>
+          <w:rtl/>
+          <w:lang/>
+        </w:rPr>
+        <w:t xml:space="preserve"> </w:t>
+      </w:r>
+      <w:r>
+        <w:rPr>
+          <w:rFonts w:ascii="Tahoma" w:hAnsi="Tahoma" w:cs="Tahoma" w:hint="cs"/>
+          <w:color w:val="1C1C1C"/>
+          <w:rtl/>
+          <w:lang/>
+        </w:rPr>
+        <w:t>طراز</w:t>
+      </w:r>
+      <w:r>
+        <w:rPr>
+          <w:rFonts w:ascii="Segoe UI" w:hAnsi="Segoe UI" w:cs="Segoe UI" w:hint="cs"/>
+          <w:color w:val="1C1C1C"/>
+          <w:rtl/>
+          <w:lang/>
+        </w:rPr>
+        <w:t xml:space="preserve"> </w:t>
+      </w:r>
+      <w:r>
+        <w:rPr>
+          <w:rFonts w:ascii="Tahoma" w:hAnsi="Tahoma" w:cs="Tahoma" w:hint="cs"/>
+          <w:color w:val="1C1C1C"/>
+          <w:rtl/>
+          <w:lang/>
+        </w:rPr>
+        <w:t>قياسي</w:t>
+      </w:r>
+      <w:r>
+        <w:rPr>
+          <w:rFonts w:ascii="Segoe UI" w:hAnsi="Segoe UI" w:cs="Segoe UI" w:hint="cs"/>
+          <w:color w:val="1C1C1C"/>
+          <w:rtl/>
+          <w:lang/>
+        </w:rPr>
+        <w:t xml:space="preserve"> </w:t>
+      </w:r>
+      <w:r>
+        <w:rPr>
+          <w:rFonts w:ascii="Tahoma" w:hAnsi="Tahoma" w:cs="Tahoma" w:hint="cs"/>
+          <w:color w:val="1C1C1C"/>
+          <w:rtl/>
+          <w:lang/>
+        </w:rPr>
+        <w:t>يفي</w:t>
+      </w:r>
+      <w:r>
+        <w:rPr>
+          <w:rFonts w:ascii="Segoe UI" w:hAnsi="Segoe UI" w:cs="Segoe UI" w:hint="cs"/>
+          <w:color w:val="1C1C1C"/>
+          <w:rtl/>
+          <w:lang/>
+        </w:rPr>
+        <w:t xml:space="preserve"> </w:t>
+      </w:r>
+      <w:r>
+        <w:rPr>
+          <w:rFonts w:ascii="Tahoma" w:hAnsi="Tahoma" w:cs="Tahoma" w:hint="cs"/>
+          <w:color w:val="1C1C1C"/>
+          <w:rtl/>
+          <w:lang/>
+        </w:rPr>
+        <w:t>بالغرض</w:t>
+      </w:r>
+      <w:r>
+        <w:rPr>
+          <w:rFonts w:ascii="Segoe UI" w:hAnsi="Segoe UI" w:cs="Segoe UI" w:hint="cs"/>
+          <w:color w:val="1C1C1C"/>
+          <w:rtl/>
+          <w:lang/>
+        </w:rPr>
+        <w:t>.</w:t>
       </w:r>
     </w:p>
     <w:p>
       <w:pPr>
         <w:pStyle w:val="a7"/>
         <w:bidi/>
-        <w:divId w:val="2117140853"/>
+        <w:divId w:val="733744263"/>
         <w:rPr>
           <w:rFonts w:ascii="Segoe UI" w:hAnsi="Segoe UI" w:cs="Segoe UI"/>
           <w:color w:val="1C1C1C"/>
@@ -8843,19 +9119,1175 @@
       </w:pPr>
       <w:r>
         <w:rPr>
-          <w:rStyle w:val="a6"/>
+          <w:rFonts w:ascii="Tahoma" w:hAnsi="Tahoma" w:cs="Tahoma" w:hint="cs"/>
+          <w:color w:val="1C1C1C"/>
+          <w:rtl/>
+          <w:lang/>
+        </w:rPr>
+        <w:t>المواصفات</w:t>
+      </w:r>
+      <w:r>
+        <w:rPr>
+          <w:rFonts w:ascii="Segoe UI" w:hAnsi="Segoe UI" w:cs="Segoe UI" w:hint="cs"/>
+          <w:color w:val="1C1C1C"/>
+          <w:rtl/>
+          <w:lang/>
+        </w:rPr>
+        <w:t xml:space="preserve">. </w:t>
+      </w:r>
+      <w:r>
+        <w:rPr>
+          <w:rFonts w:ascii="Tahoma" w:hAnsi="Tahoma" w:cs="Tahoma" w:hint="cs"/>
+          <w:color w:val="1C1C1C"/>
+          <w:rtl/>
+          <w:lang/>
+        </w:rPr>
+        <w:t>الروبوت</w:t>
+      </w:r>
+      <w:r>
+        <w:rPr>
+          <w:rFonts w:ascii="Segoe UI" w:hAnsi="Segoe UI" w:cs="Segoe UI" w:hint="cs"/>
+          <w:color w:val="1C1C1C"/>
+          <w:rtl/>
+          <w:lang/>
+        </w:rPr>
+        <w:t xml:space="preserve"> </w:t>
+      </w:r>
+      <w:r>
+        <w:rPr>
+          <w:rFonts w:ascii="Tahoma" w:hAnsi="Tahoma" w:cs="Tahoma" w:hint="cs"/>
+          <w:color w:val="1C1C1C"/>
+          <w:rtl/>
+          <w:lang/>
+        </w:rPr>
+        <w:t>ولوحة</w:t>
+      </w:r>
+      <w:r>
+        <w:rPr>
+          <w:rFonts w:ascii="Segoe UI" w:hAnsi="Segoe UI" w:cs="Segoe UI" w:hint="cs"/>
+          <w:color w:val="1C1C1C"/>
+          <w:rtl/>
+          <w:lang/>
+        </w:rPr>
+        <w:t xml:space="preserve"> </w:t>
+      </w:r>
+      <w:r>
+        <w:rPr>
+          <w:rFonts w:ascii="Tahoma" w:hAnsi="Tahoma" w:cs="Tahoma" w:hint="cs"/>
+          <w:color w:val="1C1C1C"/>
+          <w:rtl/>
+          <w:lang/>
+        </w:rPr>
+        <w:t>التحكم</w:t>
+      </w:r>
+      <w:r>
+        <w:rPr>
+          <w:rFonts w:ascii="Segoe UI" w:hAnsi="Segoe UI" w:cs="Segoe UI" w:hint="cs"/>
+          <w:color w:val="1C1C1C"/>
+          <w:rtl/>
+          <w:lang/>
+        </w:rPr>
+        <w:t xml:space="preserve"> </w:t>
+      </w:r>
+      <w:r>
+        <w:rPr>
+          <w:rFonts w:ascii="Tahoma" w:hAnsi="Tahoma" w:cs="Tahoma" w:hint="cs"/>
+          <w:color w:val="1C1C1C"/>
+          <w:rtl/>
+          <w:lang/>
+        </w:rPr>
+        <w:t>من</w:t>
+      </w:r>
+      <w:r>
+        <w:rPr>
+          <w:rFonts w:ascii="Segoe UI" w:hAnsi="Segoe UI" w:cs="Segoe UI" w:hint="cs"/>
+          <w:color w:val="1C1C1C"/>
+          <w:rtl/>
+          <w:lang/>
+        </w:rPr>
+        <w:t xml:space="preserve"> </w:t>
+      </w:r>
+      <w:r>
+        <w:rPr>
+          <w:rFonts w:ascii="Tahoma" w:hAnsi="Tahoma" w:cs="Tahoma" w:hint="cs"/>
+          <w:color w:val="1C1C1C"/>
+          <w:rtl/>
+          <w:lang/>
+        </w:rPr>
+        <w:t>الخشب،</w:t>
+      </w:r>
+      <w:r>
+        <w:rPr>
+          <w:rFonts w:ascii="Segoe UI" w:hAnsi="Segoe UI" w:cs="Segoe UI" w:hint="cs"/>
+          <w:color w:val="1C1C1C"/>
+          <w:rtl/>
+          <w:lang/>
+        </w:rPr>
+        <w:t xml:space="preserve"> </w:t>
+      </w:r>
+      <w:r>
+        <w:rPr>
+          <w:rFonts w:ascii="Tahoma" w:hAnsi="Tahoma" w:cs="Tahoma" w:hint="cs"/>
+          <w:color w:val="1C1C1C"/>
+          <w:rtl/>
+          <w:lang/>
+        </w:rPr>
+        <w:t>والبطاقات</w:t>
+      </w:r>
+      <w:r>
+        <w:rPr>
+          <w:rFonts w:ascii="Segoe UI" w:hAnsi="Segoe UI" w:cs="Segoe UI" w:hint="cs"/>
+          <w:color w:val="1C1C1C"/>
+          <w:rtl/>
+          <w:lang/>
+        </w:rPr>
+        <w:t xml:space="preserve"> </w:t>
+      </w:r>
+      <w:r>
+        <w:rPr>
+          <w:rFonts w:ascii="Tahoma" w:hAnsi="Tahoma" w:cs="Tahoma" w:hint="cs"/>
+          <w:color w:val="1C1C1C"/>
+          <w:rtl/>
+          <w:lang/>
+        </w:rPr>
+        <w:t>كرتونية</w:t>
+      </w:r>
+      <w:r>
+        <w:rPr>
+          <w:rFonts w:ascii="Segoe UI" w:hAnsi="Segoe UI" w:cs="Segoe UI" w:hint="cs"/>
+          <w:color w:val="1C1C1C"/>
+          <w:rtl/>
+          <w:lang/>
+        </w:rPr>
+        <w:t xml:space="preserve">. </w:t>
+      </w:r>
+      <w:r>
+        <w:rPr>
+          <w:rFonts w:ascii="Tahoma" w:hAnsi="Tahoma" w:cs="Tahoma" w:hint="cs"/>
+          <w:color w:val="1C1C1C"/>
+          <w:rtl/>
+          <w:lang/>
+        </w:rPr>
+        <w:t>الروبوت</w:t>
+      </w:r>
+      <w:r>
+        <w:rPr>
+          <w:rFonts w:ascii="Segoe UI" w:hAnsi="Segoe UI" w:cs="Segoe UI" w:hint="cs"/>
+          <w:color w:val="1C1C1C"/>
+          <w:rtl/>
+          <w:lang/>
+        </w:rPr>
+        <w:t xml:space="preserve"> </w:t>
+      </w:r>
+      <w:r>
+        <w:rPr>
+          <w:rFonts w:ascii="Tahoma" w:hAnsi="Tahoma" w:cs="Tahoma" w:hint="cs"/>
+          <w:color w:val="1C1C1C"/>
+          <w:rtl/>
+          <w:lang/>
+        </w:rPr>
+        <w:t>قطره</w:t>
+      </w:r>
+      <w:r>
+        <w:rPr>
+          <w:rFonts w:ascii="Segoe UI" w:hAnsi="Segoe UI" w:cs="Segoe UI" w:hint="cs"/>
+          <w:color w:val="1C1C1C"/>
+          <w:rtl/>
+          <w:lang/>
+        </w:rPr>
+        <w:t xml:space="preserve"> 125 </w:t>
+      </w:r>
+      <w:r>
+        <w:rPr>
+          <w:rFonts w:ascii="Tahoma" w:hAnsi="Tahoma" w:cs="Tahoma" w:hint="cs"/>
+          <w:color w:val="1C1C1C"/>
+          <w:rtl/>
+          <w:lang/>
+        </w:rPr>
+        <w:t>مم،</w:t>
+      </w:r>
+      <w:r>
+        <w:rPr>
+          <w:rFonts w:ascii="Segoe UI" w:hAnsi="Segoe UI" w:cs="Segoe UI" w:hint="cs"/>
+          <w:color w:val="1C1C1C"/>
+          <w:rtl/>
+          <w:lang/>
+        </w:rPr>
+        <w:t xml:space="preserve"> </w:t>
+      </w:r>
+      <w:r>
+        <w:rPr>
+          <w:rFonts w:ascii="Tahoma" w:hAnsi="Tahoma" w:cs="Tahoma" w:hint="cs"/>
+          <w:color w:val="1C1C1C"/>
+          <w:rtl/>
+          <w:lang/>
+        </w:rPr>
+        <w:t>وارتفاعه</w:t>
+      </w:r>
+      <w:r>
+        <w:rPr>
+          <w:rFonts w:ascii="Segoe UI" w:hAnsi="Segoe UI" w:cs="Segoe UI" w:hint="cs"/>
+          <w:color w:val="1C1C1C"/>
+          <w:rtl/>
+          <w:lang/>
+        </w:rPr>
+        <w:t xml:space="preserve"> 44 </w:t>
+      </w:r>
+      <w:r>
+        <w:rPr>
+          <w:rFonts w:ascii="Tahoma" w:hAnsi="Tahoma" w:cs="Tahoma" w:hint="cs"/>
+          <w:color w:val="1C1C1C"/>
+          <w:rtl/>
+          <w:lang/>
+        </w:rPr>
+        <w:t>مم،</w:t>
+      </w:r>
+      <w:r>
+        <w:rPr>
+          <w:rFonts w:ascii="Segoe UI" w:hAnsi="Segoe UI" w:cs="Segoe UI" w:hint="cs"/>
+          <w:color w:val="1C1C1C"/>
+          <w:rtl/>
+          <w:lang/>
+        </w:rPr>
+        <w:t xml:space="preserve"> </w:t>
+      </w:r>
+      <w:r>
+        <w:rPr>
+          <w:rFonts w:ascii="Tahoma" w:hAnsi="Tahoma" w:cs="Tahoma" w:hint="cs"/>
+          <w:color w:val="1C1C1C"/>
+          <w:rtl/>
+          <w:lang/>
+        </w:rPr>
+        <w:t>ووزنه</w:t>
+      </w:r>
+      <w:r>
+        <w:rPr>
+          <w:rFonts w:ascii="Segoe UI" w:hAnsi="Segoe UI" w:cs="Segoe UI" w:hint="cs"/>
+          <w:color w:val="1C1C1C"/>
+          <w:rtl/>
+          <w:lang/>
+        </w:rPr>
+        <w:t xml:space="preserve"> 220 </w:t>
+      </w:r>
+      <w:r>
+        <w:rPr>
+          <w:rFonts w:ascii="Tahoma" w:hAnsi="Tahoma" w:cs="Tahoma" w:hint="cs"/>
+          <w:color w:val="1C1C1C"/>
+          <w:rtl/>
+          <w:lang/>
+        </w:rPr>
+        <w:t>غ</w:t>
+      </w:r>
+      <w:r>
+        <w:rPr>
+          <w:rFonts w:ascii="Segoe UI" w:hAnsi="Segoe UI" w:cs="Segoe UI" w:hint="cs"/>
+          <w:color w:val="1C1C1C"/>
+          <w:rtl/>
+          <w:lang/>
+        </w:rPr>
+        <w:t xml:space="preserve">. </w:t>
+      </w:r>
+      <w:r>
+        <w:rPr>
+          <w:rFonts w:ascii="Tahoma" w:hAnsi="Tahoma" w:cs="Tahoma" w:hint="cs"/>
+          <w:color w:val="1C1C1C"/>
+          <w:rtl/>
+          <w:lang/>
+        </w:rPr>
+        <w:t>لوحة</w:t>
+      </w:r>
+      <w:r>
+        <w:rPr>
+          <w:rFonts w:ascii="Segoe UI" w:hAnsi="Segoe UI" w:cs="Segoe UI" w:hint="cs"/>
+          <w:color w:val="1C1C1C"/>
+          <w:rtl/>
+          <w:lang/>
+        </w:rPr>
+        <w:t xml:space="preserve"> </w:t>
+      </w:r>
+      <w:r>
+        <w:rPr>
+          <w:rFonts w:ascii="Tahoma" w:hAnsi="Tahoma" w:cs="Tahoma" w:hint="cs"/>
+          <w:color w:val="1C1C1C"/>
+          <w:rtl/>
+          <w:lang/>
+        </w:rPr>
+        <w:t>التحكم</w:t>
+      </w:r>
+      <w:r>
+        <w:rPr>
+          <w:rFonts w:ascii="Segoe UI" w:hAnsi="Segoe UI" w:cs="Segoe UI" w:hint="cs"/>
+          <w:color w:val="1C1C1C"/>
+          <w:rtl/>
+          <w:lang/>
+        </w:rPr>
+        <w:t xml:space="preserve"> 317 x 217 x 62 </w:t>
+      </w:r>
+      <w:r>
+        <w:rPr>
+          <w:rFonts w:ascii="Tahoma" w:hAnsi="Tahoma" w:cs="Tahoma" w:hint="cs"/>
+          <w:color w:val="1C1C1C"/>
+          <w:rtl/>
+          <w:lang/>
+        </w:rPr>
+        <w:t>مم،</w:t>
+      </w:r>
+      <w:r>
+        <w:rPr>
+          <w:rFonts w:ascii="Segoe UI" w:hAnsi="Segoe UI" w:cs="Segoe UI" w:hint="cs"/>
+          <w:color w:val="1C1C1C"/>
+          <w:rtl/>
+          <w:lang/>
+        </w:rPr>
+        <w:t xml:space="preserve"> </w:t>
+      </w:r>
+      <w:r>
+        <w:rPr>
+          <w:rFonts w:ascii="Tahoma" w:hAnsi="Tahoma" w:cs="Tahoma" w:hint="cs"/>
+          <w:color w:val="1C1C1C"/>
+          <w:rtl/>
+          <w:lang/>
+        </w:rPr>
+        <w:t>ووزنها</w:t>
+      </w:r>
+      <w:r>
+        <w:rPr>
+          <w:rFonts w:ascii="Segoe UI" w:hAnsi="Segoe UI" w:cs="Segoe UI" w:hint="cs"/>
+          <w:color w:val="1C1C1C"/>
+          <w:rtl/>
+          <w:lang/>
+        </w:rPr>
+        <w:t xml:space="preserve"> 680 </w:t>
+      </w:r>
+      <w:r>
+        <w:rPr>
+          <w:rFonts w:ascii="Tahoma" w:hAnsi="Tahoma" w:cs="Tahoma" w:hint="cs"/>
+          <w:color w:val="1C1C1C"/>
+          <w:rtl/>
+          <w:lang/>
+        </w:rPr>
+        <w:t>غ</w:t>
+      </w:r>
+      <w:r>
+        <w:rPr>
+          <w:rFonts w:ascii="Segoe UI" w:hAnsi="Segoe UI" w:cs="Segoe UI" w:hint="cs"/>
+          <w:color w:val="1C1C1C"/>
+          <w:rtl/>
+          <w:lang/>
+        </w:rPr>
+        <w:t xml:space="preserve">. </w:t>
+      </w:r>
+      <w:r>
+        <w:rPr>
+          <w:rFonts w:ascii="Tahoma" w:hAnsi="Tahoma" w:cs="Tahoma" w:hint="cs"/>
+          <w:color w:val="1C1C1C"/>
+          <w:rtl/>
+          <w:lang/>
+        </w:rPr>
+        <w:t>البطاقات</w:t>
+      </w:r>
+      <w:r>
+        <w:rPr>
+          <w:rFonts w:ascii="Segoe UI" w:hAnsi="Segoe UI" w:cs="Segoe UI" w:hint="cs"/>
+          <w:color w:val="1C1C1C"/>
+          <w:rtl/>
+          <w:lang/>
+        </w:rPr>
+        <w:t xml:space="preserve"> 33 x 33 </w:t>
+      </w:r>
+      <w:r>
+        <w:rPr>
+          <w:rFonts w:ascii="Tahoma" w:hAnsi="Tahoma" w:cs="Tahoma" w:hint="cs"/>
+          <w:color w:val="1C1C1C"/>
+          <w:rtl/>
+          <w:lang/>
+        </w:rPr>
+        <w:t>مم،</w:t>
+      </w:r>
+      <w:r>
+        <w:rPr>
+          <w:rFonts w:ascii="Segoe UI" w:hAnsi="Segoe UI" w:cs="Segoe UI" w:hint="cs"/>
+          <w:color w:val="1C1C1C"/>
+          <w:rtl/>
+          <w:lang/>
+        </w:rPr>
+        <w:t xml:space="preserve"> NFC. 11 </w:t>
+      </w:r>
+      <w:r>
+        <w:rPr>
+          <w:rFonts w:ascii="Tahoma" w:hAnsi="Tahoma" w:cs="Tahoma" w:hint="cs"/>
+          <w:color w:val="1C1C1C"/>
+          <w:rtl/>
+          <w:lang/>
+        </w:rPr>
+        <w:t>فتحة</w:t>
+      </w:r>
+      <w:r>
+        <w:rPr>
+          <w:rFonts w:ascii="Segoe UI" w:hAnsi="Segoe UI" w:cs="Segoe UI" w:hint="cs"/>
+          <w:color w:val="1C1C1C"/>
+          <w:rtl/>
+          <w:lang/>
+        </w:rPr>
+        <w:t xml:space="preserve"> </w:t>
+      </w:r>
+      <w:r>
+        <w:rPr>
+          <w:rFonts w:ascii="Tahoma" w:hAnsi="Tahoma" w:cs="Tahoma" w:hint="cs"/>
+          <w:color w:val="1C1C1C"/>
+          <w:rtl/>
+          <w:lang/>
+        </w:rPr>
+        <w:t>مزدوجة</w:t>
+      </w:r>
+      <w:r>
+        <w:rPr>
+          <w:rFonts w:ascii="Segoe UI" w:hAnsi="Segoe UI" w:cs="Segoe UI" w:hint="cs"/>
+          <w:color w:val="1C1C1C"/>
+          <w:rtl/>
+          <w:lang/>
+        </w:rPr>
+        <w:t xml:space="preserve">. </w:t>
+      </w:r>
+      <w:r>
+        <w:rPr>
+          <w:rFonts w:ascii="Tahoma" w:hAnsi="Tahoma" w:cs="Tahoma" w:hint="cs"/>
+          <w:color w:val="1C1C1C"/>
+          <w:rtl/>
+          <w:lang/>
+        </w:rPr>
+        <w:t>ال</w:t>
+      </w:r>
+      <w:r>
+        <w:rPr>
+          <w:rFonts w:ascii="Tahoma" w:hAnsi="Tahoma" w:cs="Tahoma" w:hint="cs"/>
+          <w:color w:val="1C1C1C"/>
+          <w:rtl/>
+          <w:lang/>
+        </w:rPr>
+        <w:t>خطوة</w:t>
+      </w:r>
+      <w:r>
+        <w:rPr>
+          <w:rFonts w:ascii="Segoe UI" w:hAnsi="Segoe UI" w:cs="Segoe UI" w:hint="cs"/>
+          <w:color w:val="1C1C1C"/>
+          <w:rtl/>
+          <w:lang/>
+        </w:rPr>
+        <w:t xml:space="preserve"> </w:t>
+      </w:r>
+      <w:r>
+        <w:rPr>
+          <w:rFonts w:ascii="Tahoma" w:hAnsi="Tahoma" w:cs="Tahoma" w:hint="cs"/>
+          <w:color w:val="1C1C1C"/>
+          <w:rtl/>
+          <w:lang/>
+        </w:rPr>
+        <w:t>الافتراضية</w:t>
+      </w:r>
+      <w:r>
+        <w:rPr>
+          <w:rFonts w:ascii="Segoe UI" w:hAnsi="Segoe UI" w:cs="Segoe UI" w:hint="cs"/>
+          <w:color w:val="1C1C1C"/>
+          <w:rtl/>
+          <w:lang/>
+        </w:rPr>
+        <w:t xml:space="preserve"> 15 </w:t>
+      </w:r>
+      <w:r>
+        <w:rPr>
+          <w:rFonts w:ascii="Tahoma" w:hAnsi="Tahoma" w:cs="Tahoma" w:hint="cs"/>
+          <w:color w:val="1C1C1C"/>
+          <w:rtl/>
+          <w:lang/>
+        </w:rPr>
+        <w:t>سم،</w:t>
+      </w:r>
+      <w:r>
+        <w:rPr>
+          <w:rFonts w:ascii="Segoe UI" w:hAnsi="Segoe UI" w:cs="Segoe UI" w:hint="cs"/>
+          <w:color w:val="1C1C1C"/>
+          <w:rtl/>
+          <w:lang/>
+        </w:rPr>
+        <w:t xml:space="preserve"> </w:t>
+      </w:r>
+      <w:r>
+        <w:rPr>
+          <w:rFonts w:ascii="Tahoma" w:hAnsi="Tahoma" w:cs="Tahoma" w:hint="cs"/>
+          <w:color w:val="1C1C1C"/>
+          <w:rtl/>
+          <w:lang/>
+        </w:rPr>
+        <w:t>وتُضبط</w:t>
+      </w:r>
+      <w:r>
+        <w:rPr>
+          <w:rFonts w:ascii="Segoe UI" w:hAnsi="Segoe UI" w:cs="Segoe UI" w:hint="cs"/>
+          <w:color w:val="1C1C1C"/>
+          <w:rtl/>
+          <w:lang/>
+        </w:rPr>
+        <w:t xml:space="preserve"> </w:t>
+      </w:r>
+      <w:r>
+        <w:rPr>
+          <w:rFonts w:ascii="Tahoma" w:hAnsi="Tahoma" w:cs="Tahoma" w:hint="cs"/>
+          <w:color w:val="1C1C1C"/>
+          <w:rtl/>
+          <w:lang/>
+        </w:rPr>
+        <w:t>لأي</w:t>
+      </w:r>
+      <w:r>
+        <w:rPr>
+          <w:rFonts w:ascii="Segoe UI" w:hAnsi="Segoe UI" w:cs="Segoe UI" w:hint="cs"/>
+          <w:color w:val="1C1C1C"/>
+          <w:rtl/>
+          <w:lang/>
+        </w:rPr>
+        <w:t xml:space="preserve"> </w:t>
+      </w:r>
+      <w:r>
+        <w:rPr>
+          <w:rFonts w:ascii="Tahoma" w:hAnsi="Tahoma" w:cs="Tahoma" w:hint="cs"/>
+          <w:color w:val="1C1C1C"/>
+          <w:rtl/>
+          <w:lang/>
+        </w:rPr>
+        <w:t>حجم</w:t>
+      </w:r>
+      <w:r>
+        <w:rPr>
+          <w:rFonts w:ascii="Segoe UI" w:hAnsi="Segoe UI" w:cs="Segoe UI" w:hint="cs"/>
+          <w:color w:val="1C1C1C"/>
+          <w:rtl/>
+          <w:lang/>
+        </w:rPr>
+        <w:t xml:space="preserve">. </w:t>
+      </w:r>
+      <w:r>
+        <w:rPr>
+          <w:rFonts w:ascii="Tahoma" w:hAnsi="Tahoma" w:cs="Tahoma" w:hint="cs"/>
+          <w:color w:val="1C1C1C"/>
+          <w:rtl/>
+          <w:lang/>
+        </w:rPr>
+        <w:t>الدورانات</w:t>
+      </w:r>
+      <w:r>
+        <w:rPr>
+          <w:rFonts w:ascii="Segoe UI" w:hAnsi="Segoe UI" w:cs="Segoe UI" w:hint="cs"/>
+          <w:color w:val="1C1C1C"/>
+          <w:rtl/>
+          <w:lang/>
+        </w:rPr>
+        <w:t xml:space="preserve"> </w:t>
+      </w:r>
+      <w:r>
+        <w:rPr>
+          <w:rFonts w:ascii="Tahoma" w:hAnsi="Tahoma" w:cs="Tahoma" w:hint="cs"/>
+          <w:color w:val="1C1C1C"/>
+          <w:rtl/>
+          <w:lang/>
+        </w:rPr>
+        <w:t>من</w:t>
+      </w:r>
+      <w:r>
+        <w:rPr>
+          <w:rFonts w:ascii="Segoe UI" w:hAnsi="Segoe UI" w:cs="Segoe UI" w:hint="cs"/>
+          <w:color w:val="1C1C1C"/>
+          <w:rtl/>
+          <w:lang/>
+        </w:rPr>
+        <w:t xml:space="preserve"> 1 </w:t>
+      </w:r>
+      <w:r>
+        <w:rPr>
+          <w:rFonts w:ascii="Tahoma" w:hAnsi="Tahoma" w:cs="Tahoma" w:hint="cs"/>
+          <w:color w:val="1C1C1C"/>
+          <w:rtl/>
+          <w:lang/>
+        </w:rPr>
+        <w:t>إلى</w:t>
+      </w:r>
+      <w:r>
+        <w:rPr>
+          <w:rFonts w:ascii="Segoe UI" w:hAnsi="Segoe UI" w:cs="Segoe UI" w:hint="cs"/>
+          <w:color w:val="1C1C1C"/>
+          <w:rtl/>
+          <w:lang/>
+        </w:rPr>
+        <w:t xml:space="preserve"> 360 </w:t>
+      </w:r>
+      <w:r>
+        <w:rPr>
+          <w:rFonts w:ascii="Tahoma" w:hAnsi="Tahoma" w:cs="Tahoma" w:hint="cs"/>
+          <w:color w:val="1C1C1C"/>
+          <w:rtl/>
+          <w:lang/>
+        </w:rPr>
+        <w:t>درجة</w:t>
+      </w:r>
+      <w:r>
+        <w:rPr>
+          <w:rFonts w:ascii="Segoe UI" w:hAnsi="Segoe UI" w:cs="Segoe UI" w:hint="cs"/>
+          <w:color w:val="1C1C1C"/>
+          <w:rtl/>
+          <w:lang/>
+        </w:rPr>
+        <w:t xml:space="preserve">. Bluetooth </w:t>
+      </w:r>
+      <w:r>
+        <w:rPr>
+          <w:rFonts w:ascii="Tahoma" w:hAnsi="Tahoma" w:cs="Tahoma" w:hint="cs"/>
+          <w:color w:val="1C1C1C"/>
+          <w:rtl/>
+          <w:lang/>
+        </w:rPr>
+        <w:t>بمدى</w:t>
+      </w:r>
+      <w:r>
+        <w:rPr>
+          <w:rFonts w:ascii="Segoe UI" w:hAnsi="Segoe UI" w:cs="Segoe UI" w:hint="cs"/>
+          <w:color w:val="1C1C1C"/>
+          <w:rtl/>
+          <w:lang/>
+        </w:rPr>
+        <w:t xml:space="preserve"> </w:t>
+      </w:r>
+      <w:r>
+        <w:rPr>
+          <w:rFonts w:ascii="Tahoma" w:hAnsi="Tahoma" w:cs="Tahoma" w:hint="cs"/>
+          <w:color w:val="1C1C1C"/>
+          <w:rtl/>
+          <w:lang/>
+        </w:rPr>
+        <w:t>نحو</w:t>
+      </w:r>
+      <w:r>
+        <w:rPr>
+          <w:rFonts w:ascii="Segoe UI" w:hAnsi="Segoe UI" w:cs="Segoe UI" w:hint="cs"/>
+          <w:color w:val="1C1C1C"/>
+          <w:rtl/>
+          <w:lang/>
+        </w:rPr>
+        <w:t xml:space="preserve"> 5 </w:t>
+      </w:r>
+      <w:r>
+        <w:rPr>
+          <w:rFonts w:ascii="Tahoma" w:hAnsi="Tahoma" w:cs="Tahoma" w:hint="cs"/>
+          <w:color w:val="1C1C1C"/>
+          <w:rtl/>
+          <w:lang/>
+        </w:rPr>
+        <w:t>م</w:t>
+      </w:r>
+      <w:r>
+        <w:rPr>
+          <w:rFonts w:ascii="Segoe UI" w:hAnsi="Segoe UI" w:cs="Segoe UI" w:hint="cs"/>
+          <w:color w:val="1C1C1C"/>
+          <w:rtl/>
+          <w:lang/>
+        </w:rPr>
+        <w:t xml:space="preserve">. </w:t>
+      </w:r>
+      <w:r>
+        <w:rPr>
+          <w:rFonts w:ascii="Tahoma" w:hAnsi="Tahoma" w:cs="Tahoma" w:hint="cs"/>
+          <w:color w:val="1C1C1C"/>
+          <w:rtl/>
+          <w:lang/>
+        </w:rPr>
+        <w:t>بطارية</w:t>
+      </w:r>
+      <w:r>
+        <w:rPr>
+          <w:rFonts w:ascii="Segoe UI" w:hAnsi="Segoe UI" w:cs="Segoe UI" w:hint="cs"/>
+          <w:color w:val="1C1C1C"/>
+          <w:rtl/>
+          <w:lang/>
+        </w:rPr>
+        <w:t xml:space="preserve"> Li-Ion</w:t>
+      </w:r>
+      <w:r>
+        <w:rPr>
+          <w:rFonts w:ascii="Tahoma" w:hAnsi="Tahoma" w:cs="Tahoma" w:hint="cs"/>
+          <w:color w:val="1C1C1C"/>
+          <w:rtl/>
+          <w:lang/>
+        </w:rPr>
+        <w:t>،</w:t>
+      </w:r>
+      <w:r>
+        <w:rPr>
+          <w:rFonts w:ascii="Segoe UI" w:hAnsi="Segoe UI" w:cs="Segoe UI" w:hint="cs"/>
+          <w:color w:val="1C1C1C"/>
+          <w:rtl/>
+          <w:lang/>
+        </w:rPr>
+        <w:t xml:space="preserve"> </w:t>
+      </w:r>
+      <w:r>
+        <w:rPr>
+          <w:rFonts w:ascii="Tahoma" w:hAnsi="Tahoma" w:cs="Tahoma" w:hint="cs"/>
+          <w:color w:val="1C1C1C"/>
+          <w:rtl/>
+          <w:lang/>
+        </w:rPr>
+        <w:t>شحن</w:t>
+      </w:r>
+      <w:r>
+        <w:rPr>
+          <w:rFonts w:ascii="Segoe UI" w:hAnsi="Segoe UI" w:cs="Segoe UI" w:hint="cs"/>
+          <w:color w:val="1C1C1C"/>
+          <w:rtl/>
+          <w:lang/>
+        </w:rPr>
+        <w:t xml:space="preserve"> USB-C</w:t>
+      </w:r>
+      <w:r>
+        <w:rPr>
+          <w:rFonts w:ascii="Tahoma" w:hAnsi="Tahoma" w:cs="Tahoma" w:hint="cs"/>
+          <w:color w:val="1C1C1C"/>
+          <w:rtl/>
+          <w:lang/>
+        </w:rPr>
+        <w:t>،</w:t>
+      </w:r>
+      <w:r>
+        <w:rPr>
+          <w:rFonts w:ascii="Segoe UI" w:hAnsi="Segoe UI" w:cs="Segoe UI" w:hint="cs"/>
+          <w:color w:val="1C1C1C"/>
+          <w:rtl/>
+          <w:lang/>
+        </w:rPr>
+        <w:t xml:space="preserve"> </w:t>
+      </w:r>
+      <w:r>
+        <w:rPr>
+          <w:rFonts w:ascii="Tahoma" w:hAnsi="Tahoma" w:cs="Tahoma" w:hint="cs"/>
+          <w:color w:val="1C1C1C"/>
+          <w:rtl/>
+          <w:lang/>
+        </w:rPr>
+        <w:t>نحو</w:t>
+      </w:r>
+      <w:r>
+        <w:rPr>
+          <w:rFonts w:ascii="Segoe UI" w:hAnsi="Segoe UI" w:cs="Segoe UI" w:hint="cs"/>
+          <w:color w:val="1C1C1C"/>
+          <w:rtl/>
+          <w:lang/>
+        </w:rPr>
+        <w:t xml:space="preserve"> 1,5 </w:t>
+      </w:r>
+      <w:r>
+        <w:rPr>
+          <w:rFonts w:ascii="Tahoma" w:hAnsi="Tahoma" w:cs="Tahoma" w:hint="cs"/>
+          <w:color w:val="1C1C1C"/>
+          <w:rtl/>
+          <w:lang/>
+        </w:rPr>
+        <w:t>ساعة</w:t>
+      </w:r>
+      <w:r>
+        <w:rPr>
+          <w:rFonts w:ascii="Segoe UI" w:hAnsi="Segoe UI" w:cs="Segoe UI" w:hint="cs"/>
+          <w:color w:val="1C1C1C"/>
+          <w:rtl/>
+          <w:lang/>
+        </w:rPr>
+        <w:t xml:space="preserve">. </w:t>
+      </w:r>
+      <w:r>
+        <w:rPr>
+          <w:rFonts w:ascii="Tahoma" w:hAnsi="Tahoma" w:cs="Tahoma" w:hint="cs"/>
+          <w:color w:val="1C1C1C"/>
+          <w:rtl/>
+          <w:lang/>
+        </w:rPr>
+        <w:t>العمر</w:t>
+      </w:r>
+      <w:r>
+        <w:rPr>
+          <w:rFonts w:ascii="Segoe UI" w:hAnsi="Segoe UI" w:cs="Segoe UI" w:hint="cs"/>
+          <w:color w:val="1C1C1C"/>
+          <w:rtl/>
+          <w:lang/>
+        </w:rPr>
+        <w:t xml:space="preserve"> 4-10 </w:t>
+      </w:r>
+      <w:r>
+        <w:rPr>
+          <w:rFonts w:ascii="Tahoma" w:hAnsi="Tahoma" w:cs="Tahoma" w:hint="cs"/>
+          <w:color w:val="1C1C1C"/>
+          <w:rtl/>
+          <w:lang/>
+        </w:rPr>
+        <w:t>سنوات</w:t>
+      </w:r>
+      <w:r>
+        <w:rPr>
+          <w:rFonts w:ascii="Segoe UI" w:hAnsi="Segoe UI" w:cs="Segoe UI" w:hint="cs"/>
+          <w:color w:val="1C1C1C"/>
+          <w:rtl/>
+          <w:lang/>
+        </w:rPr>
+        <w:t xml:space="preserve">. </w:t>
+      </w:r>
+      <w:r>
+        <w:rPr>
+          <w:rFonts w:ascii="Tahoma" w:hAnsi="Tahoma" w:cs="Tahoma" w:hint="cs"/>
+          <w:color w:val="1C1C1C"/>
+          <w:rtl/>
+          <w:lang/>
+        </w:rPr>
+        <w:t>صُنع</w:t>
+      </w:r>
+      <w:r>
+        <w:rPr>
+          <w:rFonts w:ascii="Segoe UI" w:hAnsi="Segoe UI" w:cs="Segoe UI" w:hint="cs"/>
+          <w:color w:val="1C1C1C"/>
+          <w:rtl/>
+          <w:lang/>
+        </w:rPr>
+        <w:t xml:space="preserve"> </w:t>
+      </w:r>
+      <w:r>
+        <w:rPr>
+          <w:rFonts w:ascii="Tahoma" w:hAnsi="Tahoma" w:cs="Tahoma" w:hint="cs"/>
+          <w:color w:val="1C1C1C"/>
+          <w:rtl/>
+          <w:lang/>
+        </w:rPr>
+        <w:t>في</w:t>
+      </w:r>
+      <w:r>
+        <w:rPr>
+          <w:rFonts w:ascii="Segoe UI" w:hAnsi="Segoe UI" w:cs="Segoe UI" w:hint="cs"/>
+          <w:color w:val="1C1C1C"/>
+          <w:rtl/>
+          <w:lang/>
+        </w:rPr>
+        <w:t xml:space="preserve"> </w:t>
+      </w:r>
+      <w:r>
+        <w:rPr>
+          <w:rFonts w:ascii="Tahoma" w:hAnsi="Tahoma" w:cs="Tahoma" w:hint="cs"/>
+          <w:color w:val="1C1C1C"/>
+          <w:rtl/>
+          <w:lang/>
+        </w:rPr>
+        <w:t>كان،</w:t>
+      </w:r>
+      <w:r>
+        <w:rPr>
+          <w:rFonts w:ascii="Segoe UI" w:hAnsi="Segoe UI" w:cs="Segoe UI" w:hint="cs"/>
+          <w:color w:val="1C1C1C"/>
+          <w:rtl/>
+          <w:lang/>
+        </w:rPr>
+        <w:t xml:space="preserve"> </w:t>
+      </w:r>
+      <w:r>
+        <w:rPr>
+          <w:rFonts w:ascii="Tahoma" w:hAnsi="Tahoma" w:cs="Tahoma" w:hint="cs"/>
+          <w:color w:val="1C1C1C"/>
+          <w:rtl/>
+          <w:lang/>
+        </w:rPr>
+        <w:t>فرنسا</w:t>
+      </w:r>
+      <w:r>
+        <w:rPr>
+          <w:rFonts w:ascii="Segoe UI" w:hAnsi="Segoe UI" w:cs="Segoe UI" w:hint="cs"/>
+          <w:color w:val="1C1C1C"/>
+          <w:rtl/>
+          <w:lang/>
+        </w:rPr>
+        <w:t xml:space="preserve">. </w:t>
+      </w:r>
+      <w:r>
+        <w:rPr>
+          <w:rFonts w:ascii="Tahoma" w:hAnsi="Tahoma" w:cs="Tahoma" w:hint="cs"/>
+          <w:color w:val="1C1C1C"/>
+          <w:rtl/>
+          <w:lang/>
+        </w:rPr>
+        <w:t>شهادتا</w:t>
+      </w:r>
+      <w:r>
+        <w:rPr>
+          <w:rFonts w:ascii="Segoe UI" w:hAnsi="Segoe UI" w:cs="Segoe UI" w:hint="cs"/>
+          <w:color w:val="1C1C1C"/>
+          <w:rtl/>
+          <w:lang/>
+        </w:rPr>
+        <w:t xml:space="preserve"> CE </w:t>
+      </w:r>
+      <w:r>
+        <w:rPr>
+          <w:rFonts w:ascii="Tahoma" w:hAnsi="Tahoma" w:cs="Tahoma" w:hint="cs"/>
+          <w:color w:val="1C1C1C"/>
+          <w:rtl/>
+          <w:lang/>
+        </w:rPr>
+        <w:t>و</w:t>
+      </w:r>
+      <w:r>
+        <w:rPr>
+          <w:rFonts w:ascii="Segoe UI" w:hAnsi="Segoe UI" w:cs="Segoe UI" w:hint="cs"/>
+          <w:color w:val="1C1C1C"/>
+          <w:rtl/>
+          <w:lang/>
+        </w:rPr>
+        <w:t>UKCA.</w:t>
+      </w:r>
+    </w:p>
+    <w:p>
+      <w:pPr>
+        <w:pStyle w:val="a7"/>
+        <w:bidi/>
+        <w:divId w:val="733744263"/>
+        <w:rPr>
           <w:rFonts w:ascii="Segoe UI" w:hAnsi="Segoe UI" w:cs="Segoe UI"/>
-          <w:rtl/>
-          <w:lang/>
-        </w:rPr>
-        <w:t>simulator.primastem.com</w:t>
+          <w:color w:val="1C1C1C"/>
+          <w:rtl/>
+          <w:lang/>
+        </w:rPr>
+      </w:pPr>
+      <w:r>
+        <w:rPr>
+          <w:rFonts w:ascii="Tahoma" w:hAnsi="Tahoma" w:cs="Tahoma" w:hint="cs"/>
+          <w:color w:val="1C1C1C"/>
+          <w:rtl/>
+          <w:lang/>
+        </w:rPr>
+        <w:t>الخدمة</w:t>
+      </w:r>
+      <w:r>
+        <w:rPr>
+          <w:rFonts w:ascii="Segoe UI" w:hAnsi="Segoe UI" w:cs="Segoe UI" w:hint="cs"/>
+          <w:color w:val="1C1C1C"/>
+          <w:rtl/>
+          <w:lang/>
+        </w:rPr>
+        <w:t xml:space="preserve">. </w:t>
+      </w:r>
+      <w:r>
+        <w:rPr>
+          <w:rFonts w:ascii="Tahoma" w:hAnsi="Tahoma" w:cs="Tahoma" w:hint="cs"/>
+          <w:color w:val="1C1C1C"/>
+          <w:rtl/>
+          <w:lang/>
+        </w:rPr>
+        <w:t>الأقلام</w:t>
+      </w:r>
+      <w:r>
+        <w:rPr>
+          <w:rFonts w:ascii="Segoe UI" w:hAnsi="Segoe UI" w:cs="Segoe UI" w:hint="cs"/>
+          <w:color w:val="1C1C1C"/>
+          <w:rtl/>
+          <w:lang/>
+        </w:rPr>
+        <w:t xml:space="preserve"> </w:t>
+      </w:r>
+      <w:r>
+        <w:rPr>
+          <w:rFonts w:ascii="Tahoma" w:hAnsi="Tahoma" w:cs="Tahoma" w:hint="cs"/>
+          <w:color w:val="1C1C1C"/>
+          <w:rtl/>
+          <w:lang/>
+        </w:rPr>
+        <w:t>اللبادية</w:t>
+      </w:r>
+      <w:r>
+        <w:rPr>
+          <w:rFonts w:ascii="Segoe UI" w:hAnsi="Segoe UI" w:cs="Segoe UI" w:hint="cs"/>
+          <w:color w:val="1C1C1C"/>
+          <w:rtl/>
+          <w:lang/>
+        </w:rPr>
+        <w:t xml:space="preserve"> </w:t>
+      </w:r>
+      <w:r>
+        <w:rPr>
+          <w:rFonts w:ascii="Tahoma" w:hAnsi="Tahoma" w:cs="Tahoma" w:hint="cs"/>
+          <w:color w:val="1C1C1C"/>
+          <w:rtl/>
+          <w:lang/>
+        </w:rPr>
+        <w:t>العادية</w:t>
+      </w:r>
+      <w:r>
+        <w:rPr>
+          <w:rFonts w:ascii="Segoe UI" w:hAnsi="Segoe UI" w:cs="Segoe UI" w:hint="cs"/>
+          <w:color w:val="1C1C1C"/>
+          <w:rtl/>
+          <w:lang/>
+        </w:rPr>
+        <w:t xml:space="preserve"> </w:t>
+      </w:r>
+      <w:r>
+        <w:rPr>
+          <w:rFonts w:ascii="Tahoma" w:hAnsi="Tahoma" w:cs="Tahoma" w:hint="cs"/>
+          <w:color w:val="1C1C1C"/>
+          <w:rtl/>
+          <w:lang/>
+        </w:rPr>
+        <w:t>مناسبة،</w:t>
+      </w:r>
+      <w:r>
+        <w:rPr>
+          <w:rFonts w:ascii="Segoe UI" w:hAnsi="Segoe UI" w:cs="Segoe UI" w:hint="cs"/>
+          <w:color w:val="1C1C1C"/>
+          <w:rtl/>
+          <w:lang/>
+        </w:rPr>
+        <w:t xml:space="preserve"> </w:t>
+      </w:r>
+      <w:r>
+        <w:rPr>
+          <w:rFonts w:ascii="Tahoma" w:hAnsi="Tahoma" w:cs="Tahoma" w:hint="cs"/>
+          <w:color w:val="1C1C1C"/>
+          <w:rtl/>
+          <w:lang/>
+        </w:rPr>
+        <w:t>والبطارية</w:t>
+      </w:r>
+      <w:r>
+        <w:rPr>
+          <w:rFonts w:ascii="Segoe UI" w:hAnsi="Segoe UI" w:cs="Segoe UI" w:hint="cs"/>
+          <w:color w:val="1C1C1C"/>
+          <w:rtl/>
+          <w:lang/>
+        </w:rPr>
+        <w:t xml:space="preserve"> </w:t>
+      </w:r>
+      <w:r>
+        <w:rPr>
+          <w:rFonts w:ascii="Tahoma" w:hAnsi="Tahoma" w:cs="Tahoma" w:hint="cs"/>
+          <w:color w:val="1C1C1C"/>
+          <w:rtl/>
+          <w:lang/>
+        </w:rPr>
+        <w:t>قابلة</w:t>
+      </w:r>
+      <w:r>
+        <w:rPr>
+          <w:rFonts w:ascii="Segoe UI" w:hAnsi="Segoe UI" w:cs="Segoe UI" w:hint="cs"/>
+          <w:color w:val="1C1C1C"/>
+          <w:rtl/>
+          <w:lang/>
+        </w:rPr>
+        <w:t xml:space="preserve"> </w:t>
+      </w:r>
+      <w:r>
+        <w:rPr>
+          <w:rFonts w:ascii="Tahoma" w:hAnsi="Tahoma" w:cs="Tahoma" w:hint="cs"/>
+          <w:color w:val="1C1C1C"/>
+          <w:rtl/>
+          <w:lang/>
+        </w:rPr>
+        <w:t>للتبديل</w:t>
+      </w:r>
+      <w:r>
+        <w:rPr>
+          <w:rFonts w:ascii="Segoe UI" w:hAnsi="Segoe UI" w:cs="Segoe UI" w:hint="cs"/>
+          <w:color w:val="1C1C1C"/>
+          <w:rtl/>
+          <w:lang/>
+        </w:rPr>
+        <w:t xml:space="preserve">. </w:t>
+      </w:r>
+      <w:r>
+        <w:rPr>
+          <w:rFonts w:ascii="Tahoma" w:hAnsi="Tahoma" w:cs="Tahoma" w:hint="cs"/>
+          <w:color w:val="1C1C1C"/>
+          <w:rtl/>
+          <w:lang/>
+        </w:rPr>
+        <w:t>الض</w:t>
+      </w:r>
+      <w:r>
+        <w:rPr>
+          <w:rFonts w:ascii="Tahoma" w:hAnsi="Tahoma" w:cs="Tahoma" w:hint="cs"/>
+          <w:color w:val="1C1C1C"/>
+          <w:rtl/>
+          <w:lang/>
+        </w:rPr>
+        <w:t>مان</w:t>
+      </w:r>
+      <w:r>
+        <w:rPr>
+          <w:rFonts w:ascii="Segoe UI" w:hAnsi="Segoe UI" w:cs="Segoe UI" w:hint="cs"/>
+          <w:color w:val="1C1C1C"/>
+          <w:rtl/>
+          <w:lang/>
+        </w:rPr>
+        <w:t xml:space="preserve"> </w:t>
+      </w:r>
+      <w:r>
+        <w:rPr>
+          <w:rFonts w:ascii="Tahoma" w:hAnsi="Tahoma" w:cs="Tahoma" w:hint="cs"/>
+          <w:color w:val="1C1C1C"/>
+          <w:rtl/>
+          <w:lang/>
+        </w:rPr>
+        <w:t>والخدمة</w:t>
+      </w:r>
+      <w:r>
+        <w:rPr>
+          <w:rFonts w:ascii="Segoe UI" w:hAnsi="Segoe UI" w:cs="Segoe UI" w:hint="cs"/>
+          <w:color w:val="1C1C1C"/>
+          <w:rtl/>
+          <w:lang/>
+        </w:rPr>
+        <w:t xml:space="preserve"> </w:t>
+      </w:r>
+      <w:r>
+        <w:rPr>
+          <w:rFonts w:ascii="Tahoma" w:hAnsi="Tahoma" w:cs="Tahoma" w:hint="cs"/>
+          <w:color w:val="1C1C1C"/>
+          <w:rtl/>
+          <w:lang/>
+        </w:rPr>
+        <w:t>يوفّرهما</w:t>
+      </w:r>
+      <w:r>
+        <w:rPr>
+          <w:rFonts w:ascii="Segoe UI" w:hAnsi="Segoe UI" w:cs="Segoe UI" w:hint="cs"/>
+          <w:color w:val="1C1C1C"/>
+          <w:rtl/>
+          <w:lang/>
+        </w:rPr>
+        <w:t xml:space="preserve"> </w:t>
+      </w:r>
+      <w:r>
+        <w:rPr>
+          <w:rFonts w:ascii="Tahoma" w:hAnsi="Tahoma" w:cs="Tahoma" w:hint="cs"/>
+          <w:color w:val="1C1C1C"/>
+          <w:rtl/>
+          <w:lang/>
+        </w:rPr>
+        <w:t>الموزّع</w:t>
+      </w:r>
+      <w:r>
+        <w:rPr>
+          <w:rFonts w:ascii="Segoe UI" w:hAnsi="Segoe UI" w:cs="Segoe UI" w:hint="cs"/>
+          <w:color w:val="1C1C1C"/>
+          <w:rtl/>
+          <w:lang/>
+        </w:rPr>
+        <w:t>.</w:t>
       </w:r>
     </w:p>
     <w:p>
       <w:pPr>
         <w:pStyle w:val="note"/>
         <w:bidi/>
-        <w:divId w:val="2117140853"/>
+        <w:divId w:val="733744263"/>
         <w:rPr>
           <w:rFonts w:ascii="Segoe UI" w:hAnsi="Segoe UI" w:cs="Segoe UI"/>
           <w:rtl/>
@@ -8865,1876 +10297,119 @@
       <w:r>
         <w:rPr>
           <w:rStyle w:val="a5"/>
-          <w:rFonts w:ascii="Segoe UI" w:hAnsi="Segoe UI" w:cs="Segoe UI"/>
-          <w:i/>
-          <w:iCs/>
-          <w:rtl/>
-          <w:lang/>
-        </w:rPr>
-        <w:t>[QR: assets/qr/simulateur-qr.svg]</w:t>
+          <w:rFonts w:ascii="Tahoma" w:hAnsi="Tahoma" w:cs="Tahoma" w:hint="cs"/>
+          <w:i/>
+          <w:iCs/>
+          <w:rtl/>
+          <w:lang/>
+        </w:rPr>
+        <w:t>رقم</w:t>
+      </w:r>
+      <w:r>
+        <w:rPr>
+          <w:rStyle w:val="a5"/>
+          <w:rFonts w:ascii="Segoe UI" w:hAnsi="Segoe UI" w:cs="Segoe UI" w:hint="cs"/>
+          <w:i/>
+          <w:iCs/>
+          <w:rtl/>
+          <w:lang/>
+        </w:rPr>
+        <w:t xml:space="preserve"> </w:t>
+      </w:r>
+      <w:r>
+        <w:rPr>
+          <w:rStyle w:val="a5"/>
+          <w:rFonts w:ascii="Tahoma" w:hAnsi="Tahoma" w:cs="Tahoma" w:hint="cs"/>
+          <w:i/>
+          <w:iCs/>
+          <w:rtl/>
+          <w:lang/>
+        </w:rPr>
+        <w:t>الصنف</w:t>
+      </w:r>
+      <w:r>
+        <w:rPr>
+          <w:rStyle w:val="a5"/>
+          <w:rFonts w:ascii="Segoe UI" w:hAnsi="Segoe UI" w:cs="Segoe UI" w:hint="cs"/>
+          <w:i/>
+          <w:iCs/>
+          <w:rtl/>
+          <w:lang/>
+        </w:rPr>
+        <w:t xml:space="preserve"> </w:t>
+      </w:r>
+      <w:r>
+        <w:rPr>
+          <w:rStyle w:val="a5"/>
+          <w:rFonts w:ascii="Tahoma" w:hAnsi="Tahoma" w:cs="Tahoma" w:hint="cs"/>
+          <w:i/>
+          <w:iCs/>
+          <w:rtl/>
+          <w:lang/>
+        </w:rPr>
+        <w:t>والسعر</w:t>
+      </w:r>
+      <w:r>
+        <w:rPr>
+          <w:rStyle w:val="a5"/>
+          <w:rFonts w:ascii="Segoe UI" w:hAnsi="Segoe UI" w:cs="Segoe UI" w:hint="cs"/>
+          <w:i/>
+          <w:iCs/>
+          <w:rtl/>
+          <w:lang/>
+        </w:rPr>
+        <w:t xml:space="preserve"> </w:t>
+      </w:r>
+      <w:r>
+        <w:rPr>
+          <w:rStyle w:val="a5"/>
+          <w:rFonts w:ascii="Tahoma" w:hAnsi="Tahoma" w:cs="Tahoma" w:hint="cs"/>
+          <w:i/>
+          <w:iCs/>
+          <w:rtl/>
+          <w:lang/>
+        </w:rPr>
+        <w:t>يحددهما</w:t>
+      </w:r>
+      <w:r>
+        <w:rPr>
+          <w:rStyle w:val="a5"/>
+          <w:rFonts w:ascii="Segoe UI" w:hAnsi="Segoe UI" w:cs="Segoe UI" w:hint="cs"/>
+          <w:i/>
+          <w:iCs/>
+          <w:rtl/>
+          <w:lang/>
+        </w:rPr>
+        <w:t xml:space="preserve"> </w:t>
+      </w:r>
+      <w:r>
+        <w:rPr>
+          <w:rStyle w:val="a5"/>
+          <w:rFonts w:ascii="Tahoma" w:hAnsi="Tahoma" w:cs="Tahoma" w:hint="cs"/>
+          <w:i/>
+          <w:iCs/>
+          <w:rtl/>
+          <w:lang/>
+        </w:rPr>
+        <w:t>الموزّع</w:t>
+      </w:r>
+      <w:r>
+        <w:rPr>
+          <w:rStyle w:val="a5"/>
+          <w:rFonts w:ascii="Segoe UI" w:hAnsi="Segoe UI" w:cs="Segoe UI" w:hint="cs"/>
+          <w:i/>
+          <w:iCs/>
+          <w:rtl/>
+          <w:lang/>
+        </w:rPr>
+        <w:t>.</w:t>
       </w:r>
     </w:p>
     <w:p>
       <w:pPr>
         <w:pStyle w:val="note"/>
         <w:bidi/>
-        <w:divId w:val="2117140853"/>
-        <w:rPr>
-          <w:rFonts w:ascii="Segoe UI" w:hAnsi="Segoe UI" w:cs="Segoe UI"/>
-          <w:rtl/>
-          <w:lang/>
-        </w:rPr>
-      </w:pPr>
-      <w:r>
-        <w:rPr>
-          <w:rStyle w:val="a5"/>
-          <w:rFonts w:ascii="Tahoma" w:hAnsi="Tahoma" w:cs="Tahoma" w:hint="cs"/>
-          <w:i/>
-          <w:iCs/>
-          <w:rtl/>
-          <w:lang/>
-        </w:rPr>
-        <w:t>بخط</w:t>
-      </w:r>
-      <w:r>
-        <w:rPr>
-          <w:rStyle w:val="a5"/>
-          <w:rFonts w:ascii="Segoe UI" w:hAnsi="Segoe UI" w:cs="Segoe UI" w:hint="cs"/>
-          <w:i/>
-          <w:iCs/>
-          <w:rtl/>
-          <w:lang/>
-        </w:rPr>
-        <w:t xml:space="preserve"> </w:t>
-      </w:r>
-      <w:r>
-        <w:rPr>
-          <w:rStyle w:val="a5"/>
-          <w:rFonts w:ascii="Tahoma" w:hAnsi="Tahoma" w:cs="Tahoma" w:hint="cs"/>
-          <w:i/>
-          <w:iCs/>
-          <w:rtl/>
-          <w:lang/>
-        </w:rPr>
-        <w:t>صغير،</w:t>
-      </w:r>
-      <w:r>
-        <w:rPr>
-          <w:rStyle w:val="a5"/>
-          <w:rFonts w:ascii="Segoe UI" w:hAnsi="Segoe UI" w:cs="Segoe UI" w:hint="cs"/>
-          <w:i/>
-          <w:iCs/>
-          <w:rtl/>
-          <w:lang/>
-        </w:rPr>
-        <w:t xml:space="preserve"> </w:t>
-      </w:r>
-      <w:r>
-        <w:rPr>
-          <w:rStyle w:val="a5"/>
-          <w:rFonts w:ascii="Tahoma" w:hAnsi="Tahoma" w:cs="Tahoma" w:hint="cs"/>
-          <w:i/>
-          <w:iCs/>
-          <w:rtl/>
-          <w:lang/>
-        </w:rPr>
-        <w:t>في</w:t>
-      </w:r>
-      <w:r>
-        <w:rPr>
-          <w:rStyle w:val="a5"/>
-          <w:rFonts w:ascii="Segoe UI" w:hAnsi="Segoe UI" w:cs="Segoe UI" w:hint="cs"/>
-          <w:i/>
-          <w:iCs/>
-          <w:rtl/>
-          <w:lang/>
-        </w:rPr>
-        <w:t xml:space="preserve"> </w:t>
-      </w:r>
-      <w:r>
-        <w:rPr>
-          <w:rStyle w:val="a5"/>
-          <w:rFonts w:ascii="Tahoma" w:hAnsi="Tahoma" w:cs="Tahoma" w:hint="cs"/>
-          <w:i/>
-          <w:iCs/>
-          <w:rtl/>
-          <w:lang/>
-        </w:rPr>
-        <w:t>الأسفل</w:t>
-      </w:r>
-      <w:r>
-        <w:rPr>
-          <w:rStyle w:val="a5"/>
-          <w:rFonts w:ascii="Segoe UI" w:hAnsi="Segoe UI" w:cs="Segoe UI" w:hint="cs"/>
-          <w:i/>
-          <w:iCs/>
-          <w:rtl/>
-          <w:lang/>
-        </w:rPr>
-        <w:t>:</w:t>
-      </w:r>
-    </w:p>
-    <w:p>
-      <w:pPr>
-        <w:pStyle w:val="a7"/>
-        <w:bidi/>
-        <w:divId w:val="2117140853"/>
-        <w:rPr>
-          <w:rFonts w:ascii="Segoe UI" w:hAnsi="Segoe UI" w:cs="Segoe UI"/>
-          <w:color w:val="1C1C1C"/>
-          <w:rtl/>
-          <w:lang/>
-        </w:rPr>
-      </w:pPr>
-      <w:r>
-        <w:rPr>
-          <w:rFonts w:ascii="Tahoma" w:hAnsi="Tahoma" w:cs="Tahoma" w:hint="cs"/>
-          <w:color w:val="1C1C1C"/>
-          <w:rtl/>
-          <w:lang/>
-        </w:rPr>
-        <w:t>المحتويات</w:t>
-      </w:r>
-      <w:r>
-        <w:rPr>
-          <w:rFonts w:ascii="Segoe UI" w:hAnsi="Segoe UI" w:cs="Segoe UI" w:hint="cs"/>
-          <w:color w:val="1C1C1C"/>
-          <w:rtl/>
-          <w:lang/>
-        </w:rPr>
-        <w:t xml:space="preserve">. </w:t>
-      </w:r>
-      <w:r>
-        <w:rPr>
-          <w:rFonts w:ascii="Tahoma" w:hAnsi="Tahoma" w:cs="Tahoma" w:hint="cs"/>
-          <w:color w:val="1C1C1C"/>
-          <w:rtl/>
-          <w:lang/>
-        </w:rPr>
-        <w:t>لوحة</w:t>
-      </w:r>
-      <w:r>
-        <w:rPr>
-          <w:rFonts w:ascii="Segoe UI" w:hAnsi="Segoe UI" w:cs="Segoe UI" w:hint="cs"/>
-          <w:color w:val="1C1C1C"/>
-          <w:rtl/>
-          <w:lang/>
-        </w:rPr>
-        <w:t xml:space="preserve"> </w:t>
-      </w:r>
-      <w:r>
-        <w:rPr>
-          <w:rFonts w:ascii="Tahoma" w:hAnsi="Tahoma" w:cs="Tahoma" w:hint="cs"/>
-          <w:color w:val="1C1C1C"/>
-          <w:rtl/>
-          <w:lang/>
-        </w:rPr>
-        <w:t>تحكم</w:t>
-      </w:r>
-      <w:r>
-        <w:rPr>
-          <w:rFonts w:ascii="Segoe UI" w:hAnsi="Segoe UI" w:cs="Segoe UI" w:hint="cs"/>
-          <w:color w:val="1C1C1C"/>
-          <w:rtl/>
-          <w:lang/>
-        </w:rPr>
-        <w:t xml:space="preserve"> </w:t>
-      </w:r>
-      <w:r>
-        <w:rPr>
-          <w:rFonts w:ascii="Tahoma" w:hAnsi="Tahoma" w:cs="Tahoma" w:hint="cs"/>
-          <w:color w:val="1C1C1C"/>
-          <w:rtl/>
-          <w:lang/>
-        </w:rPr>
-        <w:t>وروبوت</w:t>
-      </w:r>
-      <w:r>
-        <w:rPr>
-          <w:rFonts w:ascii="Segoe UI" w:hAnsi="Segoe UI" w:cs="Segoe UI" w:hint="cs"/>
-          <w:color w:val="1C1C1C"/>
-          <w:rtl/>
-          <w:lang/>
-        </w:rPr>
-        <w:t xml:space="preserve"> </w:t>
-      </w:r>
-      <w:r>
-        <w:rPr>
-          <w:rFonts w:ascii="Tahoma" w:hAnsi="Tahoma" w:cs="Tahoma" w:hint="cs"/>
-          <w:color w:val="1C1C1C"/>
-          <w:rtl/>
-          <w:lang/>
-        </w:rPr>
-        <w:t>وطقم</w:t>
-      </w:r>
-      <w:r>
-        <w:rPr>
-          <w:rFonts w:ascii="Segoe UI" w:hAnsi="Segoe UI" w:cs="Segoe UI" w:hint="cs"/>
-          <w:color w:val="1C1C1C"/>
-          <w:rtl/>
-          <w:lang/>
-        </w:rPr>
-        <w:t xml:space="preserve"> </w:t>
-      </w:r>
-      <w:r>
-        <w:rPr>
-          <w:rFonts w:ascii="Tahoma" w:hAnsi="Tahoma" w:cs="Tahoma" w:hint="cs"/>
-          <w:color w:val="1C1C1C"/>
-          <w:rtl/>
-          <w:lang/>
-        </w:rPr>
-        <w:t>من</w:t>
-      </w:r>
-      <w:r>
-        <w:rPr>
-          <w:rFonts w:ascii="Segoe UI" w:hAnsi="Segoe UI" w:cs="Segoe UI" w:hint="cs"/>
-          <w:color w:val="1C1C1C"/>
-          <w:rtl/>
-          <w:lang/>
-        </w:rPr>
-        <w:t xml:space="preserve"> </w:t>
-      </w:r>
-      <w:r>
-        <w:rPr>
-          <w:rFonts w:ascii="Tahoma" w:hAnsi="Tahoma" w:cs="Tahoma" w:hint="cs"/>
-          <w:color w:val="1C1C1C"/>
-          <w:rtl/>
-          <w:lang/>
-        </w:rPr>
-        <w:t>بطاقات</w:t>
-      </w:r>
-      <w:r>
-        <w:rPr>
-          <w:rFonts w:ascii="Segoe UI" w:hAnsi="Segoe UI" w:cs="Segoe UI" w:hint="cs"/>
-          <w:color w:val="1C1C1C"/>
-          <w:rtl/>
-          <w:lang/>
-        </w:rPr>
-        <w:t xml:space="preserve"> </w:t>
-      </w:r>
-      <w:r>
-        <w:rPr>
-          <w:rFonts w:ascii="Tahoma" w:hAnsi="Tahoma" w:cs="Tahoma" w:hint="cs"/>
-          <w:color w:val="1C1C1C"/>
-          <w:rtl/>
-          <w:lang/>
-        </w:rPr>
-        <w:t>الأوامر</w:t>
-      </w:r>
-      <w:r>
-        <w:rPr>
-          <w:rFonts w:ascii="Segoe UI" w:hAnsi="Segoe UI" w:cs="Segoe UI" w:hint="cs"/>
-          <w:color w:val="1C1C1C"/>
-          <w:rtl/>
-          <w:lang/>
-        </w:rPr>
-        <w:t xml:space="preserve"> </w:t>
-      </w:r>
-      <w:r>
-        <w:rPr>
-          <w:rFonts w:ascii="Tahoma" w:hAnsi="Tahoma" w:cs="Tahoma" w:hint="cs"/>
-          <w:color w:val="1C1C1C"/>
-          <w:rtl/>
-          <w:lang/>
-        </w:rPr>
-        <w:t>الكرتونية</w:t>
-      </w:r>
-      <w:r>
-        <w:rPr>
-          <w:rFonts w:ascii="Segoe UI" w:hAnsi="Segoe UI" w:cs="Segoe UI" w:hint="cs"/>
-          <w:color w:val="1C1C1C"/>
-          <w:rtl/>
-          <w:lang/>
-        </w:rPr>
-        <w:t xml:space="preserve"> (NFC). </w:t>
-      </w:r>
-      <w:r>
-        <w:rPr>
-          <w:rFonts w:ascii="Tahoma" w:hAnsi="Tahoma" w:cs="Tahoma" w:hint="cs"/>
-          <w:color w:val="1C1C1C"/>
-          <w:rtl/>
-          <w:lang/>
-        </w:rPr>
-        <w:t>الطقم</w:t>
-      </w:r>
-      <w:r>
-        <w:rPr>
-          <w:rFonts w:ascii="Segoe UI" w:hAnsi="Segoe UI" w:cs="Segoe UI" w:hint="cs"/>
-          <w:color w:val="1C1C1C"/>
-          <w:rtl/>
-          <w:lang/>
-        </w:rPr>
-        <w:t xml:space="preserve"> </w:t>
-      </w:r>
-      <w:r>
-        <w:rPr>
-          <w:rFonts w:ascii="Tahoma" w:hAnsi="Tahoma" w:cs="Tahoma" w:hint="cs"/>
-          <w:color w:val="1C1C1C"/>
-          <w:rtl/>
-          <w:lang/>
-        </w:rPr>
-        <w:t>الواحد</w:t>
-      </w:r>
-      <w:r>
-        <w:rPr>
-          <w:rFonts w:ascii="Segoe UI" w:hAnsi="Segoe UI" w:cs="Segoe UI" w:hint="cs"/>
-          <w:color w:val="1C1C1C"/>
-          <w:rtl/>
-          <w:lang/>
-        </w:rPr>
-        <w:t xml:space="preserve"> </w:t>
-      </w:r>
-      <w:r>
-        <w:rPr>
-          <w:rFonts w:ascii="Tahoma" w:hAnsi="Tahoma" w:cs="Tahoma" w:hint="cs"/>
-          <w:color w:val="1C1C1C"/>
-          <w:rtl/>
-          <w:lang/>
-        </w:rPr>
-        <w:t>مخصص</w:t>
-      </w:r>
-      <w:r>
-        <w:rPr>
-          <w:rFonts w:ascii="Segoe UI" w:hAnsi="Segoe UI" w:cs="Segoe UI" w:hint="cs"/>
-          <w:color w:val="1C1C1C"/>
-          <w:rtl/>
-          <w:lang/>
-        </w:rPr>
-        <w:t xml:space="preserve"> </w:t>
-      </w:r>
-      <w:r>
-        <w:rPr>
-          <w:rFonts w:ascii="Tahoma" w:hAnsi="Tahoma" w:cs="Tahoma" w:hint="cs"/>
-          <w:color w:val="1C1C1C"/>
-          <w:rtl/>
-          <w:lang/>
-        </w:rPr>
-        <w:t>لمجموعة</w:t>
-      </w:r>
-      <w:r>
-        <w:rPr>
-          <w:rFonts w:ascii="Segoe UI" w:hAnsi="Segoe UI" w:cs="Segoe UI" w:hint="cs"/>
-          <w:color w:val="1C1C1C"/>
-          <w:rtl/>
-          <w:lang/>
-        </w:rPr>
-        <w:t xml:space="preserve"> </w:t>
-      </w:r>
-      <w:r>
-        <w:rPr>
-          <w:rFonts w:ascii="Tahoma" w:hAnsi="Tahoma" w:cs="Tahoma" w:hint="cs"/>
-          <w:color w:val="1C1C1C"/>
-          <w:rtl/>
-          <w:lang/>
-        </w:rPr>
-        <w:t>من</w:t>
-      </w:r>
-      <w:r>
-        <w:rPr>
-          <w:rFonts w:ascii="Segoe UI" w:hAnsi="Segoe UI" w:cs="Segoe UI" w:hint="cs"/>
-          <w:color w:val="1C1C1C"/>
-          <w:rtl/>
-          <w:lang/>
-        </w:rPr>
-        <w:t xml:space="preserve"> 2-4 </w:t>
-      </w:r>
-      <w:r>
-        <w:rPr>
-          <w:rFonts w:ascii="Tahoma" w:hAnsi="Tahoma" w:cs="Tahoma" w:hint="cs"/>
-          <w:color w:val="1C1C1C"/>
-          <w:rtl/>
-          <w:lang/>
-        </w:rPr>
-        <w:t>أطفال</w:t>
-      </w:r>
-      <w:r>
-        <w:rPr>
-          <w:rFonts w:ascii="Segoe UI" w:hAnsi="Segoe UI" w:cs="Segoe UI" w:hint="cs"/>
-          <w:color w:val="1C1C1C"/>
-          <w:rtl/>
-          <w:lang/>
-        </w:rPr>
-        <w:t xml:space="preserve">. </w:t>
-      </w:r>
-      <w:r>
-        <w:rPr>
-          <w:rFonts w:ascii="Tahoma" w:hAnsi="Tahoma" w:cs="Tahoma" w:hint="cs"/>
-          <w:color w:val="1C1C1C"/>
-          <w:rtl/>
-          <w:lang/>
-        </w:rPr>
-        <w:t>كابل</w:t>
-      </w:r>
-      <w:r>
-        <w:rPr>
-          <w:rFonts w:ascii="Segoe UI" w:hAnsi="Segoe UI" w:cs="Segoe UI" w:hint="cs"/>
-          <w:color w:val="1C1C1C"/>
-          <w:rtl/>
-          <w:lang/>
-        </w:rPr>
-        <w:t xml:space="preserve"> USB-C </w:t>
-      </w:r>
-      <w:r>
-        <w:rPr>
-          <w:rFonts w:ascii="Tahoma" w:hAnsi="Tahoma" w:cs="Tahoma" w:hint="cs"/>
-          <w:color w:val="1C1C1C"/>
-          <w:rtl/>
-          <w:lang/>
-        </w:rPr>
-        <w:t>والشاحن</w:t>
-      </w:r>
-      <w:r>
-        <w:rPr>
-          <w:rFonts w:ascii="Segoe UI" w:hAnsi="Segoe UI" w:cs="Segoe UI" w:hint="cs"/>
-          <w:color w:val="1C1C1C"/>
-          <w:rtl/>
-          <w:lang/>
-        </w:rPr>
-        <w:t xml:space="preserve"> </w:t>
-      </w:r>
-      <w:r>
-        <w:rPr>
-          <w:rFonts w:ascii="Tahoma" w:hAnsi="Tahoma" w:cs="Tahoma" w:hint="cs"/>
-          <w:color w:val="1C1C1C"/>
-          <w:rtl/>
-          <w:lang/>
-        </w:rPr>
-        <w:t>غير</w:t>
-      </w:r>
-      <w:r>
-        <w:rPr>
-          <w:rFonts w:ascii="Segoe UI" w:hAnsi="Segoe UI" w:cs="Segoe UI" w:hint="cs"/>
-          <w:color w:val="1C1C1C"/>
-          <w:rtl/>
-          <w:lang/>
-        </w:rPr>
-        <w:t xml:space="preserve"> </w:t>
-      </w:r>
-      <w:r>
-        <w:rPr>
-          <w:rFonts w:ascii="Tahoma" w:hAnsi="Tahoma" w:cs="Tahoma" w:hint="cs"/>
-          <w:color w:val="1C1C1C"/>
-          <w:rtl/>
-          <w:lang/>
-        </w:rPr>
-        <w:t>مشمولَين،</w:t>
-      </w:r>
-      <w:r>
-        <w:rPr>
-          <w:rFonts w:ascii="Segoe UI" w:hAnsi="Segoe UI" w:cs="Segoe UI" w:hint="cs"/>
-          <w:color w:val="1C1C1C"/>
-          <w:rtl/>
-          <w:lang/>
-        </w:rPr>
-        <w:t xml:space="preserve"> </w:t>
-      </w:r>
-      <w:r>
-        <w:rPr>
-          <w:rFonts w:ascii="Tahoma" w:hAnsi="Tahoma" w:cs="Tahoma" w:hint="cs"/>
-          <w:color w:val="1C1C1C"/>
-          <w:rtl/>
-          <w:lang/>
-        </w:rPr>
-        <w:t>وأ</w:t>
-      </w:r>
-      <w:r>
-        <w:rPr>
-          <w:rFonts w:ascii="Tahoma" w:hAnsi="Tahoma" w:cs="Tahoma" w:hint="cs"/>
-          <w:color w:val="1C1C1C"/>
-          <w:rtl/>
-          <w:lang/>
-        </w:rPr>
-        <w:t>ي</w:t>
-      </w:r>
-      <w:r>
-        <w:rPr>
-          <w:rFonts w:ascii="Segoe UI" w:hAnsi="Segoe UI" w:cs="Segoe UI" w:hint="cs"/>
-          <w:color w:val="1C1C1C"/>
-          <w:rtl/>
-          <w:lang/>
-        </w:rPr>
-        <w:t xml:space="preserve"> </w:t>
-      </w:r>
-      <w:r>
-        <w:rPr>
-          <w:rFonts w:ascii="Tahoma" w:hAnsi="Tahoma" w:cs="Tahoma" w:hint="cs"/>
-          <w:color w:val="1C1C1C"/>
-          <w:rtl/>
-          <w:lang/>
-        </w:rPr>
-        <w:t>طراز</w:t>
-      </w:r>
-      <w:r>
-        <w:rPr>
-          <w:rFonts w:ascii="Segoe UI" w:hAnsi="Segoe UI" w:cs="Segoe UI" w:hint="cs"/>
-          <w:color w:val="1C1C1C"/>
-          <w:rtl/>
-          <w:lang/>
-        </w:rPr>
-        <w:t xml:space="preserve"> </w:t>
-      </w:r>
-      <w:r>
-        <w:rPr>
-          <w:rFonts w:ascii="Tahoma" w:hAnsi="Tahoma" w:cs="Tahoma" w:hint="cs"/>
-          <w:color w:val="1C1C1C"/>
-          <w:rtl/>
-          <w:lang/>
-        </w:rPr>
-        <w:t>قياسي</w:t>
-      </w:r>
-      <w:r>
-        <w:rPr>
-          <w:rFonts w:ascii="Segoe UI" w:hAnsi="Segoe UI" w:cs="Segoe UI" w:hint="cs"/>
-          <w:color w:val="1C1C1C"/>
-          <w:rtl/>
-          <w:lang/>
-        </w:rPr>
-        <w:t xml:space="preserve"> </w:t>
-      </w:r>
-      <w:r>
-        <w:rPr>
-          <w:rFonts w:ascii="Tahoma" w:hAnsi="Tahoma" w:cs="Tahoma" w:hint="cs"/>
-          <w:color w:val="1C1C1C"/>
-          <w:rtl/>
-          <w:lang/>
-        </w:rPr>
-        <w:t>يفي</w:t>
-      </w:r>
-      <w:r>
-        <w:rPr>
-          <w:rFonts w:ascii="Segoe UI" w:hAnsi="Segoe UI" w:cs="Segoe UI" w:hint="cs"/>
-          <w:color w:val="1C1C1C"/>
-          <w:rtl/>
-          <w:lang/>
-        </w:rPr>
-        <w:t xml:space="preserve"> </w:t>
-      </w:r>
-      <w:r>
-        <w:rPr>
-          <w:rFonts w:ascii="Tahoma" w:hAnsi="Tahoma" w:cs="Tahoma" w:hint="cs"/>
-          <w:color w:val="1C1C1C"/>
-          <w:rtl/>
-          <w:lang/>
-        </w:rPr>
-        <w:t>بالغرض</w:t>
-      </w:r>
-      <w:r>
-        <w:rPr>
-          <w:rFonts w:ascii="Segoe UI" w:hAnsi="Segoe UI" w:cs="Segoe UI" w:hint="cs"/>
-          <w:color w:val="1C1C1C"/>
-          <w:rtl/>
-          <w:lang/>
-        </w:rPr>
-        <w:t>.</w:t>
-      </w:r>
-    </w:p>
-    <w:p>
-      <w:pPr>
-        <w:pStyle w:val="a7"/>
-        <w:bidi/>
-        <w:divId w:val="2117140853"/>
-        <w:rPr>
-          <w:rFonts w:ascii="Segoe UI" w:hAnsi="Segoe UI" w:cs="Segoe UI"/>
-          <w:color w:val="1C1C1C"/>
-          <w:rtl/>
-          <w:lang/>
-        </w:rPr>
-      </w:pPr>
-      <w:r>
-        <w:rPr>
-          <w:rFonts w:ascii="Tahoma" w:hAnsi="Tahoma" w:cs="Tahoma" w:hint="cs"/>
-          <w:color w:val="1C1C1C"/>
-          <w:rtl/>
-          <w:lang/>
-        </w:rPr>
-        <w:t>المواصفات</w:t>
-      </w:r>
-      <w:r>
-        <w:rPr>
-          <w:rFonts w:ascii="Segoe UI" w:hAnsi="Segoe UI" w:cs="Segoe UI" w:hint="cs"/>
-          <w:color w:val="1C1C1C"/>
-          <w:rtl/>
-          <w:lang/>
-        </w:rPr>
-        <w:t xml:space="preserve">. </w:t>
-      </w:r>
-      <w:r>
-        <w:rPr>
-          <w:rFonts w:ascii="Tahoma" w:hAnsi="Tahoma" w:cs="Tahoma" w:hint="cs"/>
-          <w:color w:val="1C1C1C"/>
-          <w:rtl/>
-          <w:lang/>
-        </w:rPr>
-        <w:t>الروبوت</w:t>
-      </w:r>
-      <w:r>
-        <w:rPr>
-          <w:rFonts w:ascii="Segoe UI" w:hAnsi="Segoe UI" w:cs="Segoe UI" w:hint="cs"/>
-          <w:color w:val="1C1C1C"/>
-          <w:rtl/>
-          <w:lang/>
-        </w:rPr>
-        <w:t xml:space="preserve"> </w:t>
-      </w:r>
-      <w:r>
-        <w:rPr>
-          <w:rFonts w:ascii="Tahoma" w:hAnsi="Tahoma" w:cs="Tahoma" w:hint="cs"/>
-          <w:color w:val="1C1C1C"/>
-          <w:rtl/>
-          <w:lang/>
-        </w:rPr>
-        <w:t>ولوحة</w:t>
-      </w:r>
-      <w:r>
-        <w:rPr>
-          <w:rFonts w:ascii="Segoe UI" w:hAnsi="Segoe UI" w:cs="Segoe UI" w:hint="cs"/>
-          <w:color w:val="1C1C1C"/>
-          <w:rtl/>
-          <w:lang/>
-        </w:rPr>
-        <w:t xml:space="preserve"> </w:t>
-      </w:r>
-      <w:r>
-        <w:rPr>
-          <w:rFonts w:ascii="Tahoma" w:hAnsi="Tahoma" w:cs="Tahoma" w:hint="cs"/>
-          <w:color w:val="1C1C1C"/>
-          <w:rtl/>
-          <w:lang/>
-        </w:rPr>
-        <w:t>التحكم</w:t>
-      </w:r>
-      <w:r>
-        <w:rPr>
-          <w:rFonts w:ascii="Segoe UI" w:hAnsi="Segoe UI" w:cs="Segoe UI" w:hint="cs"/>
-          <w:color w:val="1C1C1C"/>
-          <w:rtl/>
-          <w:lang/>
-        </w:rPr>
-        <w:t xml:space="preserve"> </w:t>
-      </w:r>
-      <w:r>
-        <w:rPr>
-          <w:rFonts w:ascii="Tahoma" w:hAnsi="Tahoma" w:cs="Tahoma" w:hint="cs"/>
-          <w:color w:val="1C1C1C"/>
-          <w:rtl/>
-          <w:lang/>
-        </w:rPr>
-        <w:t>من</w:t>
-      </w:r>
-      <w:r>
-        <w:rPr>
-          <w:rFonts w:ascii="Segoe UI" w:hAnsi="Segoe UI" w:cs="Segoe UI" w:hint="cs"/>
-          <w:color w:val="1C1C1C"/>
-          <w:rtl/>
-          <w:lang/>
-        </w:rPr>
-        <w:t xml:space="preserve"> </w:t>
-      </w:r>
-      <w:r>
-        <w:rPr>
-          <w:rFonts w:ascii="Tahoma" w:hAnsi="Tahoma" w:cs="Tahoma" w:hint="cs"/>
-          <w:color w:val="1C1C1C"/>
-          <w:rtl/>
-          <w:lang/>
-        </w:rPr>
-        <w:t>الخشب،</w:t>
-      </w:r>
-      <w:r>
-        <w:rPr>
-          <w:rFonts w:ascii="Segoe UI" w:hAnsi="Segoe UI" w:cs="Segoe UI" w:hint="cs"/>
-          <w:color w:val="1C1C1C"/>
-          <w:rtl/>
-          <w:lang/>
-        </w:rPr>
-        <w:t xml:space="preserve"> </w:t>
-      </w:r>
-      <w:r>
-        <w:rPr>
-          <w:rFonts w:ascii="Tahoma" w:hAnsi="Tahoma" w:cs="Tahoma" w:hint="cs"/>
-          <w:color w:val="1C1C1C"/>
-          <w:rtl/>
-          <w:lang/>
-        </w:rPr>
-        <w:t>والبطاقات</w:t>
-      </w:r>
-      <w:r>
-        <w:rPr>
-          <w:rFonts w:ascii="Segoe UI" w:hAnsi="Segoe UI" w:cs="Segoe UI" w:hint="cs"/>
-          <w:color w:val="1C1C1C"/>
-          <w:rtl/>
-          <w:lang/>
-        </w:rPr>
-        <w:t xml:space="preserve"> </w:t>
-      </w:r>
-      <w:r>
-        <w:rPr>
-          <w:rFonts w:ascii="Tahoma" w:hAnsi="Tahoma" w:cs="Tahoma" w:hint="cs"/>
-          <w:color w:val="1C1C1C"/>
-          <w:rtl/>
-          <w:lang/>
-        </w:rPr>
-        <w:t>كرتونية</w:t>
-      </w:r>
-      <w:r>
-        <w:rPr>
-          <w:rFonts w:ascii="Segoe UI" w:hAnsi="Segoe UI" w:cs="Segoe UI" w:hint="cs"/>
-          <w:color w:val="1C1C1C"/>
-          <w:rtl/>
-          <w:lang/>
-        </w:rPr>
-        <w:t xml:space="preserve">. </w:t>
-      </w:r>
-      <w:r>
-        <w:rPr>
-          <w:rFonts w:ascii="Tahoma" w:hAnsi="Tahoma" w:cs="Tahoma" w:hint="cs"/>
-          <w:color w:val="1C1C1C"/>
-          <w:rtl/>
-          <w:lang/>
-        </w:rPr>
-        <w:t>الروبوت</w:t>
-      </w:r>
-      <w:r>
-        <w:rPr>
-          <w:rFonts w:ascii="Segoe UI" w:hAnsi="Segoe UI" w:cs="Segoe UI" w:hint="cs"/>
-          <w:color w:val="1C1C1C"/>
-          <w:rtl/>
-          <w:lang/>
-        </w:rPr>
-        <w:t xml:space="preserve"> </w:t>
-      </w:r>
-      <w:r>
-        <w:rPr>
-          <w:rFonts w:ascii="Tahoma" w:hAnsi="Tahoma" w:cs="Tahoma" w:hint="cs"/>
-          <w:color w:val="1C1C1C"/>
-          <w:rtl/>
-          <w:lang/>
-        </w:rPr>
-        <w:t>قطره</w:t>
-      </w:r>
-      <w:r>
-        <w:rPr>
-          <w:rFonts w:ascii="Segoe UI" w:hAnsi="Segoe UI" w:cs="Segoe UI" w:hint="cs"/>
-          <w:color w:val="1C1C1C"/>
-          <w:rtl/>
-          <w:lang/>
-        </w:rPr>
-        <w:t xml:space="preserve"> 125 </w:t>
-      </w:r>
-      <w:r>
-        <w:rPr>
-          <w:rFonts w:ascii="Tahoma" w:hAnsi="Tahoma" w:cs="Tahoma" w:hint="cs"/>
-          <w:color w:val="1C1C1C"/>
-          <w:rtl/>
-          <w:lang/>
-        </w:rPr>
-        <w:t>مم،</w:t>
-      </w:r>
-      <w:r>
-        <w:rPr>
-          <w:rFonts w:ascii="Segoe UI" w:hAnsi="Segoe UI" w:cs="Segoe UI" w:hint="cs"/>
-          <w:color w:val="1C1C1C"/>
-          <w:rtl/>
-          <w:lang/>
-        </w:rPr>
-        <w:t xml:space="preserve"> </w:t>
-      </w:r>
-      <w:r>
-        <w:rPr>
-          <w:rFonts w:ascii="Tahoma" w:hAnsi="Tahoma" w:cs="Tahoma" w:hint="cs"/>
-          <w:color w:val="1C1C1C"/>
-          <w:rtl/>
-          <w:lang/>
-        </w:rPr>
-        <w:t>وارتفاعه</w:t>
-      </w:r>
-      <w:r>
-        <w:rPr>
-          <w:rFonts w:ascii="Segoe UI" w:hAnsi="Segoe UI" w:cs="Segoe UI" w:hint="cs"/>
-          <w:color w:val="1C1C1C"/>
-          <w:rtl/>
-          <w:lang/>
-        </w:rPr>
-        <w:t xml:space="preserve"> 44 </w:t>
-      </w:r>
-      <w:r>
-        <w:rPr>
-          <w:rFonts w:ascii="Tahoma" w:hAnsi="Tahoma" w:cs="Tahoma" w:hint="cs"/>
-          <w:color w:val="1C1C1C"/>
-          <w:rtl/>
-          <w:lang/>
-        </w:rPr>
-        <w:t>مم،</w:t>
-      </w:r>
-      <w:r>
-        <w:rPr>
-          <w:rFonts w:ascii="Segoe UI" w:hAnsi="Segoe UI" w:cs="Segoe UI" w:hint="cs"/>
-          <w:color w:val="1C1C1C"/>
-          <w:rtl/>
-          <w:lang/>
-        </w:rPr>
-        <w:t xml:space="preserve"> </w:t>
-      </w:r>
-      <w:r>
-        <w:rPr>
-          <w:rFonts w:ascii="Tahoma" w:hAnsi="Tahoma" w:cs="Tahoma" w:hint="cs"/>
-          <w:color w:val="1C1C1C"/>
-          <w:rtl/>
-          <w:lang/>
-        </w:rPr>
-        <w:t>ووزنه</w:t>
-      </w:r>
-      <w:r>
-        <w:rPr>
-          <w:rFonts w:ascii="Segoe UI" w:hAnsi="Segoe UI" w:cs="Segoe UI" w:hint="cs"/>
-          <w:color w:val="1C1C1C"/>
-          <w:rtl/>
-          <w:lang/>
-        </w:rPr>
-        <w:t xml:space="preserve"> 220 </w:t>
-      </w:r>
-      <w:r>
-        <w:rPr>
-          <w:rFonts w:ascii="Tahoma" w:hAnsi="Tahoma" w:cs="Tahoma" w:hint="cs"/>
-          <w:color w:val="1C1C1C"/>
-          <w:rtl/>
-          <w:lang/>
-        </w:rPr>
-        <w:t>غ</w:t>
-      </w:r>
-      <w:r>
-        <w:rPr>
-          <w:rFonts w:ascii="Segoe UI" w:hAnsi="Segoe UI" w:cs="Segoe UI" w:hint="cs"/>
-          <w:color w:val="1C1C1C"/>
-          <w:rtl/>
-          <w:lang/>
-        </w:rPr>
-        <w:t xml:space="preserve">. </w:t>
-      </w:r>
-      <w:r>
-        <w:rPr>
-          <w:rFonts w:ascii="Tahoma" w:hAnsi="Tahoma" w:cs="Tahoma" w:hint="cs"/>
-          <w:color w:val="1C1C1C"/>
-          <w:rtl/>
-          <w:lang/>
-        </w:rPr>
-        <w:t>لوحة</w:t>
-      </w:r>
-      <w:r>
-        <w:rPr>
-          <w:rFonts w:ascii="Segoe UI" w:hAnsi="Segoe UI" w:cs="Segoe UI" w:hint="cs"/>
-          <w:color w:val="1C1C1C"/>
-          <w:rtl/>
-          <w:lang/>
-        </w:rPr>
-        <w:t xml:space="preserve"> </w:t>
-      </w:r>
-      <w:r>
-        <w:rPr>
-          <w:rFonts w:ascii="Tahoma" w:hAnsi="Tahoma" w:cs="Tahoma" w:hint="cs"/>
-          <w:color w:val="1C1C1C"/>
-          <w:rtl/>
-          <w:lang/>
-        </w:rPr>
-        <w:t>التحكم</w:t>
-      </w:r>
-      <w:r>
-        <w:rPr>
-          <w:rFonts w:ascii="Segoe UI" w:hAnsi="Segoe UI" w:cs="Segoe UI" w:hint="cs"/>
-          <w:color w:val="1C1C1C"/>
-          <w:rtl/>
-          <w:lang/>
-        </w:rPr>
-        <w:t xml:space="preserve"> 317 x 217 x 62 </w:t>
-      </w:r>
-      <w:r>
-        <w:rPr>
-          <w:rFonts w:ascii="Tahoma" w:hAnsi="Tahoma" w:cs="Tahoma" w:hint="cs"/>
-          <w:color w:val="1C1C1C"/>
-          <w:rtl/>
-          <w:lang/>
-        </w:rPr>
-        <w:t>مم،</w:t>
-      </w:r>
-      <w:r>
-        <w:rPr>
-          <w:rFonts w:ascii="Segoe UI" w:hAnsi="Segoe UI" w:cs="Segoe UI" w:hint="cs"/>
-          <w:color w:val="1C1C1C"/>
-          <w:rtl/>
-          <w:lang/>
-        </w:rPr>
-        <w:t xml:space="preserve"> </w:t>
-      </w:r>
-      <w:r>
-        <w:rPr>
-          <w:rFonts w:ascii="Tahoma" w:hAnsi="Tahoma" w:cs="Tahoma" w:hint="cs"/>
-          <w:color w:val="1C1C1C"/>
-          <w:rtl/>
-          <w:lang/>
-        </w:rPr>
-        <w:t>ووزنها</w:t>
-      </w:r>
-      <w:r>
-        <w:rPr>
-          <w:rFonts w:ascii="Segoe UI" w:hAnsi="Segoe UI" w:cs="Segoe UI" w:hint="cs"/>
-          <w:color w:val="1C1C1C"/>
-          <w:rtl/>
-          <w:lang/>
-        </w:rPr>
-        <w:t xml:space="preserve"> 680 </w:t>
-      </w:r>
-      <w:r>
-        <w:rPr>
-          <w:rFonts w:ascii="Tahoma" w:hAnsi="Tahoma" w:cs="Tahoma" w:hint="cs"/>
-          <w:color w:val="1C1C1C"/>
-          <w:rtl/>
-          <w:lang/>
-        </w:rPr>
-        <w:t>غ</w:t>
-      </w:r>
-      <w:r>
-        <w:rPr>
-          <w:rFonts w:ascii="Segoe UI" w:hAnsi="Segoe UI" w:cs="Segoe UI" w:hint="cs"/>
-          <w:color w:val="1C1C1C"/>
-          <w:rtl/>
-          <w:lang/>
-        </w:rPr>
-        <w:t xml:space="preserve">. </w:t>
-      </w:r>
-      <w:r>
-        <w:rPr>
-          <w:rFonts w:ascii="Tahoma" w:hAnsi="Tahoma" w:cs="Tahoma" w:hint="cs"/>
-          <w:color w:val="1C1C1C"/>
-          <w:rtl/>
-          <w:lang/>
-        </w:rPr>
-        <w:t>البطاقات</w:t>
-      </w:r>
-      <w:r>
-        <w:rPr>
-          <w:rFonts w:ascii="Segoe UI" w:hAnsi="Segoe UI" w:cs="Segoe UI" w:hint="cs"/>
-          <w:color w:val="1C1C1C"/>
-          <w:rtl/>
-          <w:lang/>
-        </w:rPr>
-        <w:t xml:space="preserve"> 33 x 33 </w:t>
-      </w:r>
-      <w:r>
-        <w:rPr>
-          <w:rFonts w:ascii="Tahoma" w:hAnsi="Tahoma" w:cs="Tahoma" w:hint="cs"/>
-          <w:color w:val="1C1C1C"/>
-          <w:rtl/>
-          <w:lang/>
-        </w:rPr>
-        <w:t>مم،</w:t>
-      </w:r>
-      <w:r>
-        <w:rPr>
-          <w:rFonts w:ascii="Segoe UI" w:hAnsi="Segoe UI" w:cs="Segoe UI" w:hint="cs"/>
-          <w:color w:val="1C1C1C"/>
-          <w:rtl/>
-          <w:lang/>
-        </w:rPr>
-        <w:t xml:space="preserve"> NFC. 11 </w:t>
-      </w:r>
-      <w:r>
-        <w:rPr>
-          <w:rFonts w:ascii="Tahoma" w:hAnsi="Tahoma" w:cs="Tahoma" w:hint="cs"/>
-          <w:color w:val="1C1C1C"/>
-          <w:rtl/>
-          <w:lang/>
-        </w:rPr>
-        <w:t>فتحة</w:t>
-      </w:r>
-      <w:r>
-        <w:rPr>
-          <w:rFonts w:ascii="Segoe UI" w:hAnsi="Segoe UI" w:cs="Segoe UI" w:hint="cs"/>
-          <w:color w:val="1C1C1C"/>
-          <w:rtl/>
-          <w:lang/>
-        </w:rPr>
-        <w:t xml:space="preserve"> </w:t>
-      </w:r>
-      <w:r>
-        <w:rPr>
-          <w:rFonts w:ascii="Tahoma" w:hAnsi="Tahoma" w:cs="Tahoma" w:hint="cs"/>
-          <w:color w:val="1C1C1C"/>
-          <w:rtl/>
-          <w:lang/>
-        </w:rPr>
-        <w:t>مزدوجة</w:t>
-      </w:r>
-      <w:r>
-        <w:rPr>
-          <w:rFonts w:ascii="Segoe UI" w:hAnsi="Segoe UI" w:cs="Segoe UI" w:hint="cs"/>
-          <w:color w:val="1C1C1C"/>
-          <w:rtl/>
-          <w:lang/>
-        </w:rPr>
-        <w:t xml:space="preserve">. </w:t>
-      </w:r>
-      <w:r>
-        <w:rPr>
-          <w:rFonts w:ascii="Tahoma" w:hAnsi="Tahoma" w:cs="Tahoma" w:hint="cs"/>
-          <w:color w:val="1C1C1C"/>
-          <w:rtl/>
-          <w:lang/>
-        </w:rPr>
-        <w:t>الخطوة</w:t>
-      </w:r>
-      <w:r>
-        <w:rPr>
-          <w:rFonts w:ascii="Segoe UI" w:hAnsi="Segoe UI" w:cs="Segoe UI" w:hint="cs"/>
-          <w:color w:val="1C1C1C"/>
-          <w:rtl/>
-          <w:lang/>
-        </w:rPr>
-        <w:t xml:space="preserve"> </w:t>
-      </w:r>
-      <w:r>
-        <w:rPr>
-          <w:rFonts w:ascii="Tahoma" w:hAnsi="Tahoma" w:cs="Tahoma" w:hint="cs"/>
-          <w:color w:val="1C1C1C"/>
-          <w:rtl/>
-          <w:lang/>
-        </w:rPr>
-        <w:t>الافتراضية</w:t>
-      </w:r>
-      <w:r>
-        <w:rPr>
-          <w:rFonts w:ascii="Segoe UI" w:hAnsi="Segoe UI" w:cs="Segoe UI" w:hint="cs"/>
-          <w:color w:val="1C1C1C"/>
-          <w:rtl/>
-          <w:lang/>
-        </w:rPr>
-        <w:t xml:space="preserve"> 15 </w:t>
-      </w:r>
-      <w:r>
-        <w:rPr>
-          <w:rFonts w:ascii="Tahoma" w:hAnsi="Tahoma" w:cs="Tahoma" w:hint="cs"/>
-          <w:color w:val="1C1C1C"/>
-          <w:rtl/>
-          <w:lang/>
-        </w:rPr>
-        <w:t>سم،</w:t>
-      </w:r>
-      <w:r>
-        <w:rPr>
-          <w:rFonts w:ascii="Segoe UI" w:hAnsi="Segoe UI" w:cs="Segoe UI" w:hint="cs"/>
-          <w:color w:val="1C1C1C"/>
-          <w:rtl/>
-          <w:lang/>
-        </w:rPr>
-        <w:t xml:space="preserve"> </w:t>
-      </w:r>
-      <w:r>
-        <w:rPr>
-          <w:rFonts w:ascii="Tahoma" w:hAnsi="Tahoma" w:cs="Tahoma" w:hint="cs"/>
-          <w:color w:val="1C1C1C"/>
-          <w:rtl/>
-          <w:lang/>
-        </w:rPr>
-        <w:t>وتُضبط</w:t>
-      </w:r>
-      <w:r>
-        <w:rPr>
-          <w:rFonts w:ascii="Segoe UI" w:hAnsi="Segoe UI" w:cs="Segoe UI" w:hint="cs"/>
-          <w:color w:val="1C1C1C"/>
-          <w:rtl/>
-          <w:lang/>
-        </w:rPr>
-        <w:t xml:space="preserve"> </w:t>
-      </w:r>
-      <w:r>
-        <w:rPr>
-          <w:rFonts w:ascii="Tahoma" w:hAnsi="Tahoma" w:cs="Tahoma" w:hint="cs"/>
-          <w:color w:val="1C1C1C"/>
-          <w:rtl/>
-          <w:lang/>
-        </w:rPr>
-        <w:t>ل</w:t>
-      </w:r>
-      <w:r>
-        <w:rPr>
-          <w:rFonts w:ascii="Tahoma" w:hAnsi="Tahoma" w:cs="Tahoma" w:hint="cs"/>
-          <w:color w:val="1C1C1C"/>
-          <w:rtl/>
-          <w:lang/>
-        </w:rPr>
-        <w:t>أي</w:t>
-      </w:r>
-      <w:r>
-        <w:rPr>
-          <w:rFonts w:ascii="Segoe UI" w:hAnsi="Segoe UI" w:cs="Segoe UI" w:hint="cs"/>
-          <w:color w:val="1C1C1C"/>
-          <w:rtl/>
-          <w:lang/>
-        </w:rPr>
-        <w:t xml:space="preserve"> </w:t>
-      </w:r>
-      <w:r>
-        <w:rPr>
-          <w:rFonts w:ascii="Tahoma" w:hAnsi="Tahoma" w:cs="Tahoma" w:hint="cs"/>
-          <w:color w:val="1C1C1C"/>
-          <w:rtl/>
-          <w:lang/>
-        </w:rPr>
-        <w:t>حجم</w:t>
-      </w:r>
-      <w:r>
-        <w:rPr>
-          <w:rFonts w:ascii="Segoe UI" w:hAnsi="Segoe UI" w:cs="Segoe UI" w:hint="cs"/>
-          <w:color w:val="1C1C1C"/>
-          <w:rtl/>
-          <w:lang/>
-        </w:rPr>
-        <w:t xml:space="preserve">. </w:t>
-      </w:r>
-      <w:r>
-        <w:rPr>
-          <w:rFonts w:ascii="Tahoma" w:hAnsi="Tahoma" w:cs="Tahoma" w:hint="cs"/>
-          <w:color w:val="1C1C1C"/>
-          <w:rtl/>
-          <w:lang/>
-        </w:rPr>
-        <w:t>الدورانات</w:t>
-      </w:r>
-      <w:r>
-        <w:rPr>
-          <w:rFonts w:ascii="Segoe UI" w:hAnsi="Segoe UI" w:cs="Segoe UI" w:hint="cs"/>
-          <w:color w:val="1C1C1C"/>
-          <w:rtl/>
-          <w:lang/>
-        </w:rPr>
-        <w:t xml:space="preserve"> </w:t>
-      </w:r>
-      <w:r>
-        <w:rPr>
-          <w:rFonts w:ascii="Tahoma" w:hAnsi="Tahoma" w:cs="Tahoma" w:hint="cs"/>
-          <w:color w:val="1C1C1C"/>
-          <w:rtl/>
-          <w:lang/>
-        </w:rPr>
-        <w:t>من</w:t>
-      </w:r>
-      <w:r>
-        <w:rPr>
-          <w:rFonts w:ascii="Segoe UI" w:hAnsi="Segoe UI" w:cs="Segoe UI" w:hint="cs"/>
-          <w:color w:val="1C1C1C"/>
-          <w:rtl/>
-          <w:lang/>
-        </w:rPr>
-        <w:t xml:space="preserve"> 1 </w:t>
-      </w:r>
-      <w:r>
-        <w:rPr>
-          <w:rFonts w:ascii="Tahoma" w:hAnsi="Tahoma" w:cs="Tahoma" w:hint="cs"/>
-          <w:color w:val="1C1C1C"/>
-          <w:rtl/>
-          <w:lang/>
-        </w:rPr>
-        <w:t>إلى</w:t>
-      </w:r>
-      <w:r>
-        <w:rPr>
-          <w:rFonts w:ascii="Segoe UI" w:hAnsi="Segoe UI" w:cs="Segoe UI" w:hint="cs"/>
-          <w:color w:val="1C1C1C"/>
-          <w:rtl/>
-          <w:lang/>
-        </w:rPr>
-        <w:t xml:space="preserve"> 360 </w:t>
-      </w:r>
-      <w:r>
-        <w:rPr>
-          <w:rFonts w:ascii="Tahoma" w:hAnsi="Tahoma" w:cs="Tahoma" w:hint="cs"/>
-          <w:color w:val="1C1C1C"/>
-          <w:rtl/>
-          <w:lang/>
-        </w:rPr>
-        <w:t>درجة</w:t>
-      </w:r>
-      <w:r>
-        <w:rPr>
-          <w:rFonts w:ascii="Segoe UI" w:hAnsi="Segoe UI" w:cs="Segoe UI" w:hint="cs"/>
-          <w:color w:val="1C1C1C"/>
-          <w:rtl/>
-          <w:lang/>
-        </w:rPr>
-        <w:t xml:space="preserve">. Bluetooth </w:t>
-      </w:r>
-      <w:r>
-        <w:rPr>
-          <w:rFonts w:ascii="Tahoma" w:hAnsi="Tahoma" w:cs="Tahoma" w:hint="cs"/>
-          <w:color w:val="1C1C1C"/>
-          <w:rtl/>
-          <w:lang/>
-        </w:rPr>
-        <w:t>بمدى</w:t>
-      </w:r>
-      <w:r>
-        <w:rPr>
-          <w:rFonts w:ascii="Segoe UI" w:hAnsi="Segoe UI" w:cs="Segoe UI" w:hint="cs"/>
-          <w:color w:val="1C1C1C"/>
-          <w:rtl/>
-          <w:lang/>
-        </w:rPr>
-        <w:t xml:space="preserve"> </w:t>
-      </w:r>
-      <w:r>
-        <w:rPr>
-          <w:rFonts w:ascii="Tahoma" w:hAnsi="Tahoma" w:cs="Tahoma" w:hint="cs"/>
-          <w:color w:val="1C1C1C"/>
-          <w:rtl/>
-          <w:lang/>
-        </w:rPr>
-        <w:t>نحو</w:t>
-      </w:r>
-      <w:r>
-        <w:rPr>
-          <w:rFonts w:ascii="Segoe UI" w:hAnsi="Segoe UI" w:cs="Segoe UI" w:hint="cs"/>
-          <w:color w:val="1C1C1C"/>
-          <w:rtl/>
-          <w:lang/>
-        </w:rPr>
-        <w:t xml:space="preserve"> 5 </w:t>
-      </w:r>
-      <w:r>
-        <w:rPr>
-          <w:rFonts w:ascii="Tahoma" w:hAnsi="Tahoma" w:cs="Tahoma" w:hint="cs"/>
-          <w:color w:val="1C1C1C"/>
-          <w:rtl/>
-          <w:lang/>
-        </w:rPr>
-        <w:t>م</w:t>
-      </w:r>
-      <w:r>
-        <w:rPr>
-          <w:rFonts w:ascii="Segoe UI" w:hAnsi="Segoe UI" w:cs="Segoe UI" w:hint="cs"/>
-          <w:color w:val="1C1C1C"/>
-          <w:rtl/>
-          <w:lang/>
-        </w:rPr>
-        <w:t xml:space="preserve">. </w:t>
-      </w:r>
-      <w:r>
-        <w:rPr>
-          <w:rFonts w:ascii="Tahoma" w:hAnsi="Tahoma" w:cs="Tahoma" w:hint="cs"/>
-          <w:color w:val="1C1C1C"/>
-          <w:rtl/>
-          <w:lang/>
-        </w:rPr>
-        <w:t>بطارية</w:t>
-      </w:r>
-      <w:r>
-        <w:rPr>
-          <w:rFonts w:ascii="Segoe UI" w:hAnsi="Segoe UI" w:cs="Segoe UI" w:hint="cs"/>
-          <w:color w:val="1C1C1C"/>
-          <w:rtl/>
-          <w:lang/>
-        </w:rPr>
-        <w:t xml:space="preserve"> Li-Ion</w:t>
-      </w:r>
-      <w:r>
-        <w:rPr>
-          <w:rFonts w:ascii="Tahoma" w:hAnsi="Tahoma" w:cs="Tahoma" w:hint="cs"/>
-          <w:color w:val="1C1C1C"/>
-          <w:rtl/>
-          <w:lang/>
-        </w:rPr>
-        <w:t>،</w:t>
-      </w:r>
-      <w:r>
-        <w:rPr>
-          <w:rFonts w:ascii="Segoe UI" w:hAnsi="Segoe UI" w:cs="Segoe UI" w:hint="cs"/>
-          <w:color w:val="1C1C1C"/>
-          <w:rtl/>
-          <w:lang/>
-        </w:rPr>
-        <w:t xml:space="preserve"> </w:t>
-      </w:r>
-      <w:r>
-        <w:rPr>
-          <w:rFonts w:ascii="Tahoma" w:hAnsi="Tahoma" w:cs="Tahoma" w:hint="cs"/>
-          <w:color w:val="1C1C1C"/>
-          <w:rtl/>
-          <w:lang/>
-        </w:rPr>
-        <w:t>شحن</w:t>
-      </w:r>
-      <w:r>
-        <w:rPr>
-          <w:rFonts w:ascii="Segoe UI" w:hAnsi="Segoe UI" w:cs="Segoe UI" w:hint="cs"/>
-          <w:color w:val="1C1C1C"/>
-          <w:rtl/>
-          <w:lang/>
-        </w:rPr>
-        <w:t xml:space="preserve"> USB-C</w:t>
-      </w:r>
-      <w:r>
-        <w:rPr>
-          <w:rFonts w:ascii="Tahoma" w:hAnsi="Tahoma" w:cs="Tahoma" w:hint="cs"/>
-          <w:color w:val="1C1C1C"/>
-          <w:rtl/>
-          <w:lang/>
-        </w:rPr>
-        <w:t>،</w:t>
-      </w:r>
-      <w:r>
-        <w:rPr>
-          <w:rFonts w:ascii="Segoe UI" w:hAnsi="Segoe UI" w:cs="Segoe UI" w:hint="cs"/>
-          <w:color w:val="1C1C1C"/>
-          <w:rtl/>
-          <w:lang/>
-        </w:rPr>
-        <w:t xml:space="preserve"> </w:t>
-      </w:r>
-      <w:r>
-        <w:rPr>
-          <w:rFonts w:ascii="Tahoma" w:hAnsi="Tahoma" w:cs="Tahoma" w:hint="cs"/>
-          <w:color w:val="1C1C1C"/>
-          <w:rtl/>
-          <w:lang/>
-        </w:rPr>
-        <w:t>نحو</w:t>
-      </w:r>
-      <w:r>
-        <w:rPr>
-          <w:rFonts w:ascii="Segoe UI" w:hAnsi="Segoe UI" w:cs="Segoe UI" w:hint="cs"/>
-          <w:color w:val="1C1C1C"/>
-          <w:rtl/>
-          <w:lang/>
-        </w:rPr>
-        <w:t xml:space="preserve"> 1,5 </w:t>
-      </w:r>
-      <w:r>
-        <w:rPr>
-          <w:rFonts w:ascii="Tahoma" w:hAnsi="Tahoma" w:cs="Tahoma" w:hint="cs"/>
-          <w:color w:val="1C1C1C"/>
-          <w:rtl/>
-          <w:lang/>
-        </w:rPr>
-        <w:t>ساعة</w:t>
-      </w:r>
-      <w:r>
-        <w:rPr>
-          <w:rFonts w:ascii="Segoe UI" w:hAnsi="Segoe UI" w:cs="Segoe UI" w:hint="cs"/>
-          <w:color w:val="1C1C1C"/>
-          <w:rtl/>
-          <w:lang/>
-        </w:rPr>
-        <w:t xml:space="preserve">. </w:t>
-      </w:r>
-      <w:r>
-        <w:rPr>
-          <w:rFonts w:ascii="Tahoma" w:hAnsi="Tahoma" w:cs="Tahoma" w:hint="cs"/>
-          <w:color w:val="1C1C1C"/>
-          <w:rtl/>
-          <w:lang/>
-        </w:rPr>
-        <w:t>العمر</w:t>
-      </w:r>
-      <w:r>
-        <w:rPr>
-          <w:rFonts w:ascii="Segoe UI" w:hAnsi="Segoe UI" w:cs="Segoe UI" w:hint="cs"/>
-          <w:color w:val="1C1C1C"/>
-          <w:rtl/>
-          <w:lang/>
-        </w:rPr>
-        <w:t xml:space="preserve"> 4-10 </w:t>
-      </w:r>
-      <w:r>
-        <w:rPr>
-          <w:rFonts w:ascii="Tahoma" w:hAnsi="Tahoma" w:cs="Tahoma" w:hint="cs"/>
-          <w:color w:val="1C1C1C"/>
-          <w:rtl/>
-          <w:lang/>
-        </w:rPr>
-        <w:t>سنوات</w:t>
-      </w:r>
-      <w:r>
-        <w:rPr>
-          <w:rFonts w:ascii="Segoe UI" w:hAnsi="Segoe UI" w:cs="Segoe UI" w:hint="cs"/>
-          <w:color w:val="1C1C1C"/>
-          <w:rtl/>
-          <w:lang/>
-        </w:rPr>
-        <w:t xml:space="preserve">. </w:t>
-      </w:r>
-      <w:r>
-        <w:rPr>
-          <w:rFonts w:ascii="Tahoma" w:hAnsi="Tahoma" w:cs="Tahoma" w:hint="cs"/>
-          <w:color w:val="1C1C1C"/>
-          <w:rtl/>
-          <w:lang/>
-        </w:rPr>
-        <w:t>صُنع</w:t>
-      </w:r>
-      <w:r>
-        <w:rPr>
-          <w:rFonts w:ascii="Segoe UI" w:hAnsi="Segoe UI" w:cs="Segoe UI" w:hint="cs"/>
-          <w:color w:val="1C1C1C"/>
-          <w:rtl/>
-          <w:lang/>
-        </w:rPr>
-        <w:t xml:space="preserve"> </w:t>
-      </w:r>
-      <w:r>
-        <w:rPr>
-          <w:rFonts w:ascii="Tahoma" w:hAnsi="Tahoma" w:cs="Tahoma" w:hint="cs"/>
-          <w:color w:val="1C1C1C"/>
-          <w:rtl/>
-          <w:lang/>
-        </w:rPr>
-        <w:t>في</w:t>
-      </w:r>
-      <w:r>
-        <w:rPr>
-          <w:rFonts w:ascii="Segoe UI" w:hAnsi="Segoe UI" w:cs="Segoe UI" w:hint="cs"/>
-          <w:color w:val="1C1C1C"/>
-          <w:rtl/>
-          <w:lang/>
-        </w:rPr>
-        <w:t xml:space="preserve"> </w:t>
-      </w:r>
-      <w:r>
-        <w:rPr>
-          <w:rFonts w:ascii="Tahoma" w:hAnsi="Tahoma" w:cs="Tahoma" w:hint="cs"/>
-          <w:color w:val="1C1C1C"/>
-          <w:rtl/>
-          <w:lang/>
-        </w:rPr>
-        <w:t>كان،</w:t>
-      </w:r>
-      <w:r>
-        <w:rPr>
-          <w:rFonts w:ascii="Segoe UI" w:hAnsi="Segoe UI" w:cs="Segoe UI" w:hint="cs"/>
-          <w:color w:val="1C1C1C"/>
-          <w:rtl/>
-          <w:lang/>
-        </w:rPr>
-        <w:t xml:space="preserve"> </w:t>
-      </w:r>
-      <w:r>
-        <w:rPr>
-          <w:rFonts w:ascii="Tahoma" w:hAnsi="Tahoma" w:cs="Tahoma" w:hint="cs"/>
-          <w:color w:val="1C1C1C"/>
-          <w:rtl/>
-          <w:lang/>
-        </w:rPr>
-        <w:t>فرنسا</w:t>
-      </w:r>
-      <w:r>
-        <w:rPr>
-          <w:rFonts w:ascii="Segoe UI" w:hAnsi="Segoe UI" w:cs="Segoe UI" w:hint="cs"/>
-          <w:color w:val="1C1C1C"/>
-          <w:rtl/>
-          <w:lang/>
-        </w:rPr>
-        <w:t xml:space="preserve">. </w:t>
-      </w:r>
-      <w:r>
-        <w:rPr>
-          <w:rFonts w:ascii="Tahoma" w:hAnsi="Tahoma" w:cs="Tahoma" w:hint="cs"/>
-          <w:color w:val="1C1C1C"/>
-          <w:rtl/>
-          <w:lang/>
-        </w:rPr>
-        <w:t>شهادتا</w:t>
-      </w:r>
-      <w:r>
-        <w:rPr>
-          <w:rFonts w:ascii="Segoe UI" w:hAnsi="Segoe UI" w:cs="Segoe UI" w:hint="cs"/>
-          <w:color w:val="1C1C1C"/>
-          <w:rtl/>
-          <w:lang/>
-        </w:rPr>
-        <w:t xml:space="preserve"> CE </w:t>
-      </w:r>
-      <w:r>
-        <w:rPr>
-          <w:rFonts w:ascii="Tahoma" w:hAnsi="Tahoma" w:cs="Tahoma" w:hint="cs"/>
-          <w:color w:val="1C1C1C"/>
-          <w:rtl/>
-          <w:lang/>
-        </w:rPr>
-        <w:t>و</w:t>
-      </w:r>
-      <w:r>
-        <w:rPr>
-          <w:rFonts w:ascii="Segoe UI" w:hAnsi="Segoe UI" w:cs="Segoe UI" w:hint="cs"/>
-          <w:color w:val="1C1C1C"/>
-          <w:rtl/>
-          <w:lang/>
-        </w:rPr>
-        <w:t>UKCA.</w:t>
-      </w:r>
-    </w:p>
-    <w:p>
-      <w:pPr>
-        <w:pStyle w:val="a7"/>
-        <w:bidi/>
-        <w:divId w:val="2117140853"/>
-        <w:rPr>
-          <w:rFonts w:ascii="Segoe UI" w:hAnsi="Segoe UI" w:cs="Segoe UI"/>
-          <w:color w:val="1C1C1C"/>
-          <w:rtl/>
-          <w:lang/>
-        </w:rPr>
-      </w:pPr>
-      <w:r>
-        <w:rPr>
-          <w:rFonts w:ascii="Tahoma" w:hAnsi="Tahoma" w:cs="Tahoma" w:hint="cs"/>
-          <w:color w:val="1C1C1C"/>
-          <w:rtl/>
-          <w:lang/>
-        </w:rPr>
-        <w:t>الخدمة</w:t>
-      </w:r>
-      <w:r>
-        <w:rPr>
-          <w:rFonts w:ascii="Segoe UI" w:hAnsi="Segoe UI" w:cs="Segoe UI" w:hint="cs"/>
-          <w:color w:val="1C1C1C"/>
-          <w:rtl/>
-          <w:lang/>
-        </w:rPr>
-        <w:t xml:space="preserve">. </w:t>
-      </w:r>
-      <w:r>
-        <w:rPr>
-          <w:rFonts w:ascii="Tahoma" w:hAnsi="Tahoma" w:cs="Tahoma" w:hint="cs"/>
-          <w:color w:val="1C1C1C"/>
-          <w:rtl/>
-          <w:lang/>
-        </w:rPr>
-        <w:t>الأقلام</w:t>
-      </w:r>
-      <w:r>
-        <w:rPr>
-          <w:rFonts w:ascii="Segoe UI" w:hAnsi="Segoe UI" w:cs="Segoe UI" w:hint="cs"/>
-          <w:color w:val="1C1C1C"/>
-          <w:rtl/>
-          <w:lang/>
-        </w:rPr>
-        <w:t xml:space="preserve"> </w:t>
-      </w:r>
-      <w:r>
-        <w:rPr>
-          <w:rFonts w:ascii="Tahoma" w:hAnsi="Tahoma" w:cs="Tahoma" w:hint="cs"/>
-          <w:color w:val="1C1C1C"/>
-          <w:rtl/>
-          <w:lang/>
-        </w:rPr>
-        <w:t>اللبادية</w:t>
-      </w:r>
-      <w:r>
-        <w:rPr>
-          <w:rFonts w:ascii="Segoe UI" w:hAnsi="Segoe UI" w:cs="Segoe UI" w:hint="cs"/>
-          <w:color w:val="1C1C1C"/>
-          <w:rtl/>
-          <w:lang/>
-        </w:rPr>
-        <w:t xml:space="preserve"> </w:t>
-      </w:r>
-      <w:r>
-        <w:rPr>
-          <w:rFonts w:ascii="Tahoma" w:hAnsi="Tahoma" w:cs="Tahoma" w:hint="cs"/>
-          <w:color w:val="1C1C1C"/>
-          <w:rtl/>
-          <w:lang/>
-        </w:rPr>
-        <w:t>العادية</w:t>
-      </w:r>
-      <w:r>
-        <w:rPr>
-          <w:rFonts w:ascii="Segoe UI" w:hAnsi="Segoe UI" w:cs="Segoe UI" w:hint="cs"/>
-          <w:color w:val="1C1C1C"/>
-          <w:rtl/>
-          <w:lang/>
-        </w:rPr>
-        <w:t xml:space="preserve"> </w:t>
-      </w:r>
-      <w:r>
-        <w:rPr>
-          <w:rFonts w:ascii="Tahoma" w:hAnsi="Tahoma" w:cs="Tahoma" w:hint="cs"/>
-          <w:color w:val="1C1C1C"/>
-          <w:rtl/>
-          <w:lang/>
-        </w:rPr>
-        <w:t>مناسبة،</w:t>
-      </w:r>
-      <w:r>
-        <w:rPr>
-          <w:rFonts w:ascii="Segoe UI" w:hAnsi="Segoe UI" w:cs="Segoe UI" w:hint="cs"/>
-          <w:color w:val="1C1C1C"/>
-          <w:rtl/>
-          <w:lang/>
-        </w:rPr>
-        <w:t xml:space="preserve"> </w:t>
-      </w:r>
-      <w:r>
-        <w:rPr>
-          <w:rFonts w:ascii="Tahoma" w:hAnsi="Tahoma" w:cs="Tahoma" w:hint="cs"/>
-          <w:color w:val="1C1C1C"/>
-          <w:rtl/>
-          <w:lang/>
-        </w:rPr>
-        <w:t>والبطارية</w:t>
-      </w:r>
-      <w:r>
-        <w:rPr>
-          <w:rFonts w:ascii="Segoe UI" w:hAnsi="Segoe UI" w:cs="Segoe UI" w:hint="cs"/>
-          <w:color w:val="1C1C1C"/>
-          <w:rtl/>
-          <w:lang/>
-        </w:rPr>
-        <w:t xml:space="preserve"> </w:t>
-      </w:r>
-      <w:r>
-        <w:rPr>
-          <w:rFonts w:ascii="Tahoma" w:hAnsi="Tahoma" w:cs="Tahoma" w:hint="cs"/>
-          <w:color w:val="1C1C1C"/>
-          <w:rtl/>
-          <w:lang/>
-        </w:rPr>
-        <w:t>قابلة</w:t>
-      </w:r>
-      <w:r>
-        <w:rPr>
-          <w:rFonts w:ascii="Segoe UI" w:hAnsi="Segoe UI" w:cs="Segoe UI" w:hint="cs"/>
-          <w:color w:val="1C1C1C"/>
-          <w:rtl/>
-          <w:lang/>
-        </w:rPr>
-        <w:t xml:space="preserve"> </w:t>
-      </w:r>
-      <w:r>
-        <w:rPr>
-          <w:rFonts w:ascii="Tahoma" w:hAnsi="Tahoma" w:cs="Tahoma" w:hint="cs"/>
-          <w:color w:val="1C1C1C"/>
-          <w:rtl/>
-          <w:lang/>
-        </w:rPr>
-        <w:t>للتبديل</w:t>
-      </w:r>
-      <w:r>
-        <w:rPr>
-          <w:rFonts w:ascii="Segoe UI" w:hAnsi="Segoe UI" w:cs="Segoe UI" w:hint="cs"/>
-          <w:color w:val="1C1C1C"/>
-          <w:rtl/>
-          <w:lang/>
-        </w:rPr>
-        <w:t xml:space="preserve">. </w:t>
-      </w:r>
-      <w:r>
-        <w:rPr>
-          <w:rFonts w:ascii="Tahoma" w:hAnsi="Tahoma" w:cs="Tahoma" w:hint="cs"/>
-          <w:color w:val="1C1C1C"/>
-          <w:rtl/>
-          <w:lang/>
-        </w:rPr>
-        <w:t>الضمان</w:t>
-      </w:r>
-      <w:r>
-        <w:rPr>
-          <w:rFonts w:ascii="Segoe UI" w:hAnsi="Segoe UI" w:cs="Segoe UI" w:hint="cs"/>
-          <w:color w:val="1C1C1C"/>
-          <w:rtl/>
-          <w:lang/>
-        </w:rPr>
-        <w:t xml:space="preserve"> </w:t>
-      </w:r>
-      <w:r>
-        <w:rPr>
-          <w:rFonts w:ascii="Tahoma" w:hAnsi="Tahoma" w:cs="Tahoma" w:hint="cs"/>
-          <w:color w:val="1C1C1C"/>
-          <w:rtl/>
-          <w:lang/>
-        </w:rPr>
-        <w:t>والخدمة</w:t>
-      </w:r>
-      <w:r>
-        <w:rPr>
-          <w:rFonts w:ascii="Segoe UI" w:hAnsi="Segoe UI" w:cs="Segoe UI" w:hint="cs"/>
-          <w:color w:val="1C1C1C"/>
-          <w:rtl/>
-          <w:lang/>
-        </w:rPr>
-        <w:t xml:space="preserve"> </w:t>
-      </w:r>
-      <w:r>
-        <w:rPr>
-          <w:rFonts w:ascii="Tahoma" w:hAnsi="Tahoma" w:cs="Tahoma" w:hint="cs"/>
-          <w:color w:val="1C1C1C"/>
-          <w:rtl/>
-          <w:lang/>
-        </w:rPr>
-        <w:t>يوفّرهما</w:t>
-      </w:r>
-      <w:r>
-        <w:rPr>
-          <w:rFonts w:ascii="Segoe UI" w:hAnsi="Segoe UI" w:cs="Segoe UI" w:hint="cs"/>
-          <w:color w:val="1C1C1C"/>
-          <w:rtl/>
-          <w:lang/>
-        </w:rPr>
-        <w:t xml:space="preserve"> </w:t>
-      </w:r>
-      <w:r>
-        <w:rPr>
-          <w:rFonts w:ascii="Tahoma" w:hAnsi="Tahoma" w:cs="Tahoma" w:hint="cs"/>
-          <w:color w:val="1C1C1C"/>
-          <w:rtl/>
-          <w:lang/>
-        </w:rPr>
-        <w:t>الموزّع</w:t>
-      </w:r>
-      <w:r>
-        <w:rPr>
-          <w:rFonts w:ascii="Segoe UI" w:hAnsi="Segoe UI" w:cs="Segoe UI" w:hint="cs"/>
-          <w:color w:val="1C1C1C"/>
-          <w:rtl/>
-          <w:lang/>
-        </w:rPr>
-        <w:t>.</w:t>
-      </w:r>
-    </w:p>
-    <w:p>
-      <w:pPr>
-        <w:pStyle w:val="note"/>
-        <w:bidi/>
-        <w:divId w:val="2117140853"/>
-        <w:rPr>
-          <w:rFonts w:ascii="Segoe UI" w:hAnsi="Segoe UI" w:cs="Segoe UI"/>
-          <w:rtl/>
-          <w:lang/>
-        </w:rPr>
-      </w:pPr>
-      <w:r>
-        <w:rPr>
-          <w:rStyle w:val="a5"/>
-          <w:rFonts w:ascii="Tahoma" w:hAnsi="Tahoma" w:cs="Tahoma" w:hint="cs"/>
-          <w:i/>
-          <w:iCs/>
-          <w:rtl/>
-          <w:lang/>
-        </w:rPr>
-        <w:t>ر</w:t>
-      </w:r>
-      <w:r>
-        <w:rPr>
-          <w:rStyle w:val="a5"/>
-          <w:rFonts w:ascii="Tahoma" w:hAnsi="Tahoma" w:cs="Tahoma" w:hint="cs"/>
-          <w:i/>
-          <w:iCs/>
-          <w:rtl/>
-          <w:lang/>
-        </w:rPr>
-        <w:t>قم</w:t>
-      </w:r>
-      <w:r>
-        <w:rPr>
-          <w:rStyle w:val="a5"/>
-          <w:rFonts w:ascii="Segoe UI" w:hAnsi="Segoe UI" w:cs="Segoe UI" w:hint="cs"/>
-          <w:i/>
-          <w:iCs/>
-          <w:rtl/>
-          <w:lang/>
-        </w:rPr>
-        <w:t xml:space="preserve"> </w:t>
-      </w:r>
-      <w:r>
-        <w:rPr>
-          <w:rStyle w:val="a5"/>
-          <w:rFonts w:ascii="Tahoma" w:hAnsi="Tahoma" w:cs="Tahoma" w:hint="cs"/>
-          <w:i/>
-          <w:iCs/>
-          <w:rtl/>
-          <w:lang/>
-        </w:rPr>
-        <w:t>الصنف</w:t>
-      </w:r>
-      <w:r>
-        <w:rPr>
-          <w:rStyle w:val="a5"/>
-          <w:rFonts w:ascii="Segoe UI" w:hAnsi="Segoe UI" w:cs="Segoe UI" w:hint="cs"/>
-          <w:i/>
-          <w:iCs/>
-          <w:rtl/>
-          <w:lang/>
-        </w:rPr>
-        <w:t xml:space="preserve"> </w:t>
-      </w:r>
-      <w:r>
-        <w:rPr>
-          <w:rStyle w:val="a5"/>
-          <w:rFonts w:ascii="Tahoma" w:hAnsi="Tahoma" w:cs="Tahoma" w:hint="cs"/>
-          <w:i/>
-          <w:iCs/>
-          <w:rtl/>
-          <w:lang/>
-        </w:rPr>
-        <w:t>والسعر</w:t>
-      </w:r>
-      <w:r>
-        <w:rPr>
-          <w:rStyle w:val="a5"/>
-          <w:rFonts w:ascii="Segoe UI" w:hAnsi="Segoe UI" w:cs="Segoe UI" w:hint="cs"/>
-          <w:i/>
-          <w:iCs/>
-          <w:rtl/>
-          <w:lang/>
-        </w:rPr>
-        <w:t xml:space="preserve"> </w:t>
-      </w:r>
-      <w:r>
-        <w:rPr>
-          <w:rStyle w:val="a5"/>
-          <w:rFonts w:ascii="Tahoma" w:hAnsi="Tahoma" w:cs="Tahoma" w:hint="cs"/>
-          <w:i/>
-          <w:iCs/>
-          <w:rtl/>
-          <w:lang/>
-        </w:rPr>
-        <w:t>يحددهما</w:t>
-      </w:r>
-      <w:r>
-        <w:rPr>
-          <w:rStyle w:val="a5"/>
-          <w:rFonts w:ascii="Segoe UI" w:hAnsi="Segoe UI" w:cs="Segoe UI" w:hint="cs"/>
-          <w:i/>
-          <w:iCs/>
-          <w:rtl/>
-          <w:lang/>
-        </w:rPr>
-        <w:t xml:space="preserve"> </w:t>
-      </w:r>
-      <w:r>
-        <w:rPr>
-          <w:rStyle w:val="a5"/>
-          <w:rFonts w:ascii="Tahoma" w:hAnsi="Tahoma" w:cs="Tahoma" w:hint="cs"/>
-          <w:i/>
-          <w:iCs/>
-          <w:rtl/>
-          <w:lang/>
-        </w:rPr>
-        <w:t>الموزّع</w:t>
-      </w:r>
-      <w:r>
-        <w:rPr>
-          <w:rStyle w:val="a5"/>
-          <w:rFonts w:ascii="Segoe UI" w:hAnsi="Segoe UI" w:cs="Segoe UI" w:hint="cs"/>
-          <w:i/>
-          <w:iCs/>
-          <w:rtl/>
-          <w:lang/>
-        </w:rPr>
-        <w:t>.</w:t>
-      </w:r>
-    </w:p>
-    <w:p>
-      <w:pPr>
-        <w:pStyle w:val="note"/>
-        <w:bidi/>
-        <w:divId w:val="2117140853"/>
+        <w:divId w:val="733744263"/>
         <w:rPr>
           <w:rFonts w:ascii="Segoe UI" w:hAnsi="Segoe UI" w:cs="Segoe UI"/>
           <w:rtl/>
@@ -11061,7 +10736,7 @@
     <w:uiPriority w:val="9"/>
     <w:qFormat/>
     <w:pPr>
-      <w:spacing w:after="48"/>
+      <w:spacing w:after="34"/>
       <w:outlineLvl w:val="0"/>
     </w:pPr>
     <w:rPr>
@@ -11080,7 +10755,7 @@
     <w:uiPriority w:val="9"/>
     <w:qFormat/>
     <w:pPr>
-      <w:spacing w:after="216"/>
+      <w:spacing w:after="155"/>
       <w:outlineLvl w:val="1"/>
     </w:pPr>
     <w:rPr>
@@ -11099,9 +10774,9 @@
     <w:qFormat/>
     <w:pPr>
       <w:pBdr>
-        <w:top w:val="single" w:sz="4" w:space="8" w:color="E6E6E6"/>
+        <w:top w:val="single" w:sz="4" w:space="6" w:color="E6E6E6"/>
       </w:pBdr>
-      <w:spacing w:before="264" w:after="72"/>
+      <w:spacing w:before="190" w:after="52"/>
       <w:outlineLvl w:val="2"/>
     </w:pPr>
     <w:rPr>
@@ -11241,14 +10916,14 @@
     <w:semiHidden/>
     <w:unhideWhenUsed/>
     <w:pPr>
-      <w:spacing w:after="120"/>
+      <w:spacing w:after="86"/>
     </w:pPr>
   </w:style>
   <w:style w:type="paragraph" w:customStyle="1" w:styleId="note">
     <w:name w:val="note"/>
     <w:basedOn w:val="a"/>
     <w:pPr>
-      <w:spacing w:after="120"/>
+      <w:spacing w:after="86"/>
     </w:pPr>
     <w:rPr>
       <w:i/>
@@ -11262,7 +10937,7 @@
     <w:name w:val="url"/>
     <w:basedOn w:val="a"/>
     <w:pPr>
-      <w:spacing w:after="120"/>
+      <w:spacing w:after="86"/>
     </w:pPr>
     <w:rPr>
       <w:b/>

--- a/ar/catalogue.docx
+++ b/ar/catalogue.docx
@@ -6,7 +6,7 @@
       <w:pPr>
         <w:pStyle w:val="note"/>
         <w:bidi/>
-        <w:divId w:val="733744263"/>
+        <w:divId w:val="530337835"/>
         <w:rPr>
           <w:rFonts w:ascii="Segoe UI" w:hAnsi="Segoe UI" w:cs="Segoe UI"/>
           <w:lang/>
@@ -545,7 +545,7 @@
       <w:pPr>
         <w:pStyle w:val="note"/>
         <w:bidi/>
-        <w:divId w:val="733744263"/>
+        <w:divId w:val="530337835"/>
         <w:rPr>
           <w:rFonts w:ascii="Segoe UI" w:hAnsi="Segoe UI" w:cs="Segoe UI"/>
           <w:rtl/>
@@ -832,7 +832,7 @@
       <w:pPr>
         <w:pStyle w:val="1"/>
         <w:bidi/>
-        <w:divId w:val="733744263"/>
+        <w:divId w:val="530337835"/>
         <w:rPr>
           <w:rFonts w:ascii="Segoe UI" w:eastAsia="Times New Roman" w:hAnsi="Segoe UI" w:cs="Segoe UI"/>
           <w:rtl/>
@@ -1004,7 +1004,7 @@
       <w:pPr>
         <w:pStyle w:val="2"/>
         <w:bidi/>
-        <w:divId w:val="733744263"/>
+        <w:divId w:val="530337835"/>
         <w:rPr>
           <w:rFonts w:ascii="Segoe UI" w:eastAsia="Times New Roman" w:hAnsi="Segoe UI" w:cs="Segoe UI"/>
           <w:rtl/>
@@ -1088,7 +1088,7 @@
       <w:pPr>
         <w:pStyle w:val="note"/>
         <w:bidi/>
-        <w:divId w:val="733744263"/>
+        <w:divId w:val="530337835"/>
         <w:rPr>
           <w:rFonts w:ascii="Segoe UI" w:hAnsi="Segoe UI" w:cs="Segoe UI"/>
           <w:rtl/>
@@ -1155,7 +1155,7 @@
       <w:pPr>
         <w:pStyle w:val="a7"/>
         <w:bidi/>
-        <w:divId w:val="733744263"/>
+        <w:divId w:val="530337835"/>
         <w:rPr>
           <w:rFonts w:ascii="Segoe UI" w:hAnsi="Segoe UI" w:cs="Segoe UI"/>
           <w:color w:val="1C1C1C"/>
@@ -1321,7 +1321,7 @@
       <w:pPr>
         <w:pStyle w:val="a7"/>
         <w:bidi/>
-        <w:divId w:val="733744263"/>
+        <w:divId w:val="530337835"/>
         <w:rPr>
           <w:rFonts w:ascii="Segoe UI" w:hAnsi="Segoe UI" w:cs="Segoe UI"/>
           <w:color w:val="1C1C1C"/>
@@ -1748,7 +1748,7 @@
       <w:pPr>
         <w:pStyle w:val="3"/>
         <w:bidi/>
-        <w:divId w:val="733744263"/>
+        <w:divId w:val="530337835"/>
         <w:rPr>
           <w:rFonts w:ascii="Segoe UI" w:eastAsia="Times New Roman" w:hAnsi="Segoe UI" w:cs="Segoe UI"/>
           <w:rtl/>
@@ -1832,7 +1832,7 @@
       <w:pPr>
         <w:pStyle w:val="a7"/>
         <w:bidi/>
-        <w:divId w:val="733744263"/>
+        <w:divId w:val="530337835"/>
         <w:rPr>
           <w:rFonts w:ascii="Segoe UI" w:hAnsi="Segoe UI" w:cs="Segoe UI"/>
           <w:color w:val="1C1C1C"/>
@@ -2466,7 +2466,7 @@
       <w:pPr>
         <w:pStyle w:val="3"/>
         <w:bidi/>
-        <w:divId w:val="733744263"/>
+        <w:divId w:val="530337835"/>
         <w:rPr>
           <w:rFonts w:ascii="Segoe UI" w:eastAsia="Times New Roman" w:hAnsi="Segoe UI" w:cs="Segoe UI"/>
           <w:rtl/>
@@ -2566,7 +2566,7 @@
       <w:pPr>
         <w:pStyle w:val="a7"/>
         <w:bidi/>
-        <w:divId w:val="733744263"/>
+        <w:divId w:val="530337835"/>
         <w:rPr>
           <w:rFonts w:ascii="Segoe UI" w:hAnsi="Segoe UI" w:cs="Segoe UI"/>
           <w:color w:val="1C1C1C"/>
@@ -3218,7 +3218,7 @@
       <w:pPr>
         <w:pStyle w:val="3"/>
         <w:bidi/>
-        <w:divId w:val="733744263"/>
+        <w:divId w:val="530337835"/>
         <w:rPr>
           <w:rFonts w:ascii="Segoe UI" w:eastAsia="Times New Roman" w:hAnsi="Segoe UI" w:cs="Segoe UI"/>
           <w:rtl/>
@@ -3286,7 +3286,7 @@
       <w:pPr>
         <w:pStyle w:val="a7"/>
         <w:bidi/>
-        <w:divId w:val="733744263"/>
+        <w:divId w:val="530337835"/>
         <w:rPr>
           <w:rFonts w:ascii="Segoe UI" w:hAnsi="Segoe UI" w:cs="Segoe UI"/>
           <w:color w:val="1C1C1C"/>
@@ -3875,7 +3875,7 @@
       <w:pPr>
         <w:pStyle w:val="note"/>
         <w:bidi/>
-        <w:divId w:val="733744263"/>
+        <w:divId w:val="530337835"/>
         <w:rPr>
           <w:rFonts w:ascii="Segoe UI" w:hAnsi="Segoe UI" w:cs="Segoe UI"/>
           <w:rtl/>
@@ -4008,7 +4008,7 @@
       <w:pPr>
         <w:pStyle w:val="3"/>
         <w:bidi/>
-        <w:divId w:val="733744263"/>
+        <w:divId w:val="530337835"/>
         <w:rPr>
           <w:rFonts w:ascii="Segoe UI" w:eastAsia="Times New Roman" w:hAnsi="Segoe UI" w:cs="Segoe UI"/>
           <w:rtl/>
@@ -4092,7 +4092,7 @@
       <w:pPr>
         <w:pStyle w:val="a7"/>
         <w:bidi/>
-        <w:divId w:val="733744263"/>
+        <w:divId w:val="530337835"/>
         <w:rPr>
           <w:rFonts w:ascii="Segoe UI" w:hAnsi="Segoe UI" w:cs="Segoe UI"/>
           <w:color w:val="1C1C1C"/>
@@ -5059,7 +5059,7 @@
       <w:pPr>
         <w:pStyle w:val="3"/>
         <w:bidi/>
-        <w:divId w:val="733744263"/>
+        <w:divId w:val="530337835"/>
         <w:rPr>
           <w:rFonts w:ascii="Segoe UI" w:eastAsia="Times New Roman" w:hAnsi="Segoe UI" w:cs="Segoe UI"/>
           <w:rtl/>
@@ -5127,7 +5127,7 @@
       <w:pPr>
         <w:pStyle w:val="a7"/>
         <w:bidi/>
-        <w:divId w:val="733744263"/>
+        <w:divId w:val="530337835"/>
         <w:rPr>
           <w:rFonts w:ascii="Segoe UI" w:hAnsi="Segoe UI" w:cs="Segoe UI"/>
           <w:color w:val="1C1C1C"/>
@@ -5878,7 +5878,7 @@
       <w:pPr>
         <w:pStyle w:val="3"/>
         <w:bidi/>
-        <w:divId w:val="733744263"/>
+        <w:divId w:val="530337835"/>
         <w:rPr>
           <w:rFonts w:ascii="Segoe UI" w:eastAsia="Times New Roman" w:hAnsi="Segoe UI" w:cs="Segoe UI"/>
           <w:rtl/>
@@ -5930,7 +5930,7 @@
       <w:pPr>
         <w:pStyle w:val="a7"/>
         <w:bidi/>
-        <w:divId w:val="733744263"/>
+        <w:divId w:val="530337835"/>
         <w:rPr>
           <w:rFonts w:ascii="Segoe UI" w:hAnsi="Segoe UI" w:cs="Segoe UI"/>
           <w:color w:val="1C1C1C"/>
@@ -6852,7 +6852,7 @@
       <w:pPr>
         <w:pStyle w:val="3"/>
         <w:bidi/>
-        <w:divId w:val="733744263"/>
+        <w:divId w:val="530337835"/>
         <w:rPr>
           <w:rFonts w:ascii="Segoe UI" w:eastAsia="Times New Roman" w:hAnsi="Segoe UI" w:cs="Segoe UI"/>
           <w:rtl/>
@@ -6968,7 +6968,7 @@
       <w:pPr>
         <w:pStyle w:val="a7"/>
         <w:bidi/>
-        <w:divId w:val="733744263"/>
+        <w:divId w:val="530337835"/>
         <w:rPr>
           <w:rFonts w:ascii="Segoe UI" w:hAnsi="Segoe UI" w:cs="Segoe UI"/>
           <w:color w:val="1C1C1C"/>
@@ -7179,7 +7179,7 @@
       <w:pPr>
         <w:pStyle w:val="a7"/>
         <w:bidi/>
-        <w:divId w:val="733744263"/>
+        <w:divId w:val="530337835"/>
         <w:rPr>
           <w:rFonts w:ascii="Segoe UI" w:hAnsi="Segoe UI" w:cs="Segoe UI"/>
           <w:color w:val="1C1C1C"/>
@@ -7453,7 +7453,7 @@
       <w:pPr>
         <w:pStyle w:val="a7"/>
         <w:bidi/>
-        <w:divId w:val="733744263"/>
+        <w:divId w:val="530337835"/>
         <w:rPr>
           <w:rFonts w:ascii="Segoe UI" w:hAnsi="Segoe UI" w:cs="Segoe UI"/>
           <w:color w:val="1C1C1C"/>
@@ -7592,7 +7592,7 @@
       <w:pPr>
         <w:pStyle w:val="3"/>
         <w:bidi/>
-        <w:divId w:val="733744263"/>
+        <w:divId w:val="530337835"/>
         <w:rPr>
           <w:rFonts w:ascii="Segoe UI" w:eastAsia="Times New Roman" w:hAnsi="Segoe UI" w:cs="Segoe UI"/>
           <w:rtl/>
@@ -7628,7 +7628,7 @@
       <w:pPr>
         <w:pStyle w:val="a7"/>
         <w:bidi/>
-        <w:divId w:val="733744263"/>
+        <w:divId w:val="530337835"/>
         <w:rPr>
           <w:rFonts w:ascii="Segoe UI" w:hAnsi="Segoe UI" w:cs="Segoe UI"/>
           <w:color w:val="1C1C1C"/>
@@ -7965,7 +7965,7 @@
       <w:pPr>
         <w:pStyle w:val="a7"/>
         <w:bidi/>
-        <w:divId w:val="733744263"/>
+        <w:divId w:val="530337835"/>
         <w:rPr>
           <w:rFonts w:ascii="Segoe UI" w:hAnsi="Segoe UI" w:cs="Segoe UI"/>
           <w:color w:val="1C1C1C"/>
@@ -8106,41 +8106,23 @@
           <w:rtl/>
           <w:lang/>
         </w:rPr>
-        <w:t>شهادتا</w:t>
-      </w:r>
-      <w:r>
-        <w:rPr>
-          <w:rFonts w:ascii="Segoe UI" w:hAnsi="Segoe UI" w:cs="Segoe UI" w:hint="cs"/>
-          <w:color w:val="1C1C1C"/>
-          <w:rtl/>
-          <w:lang/>
-        </w:rPr>
-        <w:t xml:space="preserve"> CE </w:t>
-      </w:r>
-      <w:r>
-        <w:rPr>
-          <w:rFonts w:ascii="Tahoma" w:hAnsi="Tahoma" w:cs="Tahoma" w:hint="cs"/>
-          <w:color w:val="1C1C1C"/>
-          <w:rtl/>
-          <w:lang/>
-        </w:rPr>
-        <w:t>و</w:t>
-      </w:r>
-      <w:r>
-        <w:rPr>
-          <w:rFonts w:ascii="Segoe UI" w:hAnsi="Segoe UI" w:cs="Segoe UI" w:hint="cs"/>
-          <w:color w:val="1C1C1C"/>
-          <w:rtl/>
-          <w:lang/>
-        </w:rPr>
-        <w:t>UKCA.</w:t>
+        <w:t>شهادة</w:t>
+      </w:r>
+      <w:r>
+        <w:rPr>
+          <w:rFonts w:ascii="Segoe UI" w:hAnsi="Segoe UI" w:cs="Segoe UI" w:hint="cs"/>
+          <w:color w:val="1C1C1C"/>
+          <w:rtl/>
+          <w:lang/>
+        </w:rPr>
+        <w:t xml:space="preserve"> CE.</w:t>
       </w:r>
     </w:p>
     <w:p>
       <w:pPr>
         <w:pStyle w:val="note"/>
         <w:bidi/>
-        <w:divId w:val="733744263"/>
+        <w:divId w:val="530337835"/>
         <w:rPr>
           <w:rFonts w:ascii="Segoe UI" w:hAnsi="Segoe UI" w:cs="Segoe UI"/>
           <w:rtl/>
@@ -8218,7 +8200,7 @@
       <w:pPr>
         <w:pStyle w:val="a7"/>
         <w:bidi/>
-        <w:divId w:val="733744263"/>
+        <w:divId w:val="530337835"/>
         <w:rPr>
           <w:rFonts w:ascii="Segoe UI" w:hAnsi="Segoe UI" w:cs="Segoe UI"/>
           <w:color w:val="1C1C1C"/>
@@ -8341,7 +8323,16 @@
           <w:rtl/>
           <w:lang/>
         </w:rPr>
-        <w:t>مباشرة</w:t>
+        <w:t>مب</w:t>
+      </w:r>
+      <w:r>
+        <w:rPr>
+          <w:rFonts w:ascii="Tahoma" w:hAnsi="Tahoma" w:cs="Tahoma" w:hint="cs"/>
+          <w:color w:val="1C1C1C"/>
+          <w:rtl/>
+          <w:lang/>
+        </w:rPr>
+        <w:t>اشرة</w:t>
       </w:r>
       <w:r>
         <w:rPr>
@@ -8519,7 +8510,7 @@
       <w:pPr>
         <w:pStyle w:val="a7"/>
         <w:bidi/>
-        <w:divId w:val="733744263"/>
+        <w:divId w:val="530337835"/>
         <w:rPr>
           <w:rFonts w:ascii="Segoe UI" w:hAnsi="Segoe UI" w:cs="Segoe UI"/>
           <w:color w:val="1C1C1C"/>
@@ -8541,7 +8532,7 @@
       <w:pPr>
         <w:pStyle w:val="note"/>
         <w:bidi/>
-        <w:divId w:val="733744263"/>
+        <w:divId w:val="530337835"/>
         <w:rPr>
           <w:rFonts w:ascii="Segoe UI" w:hAnsi="Segoe UI" w:cs="Segoe UI"/>
           <w:rtl/>
@@ -8564,7 +8555,7 @@
       <w:pPr>
         <w:pStyle w:val="note"/>
         <w:bidi/>
-        <w:divId w:val="733744263"/>
+        <w:divId w:val="530337835"/>
         <w:rPr>
           <w:rFonts w:ascii="Segoe UI" w:hAnsi="Segoe UI" w:cs="Segoe UI"/>
           <w:rtl/>
@@ -8664,7 +8655,7 @@
       <w:pPr>
         <w:pStyle w:val="a7"/>
         <w:bidi/>
-        <w:divId w:val="733744263"/>
+        <w:divId w:val="530337835"/>
         <w:rPr>
           <w:rFonts w:ascii="Segoe UI" w:hAnsi="Segoe UI" w:cs="Segoe UI"/>
           <w:color w:val="1C1C1C"/>
@@ -8953,7 +8944,7 @@
       </w:r>
       <w:r>
         <w:rPr>
-          <w:rFonts w:ascii="Segoe UI" w:hAnsi="Segoe UI" w:cs="Segoe UI"/>
+          <w:rFonts w:ascii="Segoe UI" w:hAnsi="Segoe UI" w:cs="Segoe UI" w:hint="cs"/>
           <w:color w:val="1C1C1C"/>
           <w:rtl/>
           <w:lang/>
@@ -9109,7 +9100,7 @@
       <w:pPr>
         <w:pStyle w:val="a7"/>
         <w:bidi/>
-        <w:divId w:val="733744263"/>
+        <w:divId w:val="530337835"/>
         <w:rPr>
           <w:rFonts w:ascii="Segoe UI" w:hAnsi="Segoe UI" w:cs="Segoe UI"/>
           <w:color w:val="1C1C1C"/>
@@ -9556,6 +9547,24 @@
           <w:rtl/>
           <w:lang/>
         </w:rPr>
+        <w:t>الخطوة</w:t>
+      </w:r>
+      <w:r>
+        <w:rPr>
+          <w:rFonts w:ascii="Segoe UI" w:hAnsi="Segoe UI" w:cs="Segoe UI" w:hint="cs"/>
+          <w:color w:val="1C1C1C"/>
+          <w:rtl/>
+          <w:lang/>
+        </w:rPr>
+        <w:t xml:space="preserve"> </w:t>
+      </w:r>
+      <w:r>
+        <w:rPr>
+          <w:rFonts w:ascii="Tahoma" w:hAnsi="Tahoma" w:cs="Tahoma" w:hint="cs"/>
+          <w:color w:val="1C1C1C"/>
+          <w:rtl/>
+          <w:lang/>
+        </w:rPr>
         <w:t>ال</w:t>
       </w:r>
       <w:r>
@@ -9565,25 +9574,7 @@
           <w:rtl/>
           <w:lang/>
         </w:rPr>
-        <w:t>خطوة</w:t>
-      </w:r>
-      <w:r>
-        <w:rPr>
-          <w:rFonts w:ascii="Segoe UI" w:hAnsi="Segoe UI" w:cs="Segoe UI" w:hint="cs"/>
-          <w:color w:val="1C1C1C"/>
-          <w:rtl/>
-          <w:lang/>
-        </w:rPr>
-        <w:t xml:space="preserve"> </w:t>
-      </w:r>
-      <w:r>
-        <w:rPr>
-          <w:rFonts w:ascii="Tahoma" w:hAnsi="Tahoma" w:cs="Tahoma" w:hint="cs"/>
-          <w:color w:val="1C1C1C"/>
-          <w:rtl/>
-          <w:lang/>
-        </w:rPr>
-        <w:t>الافتراضية</w:t>
+        <w:t>افتراضية</w:t>
       </w:r>
       <w:r>
         <w:rPr>
@@ -10015,41 +10006,23 @@
           <w:rtl/>
           <w:lang/>
         </w:rPr>
-        <w:t>شهادتا</w:t>
-      </w:r>
-      <w:r>
-        <w:rPr>
-          <w:rFonts w:ascii="Segoe UI" w:hAnsi="Segoe UI" w:cs="Segoe UI" w:hint="cs"/>
-          <w:color w:val="1C1C1C"/>
-          <w:rtl/>
-          <w:lang/>
-        </w:rPr>
-        <w:t xml:space="preserve"> CE </w:t>
-      </w:r>
-      <w:r>
-        <w:rPr>
-          <w:rFonts w:ascii="Tahoma" w:hAnsi="Tahoma" w:cs="Tahoma" w:hint="cs"/>
-          <w:color w:val="1C1C1C"/>
-          <w:rtl/>
-          <w:lang/>
-        </w:rPr>
-        <w:t>و</w:t>
-      </w:r>
-      <w:r>
-        <w:rPr>
-          <w:rFonts w:ascii="Segoe UI" w:hAnsi="Segoe UI" w:cs="Segoe UI" w:hint="cs"/>
-          <w:color w:val="1C1C1C"/>
-          <w:rtl/>
-          <w:lang/>
-        </w:rPr>
-        <w:t>UKCA.</w:t>
+        <w:t>شهادة</w:t>
+      </w:r>
+      <w:r>
+        <w:rPr>
+          <w:rFonts w:ascii="Segoe UI" w:hAnsi="Segoe UI" w:cs="Segoe UI" w:hint="cs"/>
+          <w:color w:val="1C1C1C"/>
+          <w:rtl/>
+          <w:lang/>
+        </w:rPr>
+        <w:t xml:space="preserve"> CE.</w:t>
       </w:r>
     </w:p>
     <w:p>
       <w:pPr>
         <w:pStyle w:val="a7"/>
         <w:bidi/>
-        <w:divId w:val="733744263"/>
+        <w:divId w:val="530337835"/>
         <w:rPr>
           <w:rFonts w:ascii="Segoe UI" w:hAnsi="Segoe UI" w:cs="Segoe UI"/>
           <w:color w:val="1C1C1C"/>
@@ -10208,16 +10181,7 @@
           <w:rtl/>
           <w:lang/>
         </w:rPr>
-        <w:t>الض</w:t>
-      </w:r>
-      <w:r>
-        <w:rPr>
-          <w:rFonts w:ascii="Tahoma" w:hAnsi="Tahoma" w:cs="Tahoma" w:hint="cs"/>
-          <w:color w:val="1C1C1C"/>
-          <w:rtl/>
-          <w:lang/>
-        </w:rPr>
-        <w:t>مان</w:t>
+        <w:t>الضمان</w:t>
       </w:r>
       <w:r>
         <w:rPr>
@@ -10253,7 +10217,16 @@
           <w:rtl/>
           <w:lang/>
         </w:rPr>
-        <w:t>يوفّرهما</w:t>
+        <w:t>يو</w:t>
+      </w:r>
+      <w:r>
+        <w:rPr>
+          <w:rFonts w:ascii="Tahoma" w:hAnsi="Tahoma" w:cs="Tahoma" w:hint="cs"/>
+          <w:color w:val="1C1C1C"/>
+          <w:rtl/>
+          <w:lang/>
+        </w:rPr>
+        <w:t>فّرهما</w:t>
       </w:r>
       <w:r>
         <w:rPr>
@@ -10287,7 +10260,7 @@
       <w:pPr>
         <w:pStyle w:val="note"/>
         <w:bidi/>
-        <w:divId w:val="733744263"/>
+        <w:divId w:val="530337835"/>
         <w:rPr>
           <w:rFonts w:ascii="Segoe UI" w:hAnsi="Segoe UI" w:cs="Segoe UI"/>
           <w:rtl/>
@@ -10409,7 +10382,7 @@
       <w:pPr>
         <w:pStyle w:val="note"/>
         <w:bidi/>
-        <w:divId w:val="733744263"/>
+        <w:divId w:val="530337835"/>
         <w:rPr>
           <w:rFonts w:ascii="Segoe UI" w:hAnsi="Segoe UI" w:cs="Segoe UI"/>
           <w:rtl/>
@@ -10736,7 +10709,7 @@
     <w:uiPriority w:val="9"/>
     <w:qFormat/>
     <w:pPr>
-      <w:spacing w:after="34"/>
+      <w:spacing w:after="48"/>
       <w:outlineLvl w:val="0"/>
     </w:pPr>
     <w:rPr>
@@ -10755,7 +10728,7 @@
     <w:uiPriority w:val="9"/>
     <w:qFormat/>
     <w:pPr>
-      <w:spacing w:after="155"/>
+      <w:spacing w:after="216"/>
       <w:outlineLvl w:val="1"/>
     </w:pPr>
     <w:rPr>
@@ -10774,9 +10747,9 @@
     <w:qFormat/>
     <w:pPr>
       <w:pBdr>
-        <w:top w:val="single" w:sz="4" w:space="6" w:color="E6E6E6"/>
+        <w:top w:val="single" w:sz="4" w:space="8" w:color="E6E6E6"/>
       </w:pBdr>
-      <w:spacing w:before="190" w:after="52"/>
+      <w:spacing w:before="264" w:after="72"/>
       <w:outlineLvl w:val="2"/>
     </w:pPr>
     <w:rPr>
@@ -10916,14 +10889,14 @@
     <w:semiHidden/>
     <w:unhideWhenUsed/>
     <w:pPr>
-      <w:spacing w:after="86"/>
+      <w:spacing w:after="120"/>
     </w:pPr>
   </w:style>
   <w:style w:type="paragraph" w:customStyle="1" w:styleId="note">
     <w:name w:val="note"/>
     <w:basedOn w:val="a"/>
     <w:pPr>
-      <w:spacing w:after="86"/>
+      <w:spacing w:after="120"/>
     </w:pPr>
     <w:rPr>
       <w:i/>
@@ -10937,7 +10910,7 @@
     <w:name w:val="url"/>
     <w:basedOn w:val="a"/>
     <w:pPr>
-      <w:spacing w:after="86"/>
+      <w:spacing w:after="120"/>
     </w:pPr>
     <w:rPr>
       <w:b/>

--- a/ar/catalogue.docx
+++ b/ar/catalogue.docx
@@ -6,7 +6,7 @@
       <w:pPr>
         <w:pStyle w:val="note"/>
         <w:bidi/>
-        <w:divId w:val="530337835"/>
+        <w:divId w:val="685323372"/>
         <w:rPr>
           <w:rFonts w:ascii="Segoe UI" w:hAnsi="Segoe UI" w:cs="Segoe UI"/>
           <w:lang/>
@@ -545,7 +545,7 @@
       <w:pPr>
         <w:pStyle w:val="note"/>
         <w:bidi/>
-        <w:divId w:val="530337835"/>
+        <w:divId w:val="685323372"/>
         <w:rPr>
           <w:rFonts w:ascii="Segoe UI" w:hAnsi="Segoe UI" w:cs="Segoe UI"/>
           <w:rtl/>
@@ -832,7 +832,7 @@
       <w:pPr>
         <w:pStyle w:val="1"/>
         <w:bidi/>
-        <w:divId w:val="530337835"/>
+        <w:divId w:val="685323372"/>
         <w:rPr>
           <w:rFonts w:ascii="Segoe UI" w:eastAsia="Times New Roman" w:hAnsi="Segoe UI" w:cs="Segoe UI"/>
           <w:rtl/>
@@ -1004,7 +1004,7 @@
       <w:pPr>
         <w:pStyle w:val="2"/>
         <w:bidi/>
-        <w:divId w:val="530337835"/>
+        <w:divId w:val="685323372"/>
         <w:rPr>
           <w:rFonts w:ascii="Segoe UI" w:eastAsia="Times New Roman" w:hAnsi="Segoe UI" w:cs="Segoe UI"/>
           <w:rtl/>
@@ -1088,7 +1088,7 @@
       <w:pPr>
         <w:pStyle w:val="note"/>
         <w:bidi/>
-        <w:divId w:val="530337835"/>
+        <w:divId w:val="685323372"/>
         <w:rPr>
           <w:rFonts w:ascii="Segoe UI" w:hAnsi="Segoe UI" w:cs="Segoe UI"/>
           <w:rtl/>
@@ -1155,7 +1155,7 @@
       <w:pPr>
         <w:pStyle w:val="a7"/>
         <w:bidi/>
-        <w:divId w:val="530337835"/>
+        <w:divId w:val="685323372"/>
         <w:rPr>
           <w:rFonts w:ascii="Segoe UI" w:hAnsi="Segoe UI" w:cs="Segoe UI"/>
           <w:color w:val="1C1C1C"/>
@@ -1321,7 +1321,7 @@
       <w:pPr>
         <w:pStyle w:val="a7"/>
         <w:bidi/>
-        <w:divId w:val="530337835"/>
+        <w:divId w:val="685323372"/>
         <w:rPr>
           <w:rFonts w:ascii="Segoe UI" w:hAnsi="Segoe UI" w:cs="Segoe UI"/>
           <w:color w:val="1C1C1C"/>
@@ -1748,7 +1748,7 @@
       <w:pPr>
         <w:pStyle w:val="3"/>
         <w:bidi/>
-        <w:divId w:val="530337835"/>
+        <w:divId w:val="685323372"/>
         <w:rPr>
           <w:rFonts w:ascii="Segoe UI" w:eastAsia="Times New Roman" w:hAnsi="Segoe UI" w:cs="Segoe UI"/>
           <w:rtl/>
@@ -1832,7 +1832,7 @@
       <w:pPr>
         <w:pStyle w:val="a7"/>
         <w:bidi/>
-        <w:divId w:val="530337835"/>
+        <w:divId w:val="685323372"/>
         <w:rPr>
           <w:rFonts w:ascii="Segoe UI" w:hAnsi="Segoe UI" w:cs="Segoe UI"/>
           <w:color w:val="1C1C1C"/>
@@ -2466,7 +2466,7 @@
       <w:pPr>
         <w:pStyle w:val="3"/>
         <w:bidi/>
-        <w:divId w:val="530337835"/>
+        <w:divId w:val="685323372"/>
         <w:rPr>
           <w:rFonts w:ascii="Segoe UI" w:eastAsia="Times New Roman" w:hAnsi="Segoe UI" w:cs="Segoe UI"/>
           <w:rtl/>
@@ -2566,7 +2566,7 @@
       <w:pPr>
         <w:pStyle w:val="a7"/>
         <w:bidi/>
-        <w:divId w:val="530337835"/>
+        <w:divId w:val="685323372"/>
         <w:rPr>
           <w:rFonts w:ascii="Segoe UI" w:hAnsi="Segoe UI" w:cs="Segoe UI"/>
           <w:color w:val="1C1C1C"/>
@@ -3218,7 +3218,7 @@
       <w:pPr>
         <w:pStyle w:val="3"/>
         <w:bidi/>
-        <w:divId w:val="530337835"/>
+        <w:divId w:val="685323372"/>
         <w:rPr>
           <w:rFonts w:ascii="Segoe UI" w:eastAsia="Times New Roman" w:hAnsi="Segoe UI" w:cs="Segoe UI"/>
           <w:rtl/>
@@ -3286,7 +3286,7 @@
       <w:pPr>
         <w:pStyle w:val="a7"/>
         <w:bidi/>
-        <w:divId w:val="530337835"/>
+        <w:divId w:val="685323372"/>
         <w:rPr>
           <w:rFonts w:ascii="Segoe UI" w:hAnsi="Segoe UI" w:cs="Segoe UI"/>
           <w:color w:val="1C1C1C"/>
@@ -3875,7 +3875,7 @@
       <w:pPr>
         <w:pStyle w:val="note"/>
         <w:bidi/>
-        <w:divId w:val="530337835"/>
+        <w:divId w:val="685323372"/>
         <w:rPr>
           <w:rFonts w:ascii="Segoe UI" w:hAnsi="Segoe UI" w:cs="Segoe UI"/>
           <w:rtl/>
@@ -4008,7 +4008,7 @@
       <w:pPr>
         <w:pStyle w:val="3"/>
         <w:bidi/>
-        <w:divId w:val="530337835"/>
+        <w:divId w:val="685323372"/>
         <w:rPr>
           <w:rFonts w:ascii="Segoe UI" w:eastAsia="Times New Roman" w:hAnsi="Segoe UI" w:cs="Segoe UI"/>
           <w:rtl/>
@@ -4092,7 +4092,7 @@
       <w:pPr>
         <w:pStyle w:val="a7"/>
         <w:bidi/>
-        <w:divId w:val="530337835"/>
+        <w:divId w:val="685323372"/>
         <w:rPr>
           <w:rFonts w:ascii="Segoe UI" w:hAnsi="Segoe UI" w:cs="Segoe UI"/>
           <w:color w:val="1C1C1C"/>
@@ -5059,7 +5059,7 @@
       <w:pPr>
         <w:pStyle w:val="3"/>
         <w:bidi/>
-        <w:divId w:val="530337835"/>
+        <w:divId w:val="685323372"/>
         <w:rPr>
           <w:rFonts w:ascii="Segoe UI" w:eastAsia="Times New Roman" w:hAnsi="Segoe UI" w:cs="Segoe UI"/>
           <w:rtl/>
@@ -5127,7 +5127,7 @@
       <w:pPr>
         <w:pStyle w:val="a7"/>
         <w:bidi/>
-        <w:divId w:val="530337835"/>
+        <w:divId w:val="685323372"/>
         <w:rPr>
           <w:rFonts w:ascii="Segoe UI" w:hAnsi="Segoe UI" w:cs="Segoe UI"/>
           <w:color w:val="1C1C1C"/>
@@ -5878,7 +5878,7 @@
       <w:pPr>
         <w:pStyle w:val="3"/>
         <w:bidi/>
-        <w:divId w:val="530337835"/>
+        <w:divId w:val="685323372"/>
         <w:rPr>
           <w:rFonts w:ascii="Segoe UI" w:eastAsia="Times New Roman" w:hAnsi="Segoe UI" w:cs="Segoe UI"/>
           <w:rtl/>
@@ -5930,7 +5930,7 @@
       <w:pPr>
         <w:pStyle w:val="a7"/>
         <w:bidi/>
-        <w:divId w:val="530337835"/>
+        <w:divId w:val="685323372"/>
         <w:rPr>
           <w:rFonts w:ascii="Segoe UI" w:hAnsi="Segoe UI" w:cs="Segoe UI"/>
           <w:color w:val="1C1C1C"/>
@@ -6852,7 +6852,7 @@
       <w:pPr>
         <w:pStyle w:val="3"/>
         <w:bidi/>
-        <w:divId w:val="530337835"/>
+        <w:divId w:val="685323372"/>
         <w:rPr>
           <w:rFonts w:ascii="Segoe UI" w:eastAsia="Times New Roman" w:hAnsi="Segoe UI" w:cs="Segoe UI"/>
           <w:rtl/>
@@ -6968,7 +6968,7 @@
       <w:pPr>
         <w:pStyle w:val="a7"/>
         <w:bidi/>
-        <w:divId w:val="530337835"/>
+        <w:divId w:val="685323372"/>
         <w:rPr>
           <w:rFonts w:ascii="Segoe UI" w:hAnsi="Segoe UI" w:cs="Segoe UI"/>
           <w:color w:val="1C1C1C"/>
@@ -7179,7 +7179,7 @@
       <w:pPr>
         <w:pStyle w:val="a7"/>
         <w:bidi/>
-        <w:divId w:val="530337835"/>
+        <w:divId w:val="685323372"/>
         <w:rPr>
           <w:rFonts w:ascii="Segoe UI" w:hAnsi="Segoe UI" w:cs="Segoe UI"/>
           <w:color w:val="1C1C1C"/>
@@ -7453,7 +7453,7 @@
       <w:pPr>
         <w:pStyle w:val="a7"/>
         <w:bidi/>
-        <w:divId w:val="530337835"/>
+        <w:divId w:val="685323372"/>
         <w:rPr>
           <w:rFonts w:ascii="Segoe UI" w:hAnsi="Segoe UI" w:cs="Segoe UI"/>
           <w:color w:val="1C1C1C"/>
@@ -7592,7 +7592,7 @@
       <w:pPr>
         <w:pStyle w:val="3"/>
         <w:bidi/>
-        <w:divId w:val="530337835"/>
+        <w:divId w:val="685323372"/>
         <w:rPr>
           <w:rFonts w:ascii="Segoe UI" w:eastAsia="Times New Roman" w:hAnsi="Segoe UI" w:cs="Segoe UI"/>
           <w:rtl/>
@@ -7628,7 +7628,7 @@
       <w:pPr>
         <w:pStyle w:val="a7"/>
         <w:bidi/>
-        <w:divId w:val="530337835"/>
+        <w:divId w:val="685323372"/>
         <w:rPr>
           <w:rFonts w:ascii="Segoe UI" w:hAnsi="Segoe UI" w:cs="Segoe UI"/>
           <w:color w:val="1C1C1C"/>
@@ -7965,7 +7965,7 @@
       <w:pPr>
         <w:pStyle w:val="a7"/>
         <w:bidi/>
-        <w:divId w:val="530337835"/>
+        <w:divId w:val="685323372"/>
         <w:rPr>
           <w:rFonts w:ascii="Segoe UI" w:hAnsi="Segoe UI" w:cs="Segoe UI"/>
           <w:color w:val="1C1C1C"/>
@@ -8016,7 +8016,7 @@
           <w:rtl/>
           <w:lang/>
         </w:rPr>
-        <w:t>صُنع</w:t>
+        <w:t>صُمّم</w:t>
       </w:r>
       <w:r>
         <w:rPr>
@@ -8052,43 +8052,7 @@
           <w:rtl/>
           <w:lang/>
         </w:rPr>
-        <w:t>فرنسا</w:t>
-      </w:r>
-      <w:r>
-        <w:rPr>
-          <w:rFonts w:ascii="Segoe UI" w:hAnsi="Segoe UI" w:cs="Segoe UI" w:hint="cs"/>
-          <w:color w:val="1C1C1C"/>
-          <w:rtl/>
-          <w:lang/>
-        </w:rPr>
-        <w:t xml:space="preserve"> (</w:t>
-      </w:r>
-      <w:r>
-        <w:rPr>
-          <w:rFonts w:ascii="Tahoma" w:hAnsi="Tahoma" w:cs="Tahoma" w:hint="cs"/>
-          <w:color w:val="1C1C1C"/>
-          <w:rtl/>
-          <w:lang/>
-        </w:rPr>
-        <w:t>كان</w:t>
-      </w:r>
-      <w:r>
-        <w:rPr>
-          <w:rFonts w:ascii="Segoe UI" w:hAnsi="Segoe UI" w:cs="Segoe UI" w:hint="cs"/>
-          <w:color w:val="1C1C1C"/>
-          <w:rtl/>
-          <w:lang/>
-        </w:rPr>
-        <w:t>)</w:t>
-      </w:r>
-      <w:r>
-        <w:rPr>
-          <w:rFonts w:ascii="Tahoma" w:hAnsi="Tahoma" w:cs="Tahoma" w:hint="cs"/>
-          <w:color w:val="1C1C1C"/>
-          <w:rtl/>
-          <w:lang/>
-        </w:rPr>
-        <w:t>،</w:t>
+        <w:t>فرنسا،</w:t>
       </w:r>
       <w:r>
         <w:rPr>
@@ -8122,7 +8086,7 @@
       <w:pPr>
         <w:pStyle w:val="note"/>
         <w:bidi/>
-        <w:divId w:val="530337835"/>
+        <w:divId w:val="685323372"/>
         <w:rPr>
           <w:rFonts w:ascii="Segoe UI" w:hAnsi="Segoe UI" w:cs="Segoe UI"/>
           <w:rtl/>
@@ -8200,7 +8164,7 @@
       <w:pPr>
         <w:pStyle w:val="a7"/>
         <w:bidi/>
-        <w:divId w:val="530337835"/>
+        <w:divId w:val="685323372"/>
         <w:rPr>
           <w:rFonts w:ascii="Segoe UI" w:hAnsi="Segoe UI" w:cs="Segoe UI"/>
           <w:color w:val="1C1C1C"/>
@@ -8323,16 +8287,7 @@
           <w:rtl/>
           <w:lang/>
         </w:rPr>
-        <w:t>مب</w:t>
-      </w:r>
-      <w:r>
-        <w:rPr>
-          <w:rFonts w:ascii="Tahoma" w:hAnsi="Tahoma" w:cs="Tahoma" w:hint="cs"/>
-          <w:color w:val="1C1C1C"/>
-          <w:rtl/>
-          <w:lang/>
-        </w:rPr>
-        <w:t>اشرة</w:t>
+        <w:t>مباشرة</w:t>
       </w:r>
       <w:r>
         <w:rPr>
@@ -8510,7 +8465,7 @@
       <w:pPr>
         <w:pStyle w:val="a7"/>
         <w:bidi/>
-        <w:divId w:val="530337835"/>
+        <w:divId w:val="685323372"/>
         <w:rPr>
           <w:rFonts w:ascii="Segoe UI" w:hAnsi="Segoe UI" w:cs="Segoe UI"/>
           <w:color w:val="1C1C1C"/>
@@ -8532,7 +8487,7 @@
       <w:pPr>
         <w:pStyle w:val="note"/>
         <w:bidi/>
-        <w:divId w:val="530337835"/>
+        <w:divId w:val="685323372"/>
         <w:rPr>
           <w:rFonts w:ascii="Segoe UI" w:hAnsi="Segoe UI" w:cs="Segoe UI"/>
           <w:rtl/>
@@ -8555,7 +8510,7 @@
       <w:pPr>
         <w:pStyle w:val="note"/>
         <w:bidi/>
-        <w:divId w:val="530337835"/>
+        <w:divId w:val="685323372"/>
         <w:rPr>
           <w:rFonts w:ascii="Segoe UI" w:hAnsi="Segoe UI" w:cs="Segoe UI"/>
           <w:rtl/>
@@ -8655,7 +8610,7 @@
       <w:pPr>
         <w:pStyle w:val="a7"/>
         <w:bidi/>
-        <w:divId w:val="530337835"/>
+        <w:divId w:val="685323372"/>
         <w:rPr>
           <w:rFonts w:ascii="Segoe UI" w:hAnsi="Segoe UI" w:cs="Segoe UI"/>
           <w:color w:val="1C1C1C"/>
@@ -8958,7 +8913,16 @@
           <w:rtl/>
           <w:lang/>
         </w:rPr>
-        <w:t>والشاحن</w:t>
+        <w:t>والشا</w:t>
+      </w:r>
+      <w:r>
+        <w:rPr>
+          <w:rFonts w:ascii="Tahoma" w:hAnsi="Tahoma" w:cs="Tahoma" w:hint="cs"/>
+          <w:color w:val="1C1C1C"/>
+          <w:rtl/>
+          <w:lang/>
+        </w:rPr>
+        <w:t>حن</w:t>
       </w:r>
       <w:r>
         <w:rPr>
@@ -9100,7 +9064,7 @@
       <w:pPr>
         <w:pStyle w:val="a7"/>
         <w:bidi/>
-        <w:divId w:val="530337835"/>
+        <w:divId w:val="685323372"/>
         <w:rPr>
           <w:rFonts w:ascii="Segoe UI" w:hAnsi="Segoe UI" w:cs="Segoe UI"/>
           <w:color w:val="1C1C1C"/>
@@ -9565,16 +9529,16 @@
           <w:rtl/>
           <w:lang/>
         </w:rPr>
-        <w:t>ال</w:t>
-      </w:r>
-      <w:r>
-        <w:rPr>
-          <w:rFonts w:ascii="Tahoma" w:hAnsi="Tahoma" w:cs="Tahoma" w:hint="cs"/>
-          <w:color w:val="1C1C1C"/>
-          <w:rtl/>
-          <w:lang/>
-        </w:rPr>
-        <w:t>افتراضية</w:t>
+        <w:t>الافترا</w:t>
+      </w:r>
+      <w:r>
+        <w:rPr>
+          <w:rFonts w:ascii="Tahoma" w:hAnsi="Tahoma" w:cs="Tahoma" w:hint="cs"/>
+          <w:color w:val="1C1C1C"/>
+          <w:rtl/>
+          <w:lang/>
+        </w:rPr>
+        <w:t>ضية</w:t>
       </w:r>
       <w:r>
         <w:rPr>
@@ -9934,7 +9898,7 @@
           <w:rtl/>
           <w:lang/>
         </w:rPr>
-        <w:t>صُنع</w:t>
+        <w:t>صُمّم</w:t>
       </w:r>
       <w:r>
         <w:rPr>
@@ -9953,24 +9917,6 @@
           <w:lang/>
         </w:rPr>
         <w:t>في</w:t>
-      </w:r>
-      <w:r>
-        <w:rPr>
-          <w:rFonts w:ascii="Segoe UI" w:hAnsi="Segoe UI" w:cs="Segoe UI" w:hint="cs"/>
-          <w:color w:val="1C1C1C"/>
-          <w:rtl/>
-          <w:lang/>
-        </w:rPr>
-        <w:t xml:space="preserve"> </w:t>
-      </w:r>
-      <w:r>
-        <w:rPr>
-          <w:rFonts w:ascii="Tahoma" w:hAnsi="Tahoma" w:cs="Tahoma" w:hint="cs"/>
-          <w:color w:val="1C1C1C"/>
-          <w:rtl/>
-          <w:lang/>
-        </w:rPr>
-        <w:t>كان،</w:t>
       </w:r>
       <w:r>
         <w:rPr>
@@ -10022,7 +9968,7 @@
       <w:pPr>
         <w:pStyle w:val="a7"/>
         <w:bidi/>
-        <w:divId w:val="530337835"/>
+        <w:divId w:val="685323372"/>
         <w:rPr>
           <w:rFonts w:ascii="Segoe UI" w:hAnsi="Segoe UI" w:cs="Segoe UI"/>
           <w:color w:val="1C1C1C"/>
@@ -10217,34 +10163,34 @@
           <w:rtl/>
           <w:lang/>
         </w:rPr>
-        <w:t>يو</w:t>
-      </w:r>
-      <w:r>
-        <w:rPr>
-          <w:rFonts w:ascii="Tahoma" w:hAnsi="Tahoma" w:cs="Tahoma" w:hint="cs"/>
-          <w:color w:val="1C1C1C"/>
-          <w:rtl/>
-          <w:lang/>
-        </w:rPr>
-        <w:t>فّرهما</w:t>
-      </w:r>
-      <w:r>
-        <w:rPr>
-          <w:rFonts w:ascii="Segoe UI" w:hAnsi="Segoe UI" w:cs="Segoe UI" w:hint="cs"/>
-          <w:color w:val="1C1C1C"/>
-          <w:rtl/>
-          <w:lang/>
-        </w:rPr>
-        <w:t xml:space="preserve"> </w:t>
-      </w:r>
-      <w:r>
-        <w:rPr>
-          <w:rFonts w:ascii="Tahoma" w:hAnsi="Tahoma" w:cs="Tahoma" w:hint="cs"/>
-          <w:color w:val="1C1C1C"/>
-          <w:rtl/>
-          <w:lang/>
-        </w:rPr>
-        <w:t>الموزّع</w:t>
+        <w:t>يوفّرهما</w:t>
+      </w:r>
+      <w:r>
+        <w:rPr>
+          <w:rFonts w:ascii="Segoe UI" w:hAnsi="Segoe UI" w:cs="Segoe UI" w:hint="cs"/>
+          <w:color w:val="1C1C1C"/>
+          <w:rtl/>
+          <w:lang/>
+        </w:rPr>
+        <w:t xml:space="preserve"> </w:t>
+      </w:r>
+      <w:r>
+        <w:rPr>
+          <w:rFonts w:ascii="Tahoma" w:hAnsi="Tahoma" w:cs="Tahoma" w:hint="cs"/>
+          <w:color w:val="1C1C1C"/>
+          <w:rtl/>
+          <w:lang/>
+        </w:rPr>
+        <w:t>ال</w:t>
+      </w:r>
+      <w:r>
+        <w:rPr>
+          <w:rFonts w:ascii="Tahoma" w:hAnsi="Tahoma" w:cs="Tahoma" w:hint="cs"/>
+          <w:color w:val="1C1C1C"/>
+          <w:rtl/>
+          <w:lang/>
+        </w:rPr>
+        <w:t>موزّع</w:t>
       </w:r>
       <w:r>
         <w:rPr>
@@ -10260,7 +10206,7 @@
       <w:pPr>
         <w:pStyle w:val="note"/>
         <w:bidi/>
-        <w:divId w:val="530337835"/>
+        <w:divId w:val="685323372"/>
         <w:rPr>
           <w:rFonts w:ascii="Segoe UI" w:hAnsi="Segoe UI" w:cs="Segoe UI"/>
           <w:rtl/>
@@ -10382,7 +10328,7 @@
       <w:pPr>
         <w:pStyle w:val="note"/>
         <w:bidi/>
-        <w:divId w:val="530337835"/>
+        <w:divId w:val="685323372"/>
         <w:rPr>
           <w:rFonts w:ascii="Segoe UI" w:hAnsi="Segoe UI" w:cs="Segoe UI"/>
           <w:rtl/>

--- a/ar/catalogue.docx
+++ b/ar/catalogue.docx
@@ -6,7 +6,7 @@
       <w:pPr>
         <w:pStyle w:val="note"/>
         <w:bidi/>
-        <w:divId w:val="685323372"/>
+        <w:divId w:val="972368265"/>
         <w:rPr>
           <w:rFonts w:ascii="Segoe UI" w:hAnsi="Segoe UI" w:cs="Segoe UI"/>
           <w:lang/>
@@ -545,7 +545,7 @@
       <w:pPr>
         <w:pStyle w:val="note"/>
         <w:bidi/>
-        <w:divId w:val="685323372"/>
+        <w:divId w:val="972368265"/>
         <w:rPr>
           <w:rFonts w:ascii="Segoe UI" w:hAnsi="Segoe UI" w:cs="Segoe UI"/>
           <w:rtl/>
@@ -832,7 +832,7 @@
       <w:pPr>
         <w:pStyle w:val="1"/>
         <w:bidi/>
-        <w:divId w:val="685323372"/>
+        <w:divId w:val="972368265"/>
         <w:rPr>
           <w:rFonts w:ascii="Segoe UI" w:eastAsia="Times New Roman" w:hAnsi="Segoe UI" w:cs="Segoe UI"/>
           <w:rtl/>
@@ -1004,7 +1004,7 @@
       <w:pPr>
         <w:pStyle w:val="2"/>
         <w:bidi/>
-        <w:divId w:val="685323372"/>
+        <w:divId w:val="972368265"/>
         <w:rPr>
           <w:rFonts w:ascii="Segoe UI" w:eastAsia="Times New Roman" w:hAnsi="Segoe UI" w:cs="Segoe UI"/>
           <w:rtl/>
@@ -1088,7 +1088,7 @@
       <w:pPr>
         <w:pStyle w:val="note"/>
         <w:bidi/>
-        <w:divId w:val="685323372"/>
+        <w:divId w:val="972368265"/>
         <w:rPr>
           <w:rFonts w:ascii="Segoe UI" w:hAnsi="Segoe UI" w:cs="Segoe UI"/>
           <w:rtl/>
@@ -1155,7 +1155,7 @@
       <w:pPr>
         <w:pStyle w:val="a7"/>
         <w:bidi/>
-        <w:divId w:val="685323372"/>
+        <w:divId w:val="972368265"/>
         <w:rPr>
           <w:rFonts w:ascii="Segoe UI" w:hAnsi="Segoe UI" w:cs="Segoe UI"/>
           <w:color w:val="1C1C1C"/>
@@ -1321,7 +1321,7 @@
       <w:pPr>
         <w:pStyle w:val="a7"/>
         <w:bidi/>
-        <w:divId w:val="685323372"/>
+        <w:divId w:val="972368265"/>
         <w:rPr>
           <w:rFonts w:ascii="Segoe UI" w:hAnsi="Segoe UI" w:cs="Segoe UI"/>
           <w:color w:val="1C1C1C"/>
@@ -1748,7 +1748,7 @@
       <w:pPr>
         <w:pStyle w:val="3"/>
         <w:bidi/>
-        <w:divId w:val="685323372"/>
+        <w:divId w:val="972368265"/>
         <w:rPr>
           <w:rFonts w:ascii="Segoe UI" w:eastAsia="Times New Roman" w:hAnsi="Segoe UI" w:cs="Segoe UI"/>
           <w:rtl/>
@@ -1832,7 +1832,7 @@
       <w:pPr>
         <w:pStyle w:val="a7"/>
         <w:bidi/>
-        <w:divId w:val="685323372"/>
+        <w:divId w:val="972368265"/>
         <w:rPr>
           <w:rFonts w:ascii="Segoe UI" w:hAnsi="Segoe UI" w:cs="Segoe UI"/>
           <w:color w:val="1C1C1C"/>
@@ -2466,7 +2466,7 @@
       <w:pPr>
         <w:pStyle w:val="3"/>
         <w:bidi/>
-        <w:divId w:val="685323372"/>
+        <w:divId w:val="972368265"/>
         <w:rPr>
           <w:rFonts w:ascii="Segoe UI" w:eastAsia="Times New Roman" w:hAnsi="Segoe UI" w:cs="Segoe UI"/>
           <w:rtl/>
@@ -2566,7 +2566,7 @@
       <w:pPr>
         <w:pStyle w:val="a7"/>
         <w:bidi/>
-        <w:divId w:val="685323372"/>
+        <w:divId w:val="972368265"/>
         <w:rPr>
           <w:rFonts w:ascii="Segoe UI" w:hAnsi="Segoe UI" w:cs="Segoe UI"/>
           <w:color w:val="1C1C1C"/>
@@ -3218,7 +3218,7 @@
       <w:pPr>
         <w:pStyle w:val="3"/>
         <w:bidi/>
-        <w:divId w:val="685323372"/>
+        <w:divId w:val="972368265"/>
         <w:rPr>
           <w:rFonts w:ascii="Segoe UI" w:eastAsia="Times New Roman" w:hAnsi="Segoe UI" w:cs="Segoe UI"/>
           <w:rtl/>
@@ -3286,7 +3286,7 @@
       <w:pPr>
         <w:pStyle w:val="a7"/>
         <w:bidi/>
-        <w:divId w:val="685323372"/>
+        <w:divId w:val="972368265"/>
         <w:rPr>
           <w:rFonts w:ascii="Segoe UI" w:hAnsi="Segoe UI" w:cs="Segoe UI"/>
           <w:color w:val="1C1C1C"/>
@@ -3875,7 +3875,7 @@
       <w:pPr>
         <w:pStyle w:val="note"/>
         <w:bidi/>
-        <w:divId w:val="685323372"/>
+        <w:divId w:val="972368265"/>
         <w:rPr>
           <w:rFonts w:ascii="Segoe UI" w:hAnsi="Segoe UI" w:cs="Segoe UI"/>
           <w:rtl/>
@@ -4008,7 +4008,7 @@
       <w:pPr>
         <w:pStyle w:val="3"/>
         <w:bidi/>
-        <w:divId w:val="685323372"/>
+        <w:divId w:val="972368265"/>
         <w:rPr>
           <w:rFonts w:ascii="Segoe UI" w:eastAsia="Times New Roman" w:hAnsi="Segoe UI" w:cs="Segoe UI"/>
           <w:rtl/>
@@ -4092,7 +4092,7 @@
       <w:pPr>
         <w:pStyle w:val="a7"/>
         <w:bidi/>
-        <w:divId w:val="685323372"/>
+        <w:divId w:val="972368265"/>
         <w:rPr>
           <w:rFonts w:ascii="Segoe UI" w:hAnsi="Segoe UI" w:cs="Segoe UI"/>
           <w:color w:val="1C1C1C"/>
@@ -5059,7 +5059,7 @@
       <w:pPr>
         <w:pStyle w:val="3"/>
         <w:bidi/>
-        <w:divId w:val="685323372"/>
+        <w:divId w:val="972368265"/>
         <w:rPr>
           <w:rFonts w:ascii="Segoe UI" w:eastAsia="Times New Roman" w:hAnsi="Segoe UI" w:cs="Segoe UI"/>
           <w:rtl/>
@@ -5127,7 +5127,7 @@
       <w:pPr>
         <w:pStyle w:val="a7"/>
         <w:bidi/>
-        <w:divId w:val="685323372"/>
+        <w:divId w:val="972368265"/>
         <w:rPr>
           <w:rFonts w:ascii="Segoe UI" w:hAnsi="Segoe UI" w:cs="Segoe UI"/>
           <w:color w:val="1C1C1C"/>
@@ -5878,7 +5878,7 @@
       <w:pPr>
         <w:pStyle w:val="3"/>
         <w:bidi/>
-        <w:divId w:val="685323372"/>
+        <w:divId w:val="972368265"/>
         <w:rPr>
           <w:rFonts w:ascii="Segoe UI" w:eastAsia="Times New Roman" w:hAnsi="Segoe UI" w:cs="Segoe UI"/>
           <w:rtl/>
@@ -5930,7 +5930,7 @@
       <w:pPr>
         <w:pStyle w:val="a7"/>
         <w:bidi/>
-        <w:divId w:val="685323372"/>
+        <w:divId w:val="972368265"/>
         <w:rPr>
           <w:rFonts w:ascii="Segoe UI" w:hAnsi="Segoe UI" w:cs="Segoe UI"/>
           <w:color w:val="1C1C1C"/>
@@ -6852,7 +6852,7 @@
       <w:pPr>
         <w:pStyle w:val="3"/>
         <w:bidi/>
-        <w:divId w:val="685323372"/>
+        <w:divId w:val="972368265"/>
         <w:rPr>
           <w:rFonts w:ascii="Segoe UI" w:eastAsia="Times New Roman" w:hAnsi="Segoe UI" w:cs="Segoe UI"/>
           <w:rtl/>
@@ -6968,7 +6968,7 @@
       <w:pPr>
         <w:pStyle w:val="a7"/>
         <w:bidi/>
-        <w:divId w:val="685323372"/>
+        <w:divId w:val="972368265"/>
         <w:rPr>
           <w:rFonts w:ascii="Segoe UI" w:hAnsi="Segoe UI" w:cs="Segoe UI"/>
           <w:color w:val="1C1C1C"/>
@@ -7179,7 +7179,7 @@
       <w:pPr>
         <w:pStyle w:val="a7"/>
         <w:bidi/>
-        <w:divId w:val="685323372"/>
+        <w:divId w:val="972368265"/>
         <w:rPr>
           <w:rFonts w:ascii="Segoe UI" w:hAnsi="Segoe UI" w:cs="Segoe UI"/>
           <w:color w:val="1C1C1C"/>
@@ -7453,7 +7453,7 @@
       <w:pPr>
         <w:pStyle w:val="a7"/>
         <w:bidi/>
-        <w:divId w:val="685323372"/>
+        <w:divId w:val="972368265"/>
         <w:rPr>
           <w:rFonts w:ascii="Segoe UI" w:hAnsi="Segoe UI" w:cs="Segoe UI"/>
           <w:color w:val="1C1C1C"/>
@@ -7592,7 +7592,7 @@
       <w:pPr>
         <w:pStyle w:val="3"/>
         <w:bidi/>
-        <w:divId w:val="685323372"/>
+        <w:divId w:val="972368265"/>
         <w:rPr>
           <w:rFonts w:ascii="Segoe UI" w:eastAsia="Times New Roman" w:hAnsi="Segoe UI" w:cs="Segoe UI"/>
           <w:rtl/>
@@ -7628,7 +7628,7 @@
       <w:pPr>
         <w:pStyle w:val="a7"/>
         <w:bidi/>
-        <w:divId w:val="685323372"/>
+        <w:divId w:val="972368265"/>
         <w:rPr>
           <w:rFonts w:ascii="Segoe UI" w:hAnsi="Segoe UI" w:cs="Segoe UI"/>
           <w:color w:val="1C1C1C"/>
@@ -7965,7 +7965,7 @@
       <w:pPr>
         <w:pStyle w:val="a7"/>
         <w:bidi/>
-        <w:divId w:val="685323372"/>
+        <w:divId w:val="972368265"/>
         <w:rPr>
           <w:rFonts w:ascii="Segoe UI" w:hAnsi="Segoe UI" w:cs="Segoe UI"/>
           <w:color w:val="1C1C1C"/>
@@ -8086,7 +8086,7 @@
       <w:pPr>
         <w:pStyle w:val="note"/>
         <w:bidi/>
-        <w:divId w:val="685323372"/>
+        <w:divId w:val="972368265"/>
         <w:rPr>
           <w:rFonts w:ascii="Segoe UI" w:hAnsi="Segoe UI" w:cs="Segoe UI"/>
           <w:rtl/>
@@ -8164,7 +8164,7 @@
       <w:pPr>
         <w:pStyle w:val="a7"/>
         <w:bidi/>
-        <w:divId w:val="685323372"/>
+        <w:divId w:val="972368265"/>
         <w:rPr>
           <w:rFonts w:ascii="Segoe UI" w:hAnsi="Segoe UI" w:cs="Segoe UI"/>
           <w:color w:val="1C1C1C"/>
@@ -8465,7 +8465,7 @@
       <w:pPr>
         <w:pStyle w:val="a7"/>
         <w:bidi/>
-        <w:divId w:val="685323372"/>
+        <w:divId w:val="972368265"/>
         <w:rPr>
           <w:rFonts w:ascii="Segoe UI" w:hAnsi="Segoe UI" w:cs="Segoe UI"/>
           <w:color w:val="1C1C1C"/>
@@ -8487,7 +8487,7 @@
       <w:pPr>
         <w:pStyle w:val="note"/>
         <w:bidi/>
-        <w:divId w:val="685323372"/>
+        <w:divId w:val="972368265"/>
         <w:rPr>
           <w:rFonts w:ascii="Segoe UI" w:hAnsi="Segoe UI" w:cs="Segoe UI"/>
           <w:rtl/>
@@ -8510,7 +8510,7 @@
       <w:pPr>
         <w:pStyle w:val="note"/>
         <w:bidi/>
-        <w:divId w:val="685323372"/>
+        <w:divId w:val="972368265"/>
         <w:rPr>
           <w:rFonts w:ascii="Segoe UI" w:hAnsi="Segoe UI" w:cs="Segoe UI"/>
           <w:rtl/>
@@ -8610,7 +8610,7 @@
       <w:pPr>
         <w:pStyle w:val="a7"/>
         <w:bidi/>
-        <w:divId w:val="685323372"/>
+        <w:divId w:val="972368265"/>
         <w:rPr>
           <w:rFonts w:ascii="Segoe UI" w:hAnsi="Segoe UI" w:cs="Segoe UI"/>
           <w:color w:val="1C1C1C"/>
@@ -9064,7 +9064,7 @@
       <w:pPr>
         <w:pStyle w:val="a7"/>
         <w:bidi/>
-        <w:divId w:val="685323372"/>
+        <w:divId w:val="972368265"/>
         <w:rPr>
           <w:rFonts w:ascii="Segoe UI" w:hAnsi="Segoe UI" w:cs="Segoe UI"/>
           <w:color w:val="1C1C1C"/>
@@ -9322,7 +9322,7 @@
           <w:rtl/>
           <w:lang/>
         </w:rPr>
-        <w:t xml:space="preserve"> 220 </w:t>
+        <w:t xml:space="preserve"> 225 </w:t>
       </w:r>
       <w:r>
         <w:rPr>
@@ -9412,7 +9412,7 @@
           <w:rtl/>
           <w:lang/>
         </w:rPr>
-        <w:t xml:space="preserve"> 680 </w:t>
+        <w:t xml:space="preserve"> 760 </w:t>
       </w:r>
       <w:r>
         <w:rPr>
@@ -9466,7 +9466,205 @@
           <w:rtl/>
           <w:lang/>
         </w:rPr>
-        <w:t xml:space="preserve"> NFC. 11 </w:t>
+        <w:t xml:space="preserve"> NFC</w:t>
+      </w:r>
+      <w:r>
+        <w:rPr>
+          <w:rFonts w:ascii="Tahoma" w:hAnsi="Tahoma" w:cs="Tahoma" w:hint="cs"/>
+          <w:color w:val="1C1C1C"/>
+          <w:rtl/>
+          <w:lang/>
+        </w:rPr>
+        <w:t>،</w:t>
+      </w:r>
+      <w:r>
+        <w:rPr>
+          <w:rFonts w:ascii="Segoe UI" w:hAnsi="Segoe UI" w:cs="Segoe UI" w:hint="cs"/>
+          <w:color w:val="1C1C1C"/>
+          <w:rtl/>
+          <w:lang/>
+        </w:rPr>
+        <w:t xml:space="preserve"> </w:t>
+      </w:r>
+      <w:r>
+        <w:rPr>
+          <w:rFonts w:ascii="Tahoma" w:hAnsi="Tahoma" w:cs="Tahoma" w:hint="cs"/>
+          <w:color w:val="1C1C1C"/>
+          <w:rtl/>
+          <w:lang/>
+        </w:rPr>
+        <w:t>ووزن</w:t>
+      </w:r>
+      <w:r>
+        <w:rPr>
+          <w:rFonts w:ascii="Segoe UI" w:hAnsi="Segoe UI" w:cs="Segoe UI" w:hint="cs"/>
+          <w:color w:val="1C1C1C"/>
+          <w:rtl/>
+          <w:lang/>
+        </w:rPr>
+        <w:t xml:space="preserve"> </w:t>
+      </w:r>
+      <w:r>
+        <w:rPr>
+          <w:rFonts w:ascii="Tahoma" w:hAnsi="Tahoma" w:cs="Tahoma" w:hint="cs"/>
+          <w:color w:val="1C1C1C"/>
+          <w:rtl/>
+          <w:lang/>
+        </w:rPr>
+        <w:t>المجموعة</w:t>
+      </w:r>
+      <w:r>
+        <w:rPr>
+          <w:rFonts w:ascii="Segoe UI" w:hAnsi="Segoe UI" w:cs="Segoe UI" w:hint="cs"/>
+          <w:color w:val="1C1C1C"/>
+          <w:rtl/>
+          <w:lang/>
+        </w:rPr>
+        <w:t xml:space="preserve"> </w:t>
+      </w:r>
+      <w:r>
+        <w:rPr>
+          <w:rFonts w:ascii="Tahoma" w:hAnsi="Tahoma" w:cs="Tahoma" w:hint="cs"/>
+          <w:color w:val="1C1C1C"/>
+          <w:rtl/>
+          <w:lang/>
+        </w:rPr>
+        <w:t>كاملة</w:t>
+      </w:r>
+      <w:r>
+        <w:rPr>
+          <w:rFonts w:ascii="Segoe UI" w:hAnsi="Segoe UI" w:cs="Segoe UI" w:hint="cs"/>
+          <w:color w:val="1C1C1C"/>
+          <w:rtl/>
+          <w:lang/>
+        </w:rPr>
+        <w:t xml:space="preserve"> 150 </w:t>
+      </w:r>
+      <w:r>
+        <w:rPr>
+          <w:rFonts w:ascii="Tahoma" w:hAnsi="Tahoma" w:cs="Tahoma" w:hint="cs"/>
+          <w:color w:val="1C1C1C"/>
+          <w:rtl/>
+          <w:lang/>
+        </w:rPr>
+        <w:t>غ</w:t>
+      </w:r>
+      <w:r>
+        <w:rPr>
+          <w:rFonts w:ascii="Segoe UI" w:hAnsi="Segoe UI" w:cs="Segoe UI" w:hint="cs"/>
+          <w:color w:val="1C1C1C"/>
+          <w:rtl/>
+          <w:lang/>
+        </w:rPr>
+        <w:t xml:space="preserve">. </w:t>
+      </w:r>
+      <w:r>
+        <w:rPr>
+          <w:rFonts w:ascii="Tahoma" w:hAnsi="Tahoma" w:cs="Tahoma" w:hint="cs"/>
+          <w:color w:val="1C1C1C"/>
+          <w:rtl/>
+          <w:lang/>
+        </w:rPr>
+        <w:t>وزن</w:t>
+      </w:r>
+      <w:r>
+        <w:rPr>
+          <w:rFonts w:ascii="Segoe UI" w:hAnsi="Segoe UI" w:cs="Segoe UI"/>
+          <w:color w:val="1C1C1C"/>
+          <w:rtl/>
+          <w:lang/>
+        </w:rPr>
+        <w:t xml:space="preserve"> </w:t>
+      </w:r>
+      <w:r>
+        <w:rPr>
+          <w:rFonts w:ascii="Tahoma" w:hAnsi="Tahoma" w:cs="Tahoma" w:hint="cs"/>
+          <w:color w:val="1C1C1C"/>
+          <w:rtl/>
+          <w:lang/>
+        </w:rPr>
+        <w:t>الطقم</w:t>
+      </w:r>
+      <w:r>
+        <w:rPr>
+          <w:rFonts w:ascii="Segoe UI" w:hAnsi="Segoe UI" w:cs="Segoe UI" w:hint="cs"/>
+          <w:color w:val="1C1C1C"/>
+          <w:rtl/>
+          <w:lang/>
+        </w:rPr>
+        <w:t xml:space="preserve"> </w:t>
+      </w:r>
+      <w:r>
+        <w:rPr>
+          <w:rFonts w:ascii="Tahoma" w:hAnsi="Tahoma" w:cs="Tahoma" w:hint="cs"/>
+          <w:color w:val="1C1C1C"/>
+          <w:rtl/>
+          <w:lang/>
+        </w:rPr>
+        <w:t>في</w:t>
+      </w:r>
+      <w:r>
+        <w:rPr>
+          <w:rFonts w:ascii="Segoe UI" w:hAnsi="Segoe UI" w:cs="Segoe UI" w:hint="cs"/>
+          <w:color w:val="1C1C1C"/>
+          <w:rtl/>
+          <w:lang/>
+        </w:rPr>
+        <w:t xml:space="preserve"> </w:t>
+      </w:r>
+      <w:r>
+        <w:rPr>
+          <w:rFonts w:ascii="Tahoma" w:hAnsi="Tahoma" w:cs="Tahoma" w:hint="cs"/>
+          <w:color w:val="1C1C1C"/>
+          <w:rtl/>
+          <w:lang/>
+        </w:rPr>
+        <w:t>العلبة</w:t>
+      </w:r>
+      <w:r>
+        <w:rPr>
+          <w:rFonts w:ascii="Segoe UI" w:hAnsi="Segoe UI" w:cs="Segoe UI" w:hint="cs"/>
+          <w:color w:val="1C1C1C"/>
+          <w:rtl/>
+          <w:lang/>
+        </w:rPr>
+        <w:t xml:space="preserve"> </w:t>
+      </w:r>
+      <w:r>
+        <w:rPr>
+          <w:rFonts w:ascii="Tahoma" w:hAnsi="Tahoma" w:cs="Tahoma" w:hint="cs"/>
+          <w:color w:val="1C1C1C"/>
+          <w:rtl/>
+          <w:lang/>
+        </w:rPr>
+        <w:t>نحو</w:t>
+      </w:r>
+      <w:r>
+        <w:rPr>
+          <w:rFonts w:ascii="Segoe UI" w:hAnsi="Segoe UI" w:cs="Segoe UI" w:hint="cs"/>
+          <w:color w:val="1C1C1C"/>
+          <w:rtl/>
+          <w:lang/>
+        </w:rPr>
+        <w:t xml:space="preserve"> 1,9 </w:t>
+      </w:r>
+      <w:r>
+        <w:rPr>
+          <w:rFonts w:ascii="Tahoma" w:hAnsi="Tahoma" w:cs="Tahoma" w:hint="cs"/>
+          <w:color w:val="1C1C1C"/>
+          <w:rtl/>
+          <w:lang/>
+        </w:rPr>
+        <w:t>كغ</w:t>
+      </w:r>
+      <w:r>
+        <w:rPr>
+          <w:rFonts w:ascii="Segoe UI" w:hAnsi="Segoe UI" w:cs="Segoe UI" w:hint="cs"/>
+          <w:color w:val="1C1C1C"/>
+          <w:rtl/>
+          <w:lang/>
+        </w:rPr>
+        <w:t xml:space="preserve">. 11 </w:t>
       </w:r>
       <w:r>
         <w:rPr>
@@ -9529,16 +9727,7 @@
           <w:rtl/>
           <w:lang/>
         </w:rPr>
-        <w:t>الافترا</w:t>
-      </w:r>
-      <w:r>
-        <w:rPr>
-          <w:rFonts w:ascii="Tahoma" w:hAnsi="Tahoma" w:cs="Tahoma" w:hint="cs"/>
-          <w:color w:val="1C1C1C"/>
-          <w:rtl/>
-          <w:lang/>
-        </w:rPr>
-        <w:t>ضية</w:t>
+        <w:t>الافتراضية</w:t>
       </w:r>
       <w:r>
         <w:rPr>
@@ -9968,7 +10157,7 @@
       <w:pPr>
         <w:pStyle w:val="a7"/>
         <w:bidi/>
-        <w:divId w:val="685323372"/>
+        <w:divId w:val="972368265"/>
         <w:rPr>
           <w:rFonts w:ascii="Segoe UI" w:hAnsi="Segoe UI" w:cs="Segoe UI"/>
           <w:color w:val="1C1C1C"/>
@@ -10181,16 +10370,7 @@
           <w:rtl/>
           <w:lang/>
         </w:rPr>
-        <w:t>ال</w:t>
-      </w:r>
-      <w:r>
-        <w:rPr>
-          <w:rFonts w:ascii="Tahoma" w:hAnsi="Tahoma" w:cs="Tahoma" w:hint="cs"/>
-          <w:color w:val="1C1C1C"/>
-          <w:rtl/>
-          <w:lang/>
-        </w:rPr>
-        <w:t>موزّع</w:t>
+        <w:t>الموزّع</w:t>
       </w:r>
       <w:r>
         <w:rPr>
@@ -10206,7 +10386,7 @@
       <w:pPr>
         <w:pStyle w:val="note"/>
         <w:bidi/>
-        <w:divId w:val="685323372"/>
+        <w:divId w:val="972368265"/>
         <w:rPr>
           <w:rFonts w:ascii="Segoe UI" w:hAnsi="Segoe UI" w:cs="Segoe UI"/>
           <w:rtl/>
@@ -10328,7 +10508,7 @@
       <w:pPr>
         <w:pStyle w:val="note"/>
         <w:bidi/>
-        <w:divId w:val="685323372"/>
+        <w:divId w:val="972368265"/>
         <w:rPr>
           <w:rFonts w:ascii="Segoe UI" w:hAnsi="Segoe UI" w:cs="Segoe UI"/>
           <w:rtl/>
